--- a/assets/docs/lop2/Hoat dong trai nghiem - Lop 2.docx
+++ b/assets/docs/lop2/Hoat dong trai nghiem - Lop 2.docx
@@ -653,6 +653,19 @@
               <w:t>NLS-AT: Ảnh HS chỉ dùng trong lớp; chụp bạn phải hỏi bạn trước; không tự đăng ảnh lên mạng</w:t>
             </w:r>
           </w:p>
+          <w:p>
+            <w:pPr>
+              <w:spacing w:after="0"/>
+            </w:pPr>
+            <w:r>
+              <w:rPr>
+                <w:b w:val="0"/>
+                <w:i w:val="0"/>
+                <w:sz w:val="18"/>
+              </w:rPr>
+              <w:t>KNS: KN tự nhận thức: nhận ra điểm mạnh, điểm cần cố gắng của bản thân.</w:t>
+            </w:r>
+          </w:p>
         </w:tc>
         <w:tc>
           <w:tcPr>
@@ -794,6 +807,19 @@
               <w:t>NLS-AT: Ảnh chân dung chỉ chụp khi HS đồng ý, chiếu xong xoá; không tự đưa lên mạng.</w:t>
             </w:r>
           </w:p>
+          <w:p>
+            <w:pPr>
+              <w:spacing w:after="0"/>
+            </w:pPr>
+            <w:r>
+              <w:rPr>
+                <w:b w:val="0"/>
+                <w:i w:val="0"/>
+                <w:sz w:val="18"/>
+              </w:rPr>
+              <w:t>KNS: KN tự nhận thức: nhận ra điểm mạnh, điểm cần cố gắng của bản thân.</w:t>
+            </w:r>
+          </w:p>
         </w:tc>
         <w:tc>
           <w:tcPr>
@@ -935,6 +961,19 @@
               <w:t>NLS-AT: Trang lời khen chỉ ghi lời tốt; không nêu tên HS bị nhắc.</w:t>
             </w:r>
           </w:p>
+          <w:p>
+            <w:pPr>
+              <w:spacing w:after="0"/>
+            </w:pPr>
+            <w:r>
+              <w:rPr>
+                <w:b w:val="0"/>
+                <w:i w:val="0"/>
+                <w:sz w:val="18"/>
+              </w:rPr>
+              <w:t>KNS: KN tự nhận thức: nhận ra điểm mạnh, điểm cần cố gắng của bản thân.</w:t>
+            </w:r>
+          </w:p>
         </w:tc>
         <w:tc>
           <w:tcPr>
@@ -1821,6 +1860,19 @@
               <w:t>NLS-KT (Cơ bản 1): tìm hiểu nghề qua tư liệu số do cô chuẩn bị; ghi lại điều em học được.</w:t>
             </w:r>
           </w:p>
+          <w:p>
+            <w:pPr>
+              <w:spacing w:after="0"/>
+            </w:pPr>
+            <w:r>
+              <w:rPr>
+                <w:b w:val="0"/>
+                <w:i w:val="0"/>
+                <w:sz w:val="18"/>
+              </w:rPr>
+              <w:t>QPAN: Tổ chức tham quan di tích lịch sử, nhà truyền thống ở địa phương hoặc xem tư liệu thay thế; giáo dục biết ơn người có công với cách mạng; kính trọng cán bộ, chiến sĩ đang làm nhiệm vụ bảo vệ Tổ quốc.</w:t>
+            </w:r>
+          </w:p>
         </w:tc>
         <w:tc>
           <w:tcPr>
@@ -2738,6 +2790,19 @@
               <w:t>NLS-ST (Cơ bản 1): lớp trưởng tổng hợp kết quả thi đua vào bảng trên máy, chiếu cho cả lớp cùng xem.</w:t>
             </w:r>
           </w:p>
+          <w:p>
+            <w:pPr>
+              <w:spacing w:after="0"/>
+            </w:pPr>
+            <w:r>
+              <w:rPr>
+                <w:b w:val="0"/>
+                <w:i w:val="0"/>
+                <w:sz w:val="18"/>
+              </w:rPr>
+              <w:t>KNS: KN tự đánh giá và đánh giá bạn một cách khách quan, thiện chí.</w:t>
+            </w:r>
+          </w:p>
         </w:tc>
         <w:tc>
           <w:tcPr>
@@ -3080,6 +3145,7 @@
                 <w:i w:val="0"/>
                 <w:sz w:val="18"/>
               </w:rPr>
+              <w:t>KNS: KN tự đánh giá và đánh giá bạn một cách khách quan, thiện chí.</w:t>
             </w:r>
           </w:p>
         </w:tc>
@@ -3199,6 +3265,32 @@
               <w:t>NLS-GT (Cơ bản 1): giao tiếp, chia sẻ với bạn qua kênh số một cách văn minh, không trêu chọc nhau.</w:t>
             </w:r>
           </w:p>
+          <w:p>
+            <w:pPr>
+              <w:spacing w:after="0"/>
+            </w:pPr>
+            <w:r>
+              <w:rPr>
+                <w:b w:val="0"/>
+                <w:i w:val="0"/>
+                <w:sz w:val="18"/>
+              </w:rPr>
+              <w:t>STEM: Hoạt động trải nghiệm STEM học kì I: ngày hội/câu lạc bộ/dự án STEM cấp lớp hoặc khối — tối thiểu 01 lần mỗi học kì (CV 3132/SGD&amp;ĐT); HS trưng bày, giới thiệu sản phẩm từ các bài học STEM.</w:t>
+            </w:r>
+          </w:p>
+          <w:p>
+            <w:pPr>
+              <w:spacing w:after="0"/>
+            </w:pPr>
+            <w:r>
+              <w:rPr>
+                <w:b w:val="0"/>
+                <w:i w:val="0"/>
+                <w:sz w:val="18"/>
+              </w:rPr>
+              <w:t>KNS: KN giao tiếp – hợp tác: làm việc nhóm, chia sẻ và giải quyết bất đồng ôn hoà.</w:t>
+            </w:r>
+          </w:p>
         </w:tc>
         <w:tc>
           <w:tcPr>
@@ -3311,6 +3403,7 @@
                 <w:i w:val="0"/>
                 <w:sz w:val="18"/>
               </w:rPr>
+              <w:t>KNS: KN lập kế hoạch và quản lí chi tiêu, thời gian ở mức đơn giản.</w:t>
             </w:r>
           </w:p>
         </w:tc>
@@ -3425,6 +3518,7 @@
                 <w:i w:val="0"/>
                 <w:sz w:val="18"/>
               </w:rPr>
+              <w:t>KNS: KN lập kế hoạch và quản lí chi tiêu, thời gian ở mức đơn giản.</w:t>
             </w:r>
           </w:p>
         </w:tc>
@@ -3770,6 +3864,7 @@
                 <w:i w:val="0"/>
                 <w:sz w:val="18"/>
               </w:rPr>
+              <w:t>KNS: KN lao động tự phục vụ và bước đầu tìm hiểu nghề nghiệp.</w:t>
             </w:r>
           </w:p>
         </w:tc>
@@ -3886,6 +3981,7 @@
                 <w:i w:val="0"/>
                 <w:sz w:val="18"/>
               </w:rPr>
+              <w:t>KNS: KN tự đánh giá và đánh giá bạn một cách khách quan, thiện chí.</w:t>
             </w:r>
           </w:p>
         </w:tc>
@@ -4117,6 +4213,19 @@
               <w:t>NLS-ST (Cơ bản 1): lớp trưởng tổng hợp kết quả thi đua vào bảng trên máy, chiếu cho cả lớp cùng xem.</w:t>
             </w:r>
           </w:p>
+          <w:p>
+            <w:pPr>
+              <w:spacing w:after="0"/>
+            </w:pPr>
+            <w:r>
+              <w:rPr>
+                <w:b w:val="0"/>
+                <w:i w:val="0"/>
+                <w:sz w:val="18"/>
+              </w:rPr>
+              <w:t>KNS: KN tự đánh giá và đánh giá bạn một cách khách quan, thiện chí.</w:t>
+            </w:r>
+          </w:p>
         </w:tc>
         <w:tc>
           <w:tcPr>
@@ -4231,6 +4340,7 @@
                 <w:i w:val="0"/>
                 <w:sz w:val="18"/>
               </w:rPr>
+              <w:t>KNS: KN tự đánh giá và đánh giá bạn một cách khách quan, thiện chí.</w:t>
             </w:r>
           </w:p>
         </w:tc>
@@ -4459,6 +4569,7 @@
                 <w:i w:val="0"/>
                 <w:sz w:val="18"/>
               </w:rPr>
+              <w:t>KNS: KN lập kế hoạch và quản lí chi tiêu, thời gian ở mức đơn giản.</w:t>
             </w:r>
           </w:p>
         </w:tc>
@@ -4689,6 +4800,7 @@
                 <w:i w:val="0"/>
                 <w:sz w:val="18"/>
               </w:rPr>
+              <w:t>QPAN: Tổ chức hoạt động tìm hiểu, thăm hỏi, tri ân gia đình thương binh, liệt sĩ, đơn vị bộ đội, công an trên địa bàn; giới thiệu tinh thần đoàn kết toàn dân tộc và sự hi sinh của các chiến sĩ cách mạng.</w:t>
             </w:r>
           </w:p>
         </w:tc>
@@ -4803,6 +4915,7 @@
                 <w:i w:val="0"/>
                 <w:sz w:val="18"/>
               </w:rPr>
+              <w:t>KNS: KN tự đánh giá và đánh giá bạn một cách khách quan, thiện chí.</w:t>
             </w:r>
           </w:p>
         </w:tc>
@@ -4922,6 +5035,19 @@
               <w:t>NLS-AT (Cơ bản 1): ảnh và thông tin cá nhân của em chỉ chia sẻ khi bố mẹ, thầy cô cho phép.</w:t>
             </w:r>
           </w:p>
+          <w:p>
+            <w:pPr>
+              <w:spacing w:after="0"/>
+            </w:pPr>
+            <w:r>
+              <w:rPr>
+                <w:b w:val="0"/>
+                <w:i w:val="0"/>
+                <w:sz w:val="18"/>
+              </w:rPr>
+              <w:t>KNS: KN tự nhận thức: nhận ra điểm mạnh, điểm cần cố gắng của bản thân.</w:t>
+            </w:r>
+          </w:p>
         </w:tc>
         <w:tc>
           <w:tcPr>
@@ -5034,6 +5160,7 @@
                 <w:i w:val="0"/>
                 <w:sz w:val="18"/>
               </w:rPr>
+              <w:t>KNS: KN tự nhận thức: nhận ra điểm mạnh, điểm cần cố gắng của bản thân.</w:t>
             </w:r>
           </w:p>
         </w:tc>
@@ -5610,6 +5737,7 @@
                 <w:i w:val="0"/>
                 <w:sz w:val="18"/>
               </w:rPr>
+              <w:t>QPAN: Tổ chức hoạt động tìm hiểu, thăm hỏi, tri ân gia đình thương binh, liệt sĩ, đơn vị bộ đội, công an trên địa bàn; giới thiệu tinh thần đoàn kết toàn dân tộc và sự hi sinh của các chiến sĩ cách mạng.</w:t>
             </w:r>
           </w:p>
         </w:tc>
@@ -6298,6 +6426,7 @@
                 <w:i w:val="0"/>
                 <w:sz w:val="18"/>
               </w:rPr>
+              <w:t>QPAN: Tổ chức hoạt động tìm hiểu, thăm hỏi, tri ân gia đình thương binh, liệt sĩ, đơn vị bộ đội, công an trên địa bàn; giới thiệu tinh thần đoàn kết toàn dân tộc và sự hi sinh của các chiến sĩ cách mạng.</w:t>
             </w:r>
           </w:p>
         </w:tc>
@@ -6642,6 +6771,7 @@
                 <w:i w:val="0"/>
                 <w:sz w:val="18"/>
               </w:rPr>
+              <w:t>QPAN: Tổ chức hoạt động tìm hiểu, thăm hỏi, tri ân gia đình thương binh, liệt sĩ, đơn vị bộ đội, công an trên địa bàn; giới thiệu tinh thần đoàn kết toàn dân tộc và sự hi sinh của các chiến sĩ cách mạng.</w:t>
             </w:r>
           </w:p>
         </w:tc>
@@ -6871,6 +7001,19 @@
                 <w:sz w:val="18"/>
               </w:rPr>
               <w:t>NLS-ST (Cơ bản 1): lớp trưởng tổng hợp kết quả thi đua vào bảng trên máy, chiếu cho cả lớp cùng xem.</w:t>
+            </w:r>
+          </w:p>
+          <w:p>
+            <w:pPr>
+              <w:spacing w:after="0"/>
+            </w:pPr>
+            <w:r>
+              <w:rPr>
+                <w:b w:val="0"/>
+                <w:i w:val="0"/>
+                <w:sz w:val="18"/>
+              </w:rPr>
+              <w:t>KNS: KN tự đánh giá và đánh giá bạn một cách khách quan, thiện chí.</w:t>
             </w:r>
           </w:p>
         </w:tc>
@@ -7011,6 +7154,7 @@
                 <w:i w:val="0"/>
                 <w:sz w:val="18"/>
               </w:rPr>
+              <w:t>KNS: KN lao động tự phục vụ và bước đầu tìm hiểu nghề nghiệp.</w:t>
             </w:r>
           </w:p>
         </w:tc>
@@ -7239,6 +7383,7 @@
                 <w:i w:val="0"/>
                 <w:sz w:val="18"/>
               </w:rPr>
+              <w:t>KNS: KN tự đánh giá và đánh giá bạn một cách khách quan, thiện chí.</w:t>
             </w:r>
           </w:p>
         </w:tc>
@@ -7355,6 +7500,7 @@
                 <w:i w:val="0"/>
                 <w:sz w:val="18"/>
               </w:rPr>
+              <w:t>KNS: KN lao động tự phục vụ và bước đầu tìm hiểu nghề nghiệp.</w:t>
             </w:r>
           </w:p>
         </w:tc>
@@ -7586,6 +7732,19 @@
               <w:t>NLS-GT (Cơ bản 1): giao tiếp, chia sẻ với bạn qua kênh số một cách văn minh, không trêu chọc nhau.</w:t>
             </w:r>
           </w:p>
+          <w:p>
+            <w:pPr>
+              <w:spacing w:after="0"/>
+            </w:pPr>
+            <w:r>
+              <w:rPr>
+                <w:b w:val="0"/>
+                <w:i w:val="0"/>
+                <w:sz w:val="18"/>
+              </w:rPr>
+              <w:t>KNS: KN giao tiếp – hợp tác: làm việc nhóm, chia sẻ và giải quyết bất đồng ôn hoà.</w:t>
+            </w:r>
+          </w:p>
         </w:tc>
         <w:tc>
           <w:tcPr>
@@ -7700,6 +7859,7 @@
                 <w:i w:val="0"/>
                 <w:sz w:val="18"/>
               </w:rPr>
+              <w:t>KNS: KN tự nhận thức: nhận ra điểm mạnh, điểm cần cố gắng của bản thân.</w:t>
             </w:r>
           </w:p>
         </w:tc>
@@ -7817,6 +7977,19 @@
               <w:t>NLS-AT (Cơ bản 1): ảnh và thông tin cá nhân của em chỉ chia sẻ khi bố mẹ, thầy cô cho phép.</w:t>
             </w:r>
           </w:p>
+          <w:p>
+            <w:pPr>
+              <w:spacing w:after="0"/>
+            </w:pPr>
+            <w:r>
+              <w:rPr>
+                <w:b w:val="0"/>
+                <w:i w:val="0"/>
+                <w:sz w:val="18"/>
+              </w:rPr>
+              <w:t>KNS: KN tự nhận thức: nhận ra điểm mạnh, điểm cần cố gắng của bản thân.</w:t>
+            </w:r>
+          </w:p>
         </w:tc>
         <w:tc>
           <w:tcPr>
@@ -9079,6 +9252,20 @@
                 <w:i w:val="0"/>
                 <w:sz w:val="18"/>
               </w:rPr>
+              <w:t>QPAN: Tổ chức tham quan di tích lịch sử, nhà truyền thống ở địa phương hoặc xem tư liệu thay thế; giáo dục biết ơn người có công với cách mạng; kính trọng cán bộ, chiến sĩ đang làm nhiệm vụ bảo vệ Tổ quốc.</w:t>
+            </w:r>
+          </w:p>
+          <w:p>
+            <w:pPr>
+              <w:spacing w:after="0"/>
+            </w:pPr>
+            <w:r>
+              <w:rPr>
+                <w:b w:val="0"/>
+                <w:i w:val="0"/>
+                <w:sz w:val="18"/>
+              </w:rPr>
+              <w:t>KNS: KN giao tiếp – hợp tác: làm việc nhóm, chia sẻ và giải quyết bất đồng ôn hoà.</w:t>
             </w:r>
           </w:p>
         </w:tc>
@@ -9425,6 +9612,7 @@
                 <w:i w:val="0"/>
                 <w:sz w:val="18"/>
               </w:rPr>
+              <w:t>STEM: Hoạt động trải nghiệm STEM học kì II: ngày hội/câu lạc bộ/dự án STEM cấp lớp hoặc khối — tối thiểu 01 lần mỗi học kì (CV 3132/SGD&amp;ĐT); HS trưng bày, giới thiệu sản phẩm từ các bài học STEM.</w:t>
             </w:r>
           </w:p>
         </w:tc>
@@ -9770,6 +9958,7 @@
                 <w:i w:val="0"/>
                 <w:sz w:val="18"/>
               </w:rPr>
+              <w:t>KNS: KN giao tiếp – hợp tác: làm việc nhóm, chia sẻ và giải quyết bất đồng ôn hoà.</w:t>
             </w:r>
           </w:p>
         </w:tc>
@@ -9884,6 +10073,7 @@
                 <w:i w:val="0"/>
                 <w:sz w:val="18"/>
               </w:rPr>
+              <w:t>KNS: KN giao tiếp – hợp tác: làm việc nhóm, chia sẻ và giải quyết bất đồng ôn hoà.</w:t>
             </w:r>
           </w:p>
         </w:tc>
@@ -10114,6 +10304,7 @@
                 <w:i w:val="0"/>
                 <w:sz w:val="18"/>
               </w:rPr>
+              <w:t>QPAN: Tổ chức tham quan di tích lịch sử, nhà truyền thống ở địa phương hoặc xem tư liệu thay thế; giáo dục biết ơn người có công với cách mạng; kính trọng cán bộ, chiến sĩ đang làm nhiệm vụ bảo vệ Tổ quốc.</w:t>
             </w:r>
           </w:p>
         </w:tc>
@@ -10228,6 +10419,7 @@
                 <w:i w:val="0"/>
                 <w:sz w:val="18"/>
               </w:rPr>
+              <w:t>QPAN: Tổ chức tham quan di tích lịch sử, nhà truyền thống ở địa phương hoặc xem tư liệu thay thế; giáo dục biết ơn người có công với cách mạng; kính trọng cán bộ, chiến sĩ đang làm nhiệm vụ bảo vệ Tổ quốc.</w:t>
             </w:r>
           </w:p>
         </w:tc>
@@ -10345,6 +10537,19 @@
               <w:t>NLS-ST (Cơ bản 1): lớp trưởng tổng hợp kết quả thi đua vào bảng trên máy, chiếu cho cả lớp cùng xem.</w:t>
             </w:r>
           </w:p>
+          <w:p>
+            <w:pPr>
+              <w:spacing w:after="0"/>
+            </w:pPr>
+            <w:r>
+              <w:rPr>
+                <w:b w:val="0"/>
+                <w:i w:val="0"/>
+                <w:sz w:val="18"/>
+              </w:rPr>
+              <w:t>KNS: KN tự đánh giá và đánh giá bạn một cách khách quan, thiện chí.</w:t>
+            </w:r>
+          </w:p>
         </w:tc>
         <w:tc>
           <w:tcPr>
@@ -10459,6 +10664,7 @@
                 <w:i w:val="0"/>
                 <w:sz w:val="18"/>
               </w:rPr>
+              <w:t>QPAN: Tổ chức tham quan di tích lịch sử, nhà truyền thống ở địa phương hoặc xem tư liệu thay thế; giáo dục biết ơn người có công với cách mạng; kính trọng cán bộ, chiến sĩ đang làm nhiệm vụ bảo vệ Tổ quốc.</w:t>
             </w:r>
           </w:p>
         </w:tc>
@@ -10573,6 +10779,7 @@
                 <w:i w:val="0"/>
                 <w:sz w:val="18"/>
               </w:rPr>
+              <w:t>QPAN: Tổ chức tham quan di tích lịch sử, nhà truyền thống ở địa phương hoặc xem tư liệu thay thế; giáo dục biết ơn người có công với cách mạng; kính trọng cán bộ, chiến sĩ đang làm nhiệm vụ bảo vệ Tổ quốc.</w:t>
             </w:r>
           </w:p>
         </w:tc>
@@ -10687,6 +10894,20 @@
                 <w:i w:val="0"/>
                 <w:sz w:val="18"/>
               </w:rPr>
+              <w:t>QPAN: Tổ chức tham quan di tích lịch sử, nhà truyền thống ở địa phương hoặc xem tư liệu thay thế; giáo dục biết ơn người có công với cách mạng; kính trọng cán bộ, chiến sĩ đang làm nhiệm vụ bảo vệ Tổ quốc.</w:t>
+            </w:r>
+          </w:p>
+          <w:p>
+            <w:pPr>
+              <w:spacing w:after="0"/>
+            </w:pPr>
+            <w:r>
+              <w:rPr>
+                <w:b w:val="0"/>
+                <w:i w:val="0"/>
+                <w:sz w:val="18"/>
+              </w:rPr>
+              <w:t>KNS: KN tự đánh giá và đánh giá bạn một cách khách quan, thiện chí.</w:t>
             </w:r>
           </w:p>
         </w:tc>
@@ -10803,6 +11024,7 @@
                 <w:i w:val="0"/>
                 <w:sz w:val="18"/>
               </w:rPr>
+              <w:t>QPAN: Tổ chức tham quan di tích lịch sử, nhà truyền thống ở địa phương hoặc xem tư liệu thay thế; giáo dục biết ơn người có công với cách mạng; kính trọng cán bộ, chiến sĩ đang làm nhiệm vụ bảo vệ Tổ quốc.</w:t>
             </w:r>
           </w:p>
         </w:tc>
@@ -10917,6 +11139,7 @@
                 <w:i w:val="0"/>
                 <w:sz w:val="18"/>
               </w:rPr>
+              <w:t>QPAN: Tổ chức tham quan di tích lịch sử, nhà truyền thống ở địa phương hoặc xem tư liệu thay thế; giáo dục biết ơn người có công với cách mạng; kính trọng cán bộ, chiến sĩ đang làm nhiệm vụ bảo vệ Tổ quốc.</w:t>
             </w:r>
           </w:p>
         </w:tc>
@@ -11031,6 +11254,7 @@
                 <w:i w:val="0"/>
                 <w:sz w:val="18"/>
               </w:rPr>
+              <w:t>KNS: KN tự đánh giá và đánh giá bạn một cách khách quan, thiện chí.</w:t>
             </w:r>
           </w:p>
         </w:tc>
@@ -11147,6 +11371,20 @@
                 <w:i w:val="0"/>
                 <w:sz w:val="18"/>
               </w:rPr>
+              <w:t>QPAN: Tổ chức tham quan di tích lịch sử, nhà truyền thống ở địa phương hoặc xem tư liệu thay thế; giáo dục biết ơn người có công với cách mạng; kính trọng cán bộ, chiến sĩ đang làm nhiệm vụ bảo vệ Tổ quốc.</w:t>
+            </w:r>
+          </w:p>
+          <w:p>
+            <w:pPr>
+              <w:spacing w:after="0"/>
+            </w:pPr>
+            <w:r>
+              <w:rPr>
+                <w:b w:val="0"/>
+                <w:i w:val="0"/>
+                <w:sz w:val="18"/>
+              </w:rPr>
+              <w:t>KNS: KN tự đánh giá và đánh giá bạn một cách khách quan, thiện chí.</w:t>
             </w:r>
           </w:p>
         </w:tc>
@@ -11375,6 +11613,7 @@
                 <w:i w:val="0"/>
                 <w:sz w:val="18"/>
               </w:rPr>
+              <w:t>KNS: KN tự đánh giá và đánh giá bạn một cách khách quan, thiện chí.</w:t>
             </w:r>
           </w:p>
         </w:tc>
@@ -11494,6 +11733,19 @@
               <w:t>NLS-GT (Cơ bản 1): giao tiếp, chia sẻ với bạn qua kênh số một cách văn minh, không trêu chọc nhau.</w:t>
             </w:r>
           </w:p>
+          <w:p>
+            <w:pPr>
+              <w:spacing w:after="0"/>
+            </w:pPr>
+            <w:r>
+              <w:rPr>
+                <w:b w:val="0"/>
+                <w:i w:val="0"/>
+                <w:sz w:val="18"/>
+              </w:rPr>
+              <w:t>KNS: KN giao tiếp – hợp tác: làm việc nhóm, chia sẻ và giải quyết bất đồng ôn hoà.</w:t>
+            </w:r>
+          </w:p>
         </w:tc>
         <w:tc>
           <w:tcPr>
@@ -11609,6 +11861,19 @@
               <w:t>NLS-KT (Cơ bản 1): tìm hiểu nghề qua tư liệu số do cô chuẩn bị; ghi lại điều em học được.</w:t>
             </w:r>
           </w:p>
+          <w:p>
+            <w:pPr>
+              <w:spacing w:after="0"/>
+            </w:pPr>
+            <w:r>
+              <w:rPr>
+                <w:b w:val="0"/>
+                <w:i w:val="0"/>
+                <w:sz w:val="18"/>
+              </w:rPr>
+              <w:t>KNS: KN lao động tự phục vụ và bước đầu tìm hiểu nghề nghiệp.</w:t>
+            </w:r>
+          </w:p>
         </w:tc>
         <w:tc>
           <w:tcPr>
@@ -11721,6 +11986,7 @@
                 <w:i w:val="0"/>
                 <w:sz w:val="18"/>
               </w:rPr>
+              <w:t>KNS: KN lao động tự phục vụ và bước đầu tìm hiểu nghề nghiệp.</w:t>
             </w:r>
           </w:p>
         </w:tc>
@@ -11837,6 +12103,7 @@
                 <w:i w:val="0"/>
                 <w:sz w:val="18"/>
               </w:rPr>
+              <w:t>KNS: KN lao động tự phục vụ và bước đầu tìm hiểu nghề nghiệp.</w:t>
             </w:r>
           </w:p>
         </w:tc>
@@ -11951,6 +12218,7 @@
                 <w:i w:val="0"/>
                 <w:sz w:val="18"/>
               </w:rPr>
+              <w:t>KNS: KN lao động tự phục vụ và bước đầu tìm hiểu nghề nghiệp.</w:t>
             </w:r>
           </w:p>
         </w:tc>
@@ -12065,6 +12333,7 @@
                 <w:i w:val="0"/>
                 <w:sz w:val="18"/>
               </w:rPr>
+              <w:t>KNS: KN giao tiếp – hợp tác: làm việc nhóm, chia sẻ và giải quyết bất đồng ôn hoà.</w:t>
             </w:r>
           </w:p>
         </w:tc>
@@ -12181,6 +12450,7 @@
                 <w:i w:val="0"/>
                 <w:sz w:val="18"/>
               </w:rPr>
+              <w:t>KNS: KN lao động tự phục vụ và bước đầu tìm hiểu nghề nghiệp.</w:t>
             </w:r>
           </w:p>
         </w:tc>
@@ -12295,6 +12565,7 @@
                 <w:i w:val="0"/>
                 <w:sz w:val="18"/>
               </w:rPr>
+              <w:t>KNS: KN ứng phó với tình huống nguy hiểm và tìm kiếm sự trợ giúp.</w:t>
             </w:r>
           </w:p>
         </w:tc>
@@ -12409,6 +12680,7 @@
                 <w:i w:val="0"/>
                 <w:sz w:val="18"/>
               </w:rPr>
+              <w:t>KNS: KN ứng phó với tình huống nguy hiểm và tìm kiếm sự trợ giúp.</w:t>
             </w:r>
           </w:p>
         </w:tc>

--- a/assets/docs/lop2/Hoat dong trai nghiem - Lop 2.docx
+++ b/assets/docs/lop2/Hoat dong trai nghiem - Lop 2.docx
@@ -1513,6 +1513,20 @@
                 <w:i w:val="0"/>
                 <w:sz w:val="18"/>
               </w:rPr>
+              <w:t>NLS-KT (Cơ bản 1): Theo chủ điểm phát động phong trào “Khéo tay hay làm”, GV chuẩn bị ảnh chụp một số sản phẩm thủ công đẹp của HS trong trường và</w:t>
+            </w:r>
+          </w:p>
+          <w:p>
+            <w:pPr>
+              <w:spacing w:after="0"/>
+            </w:pPr>
+            <w:r>
+              <w:rPr>
+                <w:b w:val="0"/>
+                <w:i w:val="0"/>
+                <w:sz w:val="18"/>
+              </w:rPr>
+              <w:t>NLS-AT: Ảnh chỉ chụp sản phẩm, không chụp mặt bạn</w:t>
             </w:r>
           </w:p>
         </w:tc>
@@ -1627,6 +1641,33 @@
                 <w:i w:val="0"/>
                 <w:sz w:val="18"/>
               </w:rPr>
+              <w:t>NLS-KT (Cơ bản 1): Ở hoạt động thử tài khéo léo của chủ đề “Luyện tay cho khéo”</w:t>
+            </w:r>
+          </w:p>
+          <w:p>
+            <w:pPr>
+              <w:spacing w:after="0"/>
+            </w:pPr>
+            <w:r>
+              <w:rPr>
+                <w:b w:val="0"/>
+                <w:i w:val="0"/>
+                <w:sz w:val="18"/>
+              </w:rPr>
+              <w:t>NLS-ST (Cơ bản 1): Làm xong, GV chụp ảnh sản phẩm của từng nhóm và chiếu thành bộ sưu tập của lớp; mỗi nhóm nhìn sản phẩm của mình trên màn hình</w:t>
+            </w:r>
+          </w:p>
+          <w:p>
+            <w:pPr>
+              <w:spacing w:after="0"/>
+            </w:pPr>
+            <w:r>
+              <w:rPr>
+                <w:b w:val="0"/>
+                <w:i w:val="0"/>
+                <w:sz w:val="18"/>
+              </w:rPr>
+              <w:t>NLS-AT: Khi làm sản phẩm, HS dùng kéo mũi tròn, cắt hướng ra xa người</w:t>
             </w:r>
           </w:p>
         </w:tc>
@@ -1741,6 +1782,33 @@
                 <w:i w:val="0"/>
                 <w:sz w:val="18"/>
               </w:rPr>
+              <w:t>NLS-GT (Cơ bản 1): Trong tiết sơ kết tuần 3, GV chiếu bảng theo dõi thi đua của các tổ ngay trên màn hình và gõ thẳng nhận xét của tổ trưởng</w:t>
+            </w:r>
+          </w:p>
+          <w:p>
+            <w:pPr>
+              <w:spacing w:after="0"/>
+            </w:pPr>
+            <w:r>
+              <w:rPr>
+                <w:b w:val="0"/>
+                <w:i w:val="0"/>
+                <w:sz w:val="18"/>
+              </w:rPr>
+              <w:t>NLS-ST (Cơ bản 1): GV chiếu lại ảnh sản phẩm “Khéo tay hay làm” các em vừa làm ở tiết trước</w:t>
+            </w:r>
+          </w:p>
+          <w:p>
+            <w:pPr>
+              <w:spacing w:after="0"/>
+            </w:pPr>
+            <w:r>
+              <w:rPr>
+                <w:b w:val="0"/>
+                <w:i w:val="0"/>
+                <w:sz w:val="18"/>
+              </w:rPr>
+              <w:t>NLS-AT: Nhận xét bạn bằng lời nhẹ nhàng, không chê bai</w:t>
             </w:r>
           </w:p>
         </w:tc>

--- a/assets/docs/lop2/Hoat dong trai nghiem - Lop 2.docx
+++ b/assets/docs/lop2/Hoat dong trai nghiem - Lop 2.docx
@@ -624,45 +624,6 @@
                 <w:i w:val="0"/>
                 <w:sz w:val="18"/>
               </w:rPr>
-              <w:t>NLS-KT (Cơ bản 1): Sau nghi lễ chào cờ, khi sinh hoạt với lớp về chủ điểm “Tham gia lễ khai giảng năm học mới”</w:t>
-            </w:r>
-          </w:p>
-          <w:p>
-            <w:pPr>
-              <w:spacing w:after="0"/>
-            </w:pPr>
-            <w:r>
-              <w:rPr>
-                <w:b w:val="0"/>
-                <w:i w:val="0"/>
-                <w:sz w:val="18"/>
-              </w:rPr>
-              <w:t>NLS-ST (Cơ bản 1): Ở phần cam kết, GV gợi ý HS chọn một cách giới thiệu hình ảnh của em trong ngày khai giảng bằng phương tiện số đơn giản: nhờ</w:t>
-            </w:r>
-          </w:p>
-          <w:p>
-            <w:pPr>
-              <w:spacing w:after="0"/>
-            </w:pPr>
-            <w:r>
-              <w:rPr>
-                <w:b w:val="0"/>
-                <w:i w:val="0"/>
-                <w:sz w:val="18"/>
-              </w:rPr>
-              <w:t>NLS-AT: Ảnh HS chỉ dùng trong lớp; chụp bạn phải hỏi bạn trước; không tự đăng ảnh lên mạng</w:t>
-            </w:r>
-          </w:p>
-          <w:p>
-            <w:pPr>
-              <w:spacing w:after="0"/>
-            </w:pPr>
-            <w:r>
-              <w:rPr>
-                <w:b w:val="0"/>
-                <w:i w:val="0"/>
-                <w:sz w:val="18"/>
-              </w:rPr>
               <w:t>KNS: KN tự nhận thức: nhận ra điểm mạnh, điểm cần cố gắng của bản thân.</w:t>
             </w:r>
           </w:p>
@@ -778,7 +739,7 @@
                 <w:i w:val="0"/>
                 <w:sz w:val="18"/>
               </w:rPr>
-              <w:t>NLS-ST (Cơ bản 1): Sau trò chơi Máy ảnh thân thiện, GV chụp từng HS lúc tươi cười, chiếu bộ ảnh lớp; HS nói mình vui vẻ hay cau có</w:t>
+              <w:t>NLS-ST (Cơ bản 1): Sau trò chơi Máy ảnh thân thiện, GV dùng điện thoại chụp từng HS lúc tươi cười rồi chiếu bộ ảnh lớp lên màn hình cho bài “Hình</w:t>
             </w:r>
           </w:p>
           <w:p>
@@ -791,7 +752,7 @@
                 <w:i w:val="0"/>
                 <w:sz w:val="18"/>
               </w:rPr>
-              <w:t>NLS-GT (Cơ bản 1): GV chiếu vài kiểu ảnh đại diện, tên người dùng trên mạng; HS chọn giúp bạn ảnh đại diện thân thiện, nói vì sao</w:t>
+              <w:t>NLS-GT (Cơ bản 1): GV chiếu vài kiểu ảnh đại diện và tên người dùng trên mạng, hỏi HS ảnh nào trông thân thiện, ảnh nào cau có</w:t>
             </w:r>
           </w:p>
           <w:p>
@@ -804,7 +765,7 @@
                 <w:i w:val="0"/>
                 <w:sz w:val="18"/>
               </w:rPr>
-              <w:t>NLS-AT: Ảnh chân dung chỉ chụp khi HS đồng ý, chiếu xong xoá; không tự đưa lên mạng.</w:t>
+              <w:t>NLS-AT: Ảnh chân dung HS chỉ chụp khi các em đồng ý</w:t>
             </w:r>
           </w:p>
           <w:p>
@@ -932,45 +893,6 @@
                 <w:i w:val="0"/>
                 <w:sz w:val="18"/>
               </w:rPr>
-              <w:t>NLS-KT (Cơ bản 1): GV chiếu bảng sơ kết tuần 1, số hoa điểm tốt từng tổ, bấm nút đổi thành biểu đồ cột; HS nói tổ nào tiến bộ</w:t>
-            </w:r>
-          </w:p>
-          <w:p>
-            <w:pPr>
-              <w:spacing w:after="0"/>
-            </w:pPr>
-            <w:r>
-              <w:rPr>
-                <w:b w:val="0"/>
-                <w:i w:val="0"/>
-                <w:sz w:val="18"/>
-              </w:rPr>
-              <w:t>NLS-GT (Cơ bản 1): Chụp ảnh theo tổ: GV chụp từng tổ sau khi các bạn xin phép nhau, chiếu lên; HS nhắc quy tắc chia sẻ đúng phạm vi</w:t>
-            </w:r>
-          </w:p>
-          <w:p>
-            <w:pPr>
-              <w:spacing w:after="0"/>
-            </w:pPr>
-            <w:r>
-              <w:rPr>
-                <w:b w:val="0"/>
-                <w:i w:val="0"/>
-                <w:sz w:val="18"/>
-              </w:rPr>
-              <w:t>NLS-AT: Trang lời khen chỉ ghi lời tốt; không nêu tên HS bị nhắc.</w:t>
-            </w:r>
-          </w:p>
-          <w:p>
-            <w:pPr>
-              <w:spacing w:after="0"/>
-            </w:pPr>
-            <w:r>
-              <w:rPr>
-                <w:b w:val="0"/>
-                <w:i w:val="0"/>
-                <w:sz w:val="18"/>
-              </w:rPr>
               <w:t>KNS: KN tự nhận thức: nhận ra điểm mạnh, điểm cần cố gắng của bản thân.</w:t>
             </w:r>
           </w:p>
@@ -1088,33 +1010,6 @@
                 <w:i w:val="0"/>
                 <w:sz w:val="18"/>
               </w:rPr>
-              <w:t>NLS-KT (Cơ bản 1): Với chủ điểm “Xem trích đoạn hề chèo hoặc một tiết mục hài”, nếu sân trường không diễn trực tiếp</w:t>
-            </w:r>
-          </w:p>
-          <w:p>
-            <w:pPr>
-              <w:spacing w:after="0"/>
-            </w:pPr>
-            <w:r>
-              <w:rPr>
-                <w:b w:val="0"/>
-                <w:i w:val="0"/>
-                <w:sz w:val="18"/>
-              </w:rPr>
-              <w:t>NLS-GT (Cơ bản 1): Khi HS chia sẻ cảm xúc sau tiết mục, GV hướng dẫn cách nói lời khen bạn diễn, khen nghệ sĩ ngắn gọn, lịch sự</w:t>
-            </w:r>
-          </w:p>
-          <w:p>
-            <w:pPr>
-              <w:spacing w:after="0"/>
-            </w:pPr>
-            <w:r>
-              <w:rPr>
-                <w:b w:val="0"/>
-                <w:i w:val="0"/>
-                <w:sz w:val="18"/>
-              </w:rPr>
-              <w:t>NLS-AT: GV chọn trích đoạn phù hợp lứa tuổi, xem trước và tắt quảng cáo</w:t>
             </w:r>
           </w:p>
         </w:tc>
@@ -1229,7 +1124,7 @@
                 <w:i w:val="0"/>
                 <w:sz w:val="18"/>
               </w:rPr>
-              <w:t>NLS-ST (Cơ bản 1): GV quay trước nụ cười của HS bằng điện thoại, ghép thành clip mở khi khởi động; HS nhận ra bạn, nói cảm giác</w:t>
+              <w:t>NLS-ST (Cơ bản 1): GV dùng điện thoại quay trước những nụ cười của HS, ghép thành clip ngắn mở khi khởi động bài “Nụ cười thân thiện” cùng bài hát Nụ</w:t>
             </w:r>
           </w:p>
           <w:p>
@@ -1242,7 +1137,7 @@
                 <w:i w:val="0"/>
                 <w:sz w:val="18"/>
               </w:rPr>
-              <w:t>NLS-GT (Cơ bản 1): GV chiếu biểu tượng mặt cười, mặt buồn, hỏi HS chọn biểu tượng nào gửi lời chúc vui cho bạn bằng lời nhắn tử tế</w:t>
+              <w:t>NLS-GT (Cơ bản 1): GV chiếu lên màn hình mấy biểu tượng mặt cười, mặt buồn và hỏi HS chọn biểu tượng nào để gửi lời chúc vui cho bạn</w:t>
             </w:r>
           </w:p>
           <w:p>
@@ -1255,7 +1150,7 @@
                 <w:i w:val="0"/>
                 <w:sz w:val="18"/>
               </w:rPr>
-              <w:t>NLS-AT: Ảnh chân dung chỉ chụp khi HS đồng ý, chiếu xong xoá; không tự đưa lên mạng.</w:t>
+              <w:t>NLS-AT: Ảnh chân dung HS chỉ chụp khi các em đồng ý</w:t>
             </w:r>
           </w:p>
         </w:tc>
@@ -1370,33 +1265,6 @@
                 <w:i w:val="0"/>
                 <w:sz w:val="18"/>
               </w:rPr>
-              <w:t>NLS-KT (Cơ bản 1): GV chiếu bảng sơ kết tuần 2 dạng biểu đồ cột; chiếu ảnh nụ cười kèm nhãn cảm xúc máy gán để HS thấy máy có thể sai</w:t>
-            </w:r>
-          </w:p>
-          <w:p>
-            <w:pPr>
-              <w:spacing w:after="0"/>
-            </w:pPr>
-            <w:r>
-              <w:rPr>
-                <w:b w:val="0"/>
-                <w:i w:val="0"/>
-                <w:sz w:val="18"/>
-              </w:rPr>
-              <w:t>NLS-GT (Cơ bản 1): GV chụp sản phẩm “Em làm ra nụ cười thân thiện” chiếu lên; mỗi HS nói một lời khen bạn, GV gõ lên trang lời khen</w:t>
-            </w:r>
-          </w:p>
-          <w:p>
-            <w:pPr>
-              <w:spacing w:after="0"/>
-            </w:pPr>
-            <w:r>
-              <w:rPr>
-                <w:b w:val="0"/>
-                <w:i w:val="0"/>
-                <w:sz w:val="18"/>
-              </w:rPr>
-              <w:t>NLS-AT: Trang lời khen chỉ ghi lời tốt; không nêu tên HS bị nhắc.</w:t>
             </w:r>
           </w:p>
         </w:tc>
@@ -1513,20 +1381,6 @@
                 <w:i w:val="0"/>
                 <w:sz w:val="18"/>
               </w:rPr>
-              <w:t>NLS-KT (Cơ bản 1): Theo chủ điểm phát động phong trào “Khéo tay hay làm”, GV chuẩn bị ảnh chụp một số sản phẩm thủ công đẹp của HS trong trường và</w:t>
-            </w:r>
-          </w:p>
-          <w:p>
-            <w:pPr>
-              <w:spacing w:after="0"/>
-            </w:pPr>
-            <w:r>
-              <w:rPr>
-                <w:b w:val="0"/>
-                <w:i w:val="0"/>
-                <w:sz w:val="18"/>
-              </w:rPr>
-              <w:t>NLS-AT: Ảnh chỉ chụp sản phẩm, không chụp mặt bạn</w:t>
             </w:r>
           </w:p>
         </w:tc>
@@ -1782,33 +1636,6 @@
                 <w:i w:val="0"/>
                 <w:sz w:val="18"/>
               </w:rPr>
-              <w:t>NLS-GT (Cơ bản 1): Trong tiết sơ kết tuần 3, GV chiếu bảng theo dõi thi đua của các tổ ngay trên màn hình và gõ thẳng nhận xét của tổ trưởng</w:t>
-            </w:r>
-          </w:p>
-          <w:p>
-            <w:pPr>
-              <w:spacing w:after="0"/>
-            </w:pPr>
-            <w:r>
-              <w:rPr>
-                <w:b w:val="0"/>
-                <w:i w:val="0"/>
-                <w:sz w:val="18"/>
-              </w:rPr>
-              <w:t>NLS-ST (Cơ bản 1): GV chiếu lại ảnh sản phẩm “Khéo tay hay làm” các em vừa làm ở tiết trước</w:t>
-            </w:r>
-          </w:p>
-          <w:p>
-            <w:pPr>
-              <w:spacing w:after="0"/>
-            </w:pPr>
-            <w:r>
-              <w:rPr>
-                <w:b w:val="0"/>
-                <w:i w:val="0"/>
-                <w:sz w:val="18"/>
-              </w:rPr>
-              <w:t>NLS-AT: Nhận xét bạn bằng lời nhẹ nhàng, không chê bai</w:t>
             </w:r>
           </w:p>
         </w:tc>
@@ -1925,19 +1752,6 @@
                 <w:i w:val="0"/>
                 <w:sz w:val="18"/>
               </w:rPr>
-              <w:t>NLS-KT (Cơ bản 1): tìm hiểu nghề qua tư liệu số do cô chuẩn bị; ghi lại điều em học được.</w:t>
-            </w:r>
-          </w:p>
-          <w:p>
-            <w:pPr>
-              <w:spacing w:after="0"/>
-            </w:pPr>
-            <w:r>
-              <w:rPr>
-                <w:b w:val="0"/>
-                <w:i w:val="0"/>
-                <w:sz w:val="18"/>
-              </w:rPr>
               <w:t>QPAN: Tổ chức tham quan di tích lịch sử, nhà truyền thống ở địa phương hoặc xem tư liệu thay thế; giáo dục biết ơn người có công với cách mạng; kính trọng cán bộ, chiến sĩ đang làm nhiệm vụ bảo vệ Tổ quốc.</w:t>
             </w:r>
           </w:p>
@@ -2053,6 +1867,33 @@
                 <w:i w:val="0"/>
                 <w:sz w:val="18"/>
               </w:rPr>
+              <w:t>NLS-KT (Cơ bản 1): GV chiếu đoạn phim quay cận cảnh và chiếu chậm các bước làm sản phẩm thủ công của chủ đề (gấp, đan, làm mặt nạ</w:t>
+            </w:r>
+          </w:p>
+          <w:p>
+            <w:pPr>
+              <w:spacing w:after="0"/>
+            </w:pPr>
+            <w:r>
+              <w:rPr>
+                <w:b w:val="0"/>
+                <w:i w:val="0"/>
+                <w:sz w:val="18"/>
+              </w:rPr>
+              <w:t>NLS-KT (Cơ bản 1): GV chiếu bộ ảnh về một làng nghề thủ công của địa phương và chỉ vị trí làng nghề đó trên bản đồ số</w:t>
+            </w:r>
+          </w:p>
+          <w:p>
+            <w:pPr>
+              <w:spacing w:after="0"/>
+            </w:pPr>
+            <w:r>
+              <w:rPr>
+                <w:b w:val="0"/>
+                <w:i w:val="0"/>
+                <w:sz w:val="18"/>
+              </w:rPr>
+              <w:t>NLS-AT: GV nhắc HS: xem phim hướng dẫn làm đồ thủ công trên mạng phải có người lớn ở</w:t>
             </w:r>
           </w:p>
         </w:tc>
@@ -2397,6 +2238,33 @@
                 <w:i w:val="0"/>
                 <w:sz w:val="18"/>
               </w:rPr>
+              <w:t>NLS-KT (Cơ bản 1): GV chiếu đoạn phim quay cận cảnh và chiếu chậm các bước làm sản phẩm thủ công của chủ đề (gấp, đan, làm mặt nạ</w:t>
+            </w:r>
+          </w:p>
+          <w:p>
+            <w:pPr>
+              <w:spacing w:after="0"/>
+            </w:pPr>
+            <w:r>
+              <w:rPr>
+                <w:b w:val="0"/>
+                <w:i w:val="0"/>
+                <w:sz w:val="18"/>
+              </w:rPr>
+              <w:t>NLS-KT (Cơ bản 1): GV chiếu bộ ảnh về một làng nghề thủ công của địa phương và chỉ vị trí làng nghề đó trên bản đồ số</w:t>
+            </w:r>
+          </w:p>
+          <w:p>
+            <w:pPr>
+              <w:spacing w:after="0"/>
+            </w:pPr>
+            <w:r>
+              <w:rPr>
+                <w:b w:val="0"/>
+                <w:i w:val="0"/>
+                <w:sz w:val="18"/>
+              </w:rPr>
+              <w:t>NLS-AT: GV nhắc HS: xem phim hướng dẫn làm đồ thủ công trên mạng phải có người lớn ở</w:t>
             </w:r>
           </w:p>
         </w:tc>
@@ -2741,6 +2609,33 @@
                 <w:i w:val="0"/>
                 <w:sz w:val="18"/>
               </w:rPr>
+              <w:t>NLS-ST (Cơ bản 1): GV hướng dẫn HS nhờ bố mẹ chụp giúp ảnh góc học tập ở nhà trước và sau khi tự sắp xếp lại rồi gửi tới GV</w:t>
+            </w:r>
+          </w:p>
+          <w:p>
+            <w:pPr>
+              <w:spacing w:after="0"/>
+            </w:pPr>
+            <w:r>
+              <w:rPr>
+                <w:b w:val="0"/>
+                <w:i w:val="0"/>
+                <w:sz w:val="18"/>
+              </w:rPr>
+              <w:t>NLS-GQVĐ (Cơ bản 1): Ở chủ đề quý trọng đồng tiền, GV chiếu bảng ghi chép tiền dựng sẵn trên máy; HS nêu các khoản đã tiêu</w:t>
+            </w:r>
+          </w:p>
+          <w:p>
+            <w:pPr>
+              <w:spacing w:after="0"/>
+            </w:pPr>
+            <w:r>
+              <w:rPr>
+                <w:b w:val="0"/>
+                <w:i w:val="0"/>
+                <w:sz w:val="18"/>
+              </w:rPr>
+              <w:t>NLS-AT: Ảnh góc học tập là ảnh trong nhà: GV nhắc chỉ chụp bàn học</w:t>
             </w:r>
           </w:p>
         </w:tc>
@@ -2855,19 +2750,6 @@
                 <w:i w:val="0"/>
                 <w:sz w:val="18"/>
               </w:rPr>
-              <w:t>NLS-ST (Cơ bản 1): lớp trưởng tổng hợp kết quả thi đua vào bảng trên máy, chiếu cho cả lớp cùng xem.</w:t>
-            </w:r>
-          </w:p>
-          <w:p>
-            <w:pPr>
-              <w:spacing w:after="0"/>
-            </w:pPr>
-            <w:r>
-              <w:rPr>
-                <w:b w:val="0"/>
-                <w:i w:val="0"/>
-                <w:sz w:val="18"/>
-              </w:rPr>
               <w:t>KNS: KN tự đánh giá và đánh giá bạn một cách khách quan, thiện chí.</w:t>
             </w:r>
           </w:p>
@@ -3099,6 +2981,33 @@
                 <w:i w:val="0"/>
                 <w:sz w:val="18"/>
               </w:rPr>
+              <w:t>NLS-ST (Cơ bản 1): GV hướng dẫn HS nhờ bố mẹ chụp giúp ảnh góc học tập ở nhà trước và sau khi tự sắp xếp lại rồi gửi tới GV</w:t>
+            </w:r>
+          </w:p>
+          <w:p>
+            <w:pPr>
+              <w:spacing w:after="0"/>
+            </w:pPr>
+            <w:r>
+              <w:rPr>
+                <w:b w:val="0"/>
+                <w:i w:val="0"/>
+                <w:sz w:val="18"/>
+              </w:rPr>
+              <w:t>NLS-GQVĐ (Cơ bản 1): Ở chủ đề quý trọng đồng tiền, GV chiếu bảng ghi chép tiền dựng sẵn trên máy; HS nêu các khoản đã tiêu</w:t>
+            </w:r>
+          </w:p>
+          <w:p>
+            <w:pPr>
+              <w:spacing w:after="0"/>
+            </w:pPr>
+            <w:r>
+              <w:rPr>
+                <w:b w:val="0"/>
+                <w:i w:val="0"/>
+                <w:sz w:val="18"/>
+              </w:rPr>
+              <w:t>NLS-AT: Ảnh góc học tập là ảnh trong nhà: GV nhắc chỉ chụp bàn học</w:t>
             </w:r>
           </w:p>
         </w:tc>
@@ -3330,19 +3239,6 @@
                 <w:i w:val="0"/>
                 <w:sz w:val="18"/>
               </w:rPr>
-              <w:t>NLS-GT (Cơ bản 1): giao tiếp, chia sẻ với bạn qua kênh số một cách văn minh, không trêu chọc nhau.</w:t>
-            </w:r>
-          </w:p>
-          <w:p>
-            <w:pPr>
-              <w:spacing w:after="0"/>
-            </w:pPr>
-            <w:r>
-              <w:rPr>
-                <w:b w:val="0"/>
-                <w:i w:val="0"/>
-                <w:sz w:val="18"/>
-              </w:rPr>
               <w:t>STEM: Hoạt động trải nghiệm STEM học kì I: ngày hội/câu lạc bộ/dự án STEM cấp lớp hoặc khối — tối thiểu 01 lần mỗi học kì (CV 3132/SGD&amp;ĐT); HS trưng bày, giới thiệu sản phẩm từ các bài học STEM.</w:t>
             </w:r>
           </w:p>
@@ -3471,6 +3367,45 @@
                 <w:i w:val="0"/>
                 <w:sz w:val="18"/>
               </w:rPr>
+              <w:t>NLS-ST (Cơ bản 1): GV hướng dẫn HS nhờ bố mẹ chụp giúp ảnh góc học tập ở nhà trước và sau khi tự sắp xếp lại rồi gửi tới GV</w:t>
+            </w:r>
+          </w:p>
+          <w:p>
+            <w:pPr>
+              <w:spacing w:after="0"/>
+            </w:pPr>
+            <w:r>
+              <w:rPr>
+                <w:b w:val="0"/>
+                <w:i w:val="0"/>
+                <w:sz w:val="18"/>
+              </w:rPr>
+              <w:t>NLS-GQVĐ (Cơ bản 1): Ở chủ đề quý trọng đồng tiền, GV chiếu bảng ghi chép tiền dựng sẵn trên máy; HS nêu các khoản đã tiêu</w:t>
+            </w:r>
+          </w:p>
+          <w:p>
+            <w:pPr>
+              <w:spacing w:after="0"/>
+            </w:pPr>
+            <w:r>
+              <w:rPr>
+                <w:b w:val="0"/>
+                <w:i w:val="0"/>
+                <w:sz w:val="18"/>
+              </w:rPr>
+              <w:t>NLS-AT: Ảnh góc học tập là ảnh trong nhà: GV nhắc chỉ chụp bàn học</w:t>
+            </w:r>
+          </w:p>
+          <w:p>
+            <w:pPr>
+              <w:spacing w:after="0"/>
+            </w:pPr>
+            <w:r>
+              <w:rPr>
+                <w:b w:val="0"/>
+                <w:i w:val="0"/>
+                <w:sz w:val="18"/>
+              </w:rPr>
               <w:t>KNS: KN lập kế hoạch và quản lí chi tiêu, thời gian ở mức đơn giản.</w:t>
             </w:r>
           </w:p>
@@ -3817,7 +3752,33 @@
                 <w:i w:val="0"/>
                 <w:sz w:val="18"/>
               </w:rPr>
-              <w:t>NLS-GT (Cơ bản 1): giao tiếp, chia sẻ với bạn qua kênh số một cách văn minh, không trêu chọc nhau.</w:t>
+              <w:t>NLS-GT (Cơ bản 1): GV dựng trên máy một tấm thiệp điện tử hoặc trang “Lời cảm ơn thầy cô” chung của lớp và chiếu lên màn hình</w:t>
+            </w:r>
+          </w:p>
+          <w:p>
+            <w:pPr>
+              <w:spacing w:after="0"/>
+            </w:pPr>
+            <w:r>
+              <w:rPr>
+                <w:b w:val="0"/>
+                <w:i w:val="0"/>
+                <w:sz w:val="18"/>
+              </w:rPr>
+              <w:t>NLS-GQVĐ (Cơ bản 1): GV nêu tình huống hai bạn giận nhau vì một tin nhắn và cùng HS sửa lại câu nhắn cho tử tế</w:t>
+            </w:r>
+          </w:p>
+          <w:p>
+            <w:pPr>
+              <w:spacing w:after="0"/>
+            </w:pPr>
+            <w:r>
+              <w:rPr>
+                <w:b w:val="0"/>
+                <w:i w:val="0"/>
+                <w:sz w:val="18"/>
+              </w:rPr>
+              <w:t>NLS-AT: GV nhắc HS: nếu bị bạn nói lời khó nghe trong nhóm trò chuyện của lớp hay của</w:t>
             </w:r>
           </w:p>
         </w:tc>
@@ -4164,6 +4125,33 @@
                 <w:i w:val="0"/>
                 <w:sz w:val="18"/>
               </w:rPr>
+              <w:t>NLS-GT (Cơ bản 1): GV dựng trên máy một tấm thiệp điện tử hoặc trang “Lời cảm ơn thầy cô” chung của lớp và chiếu lên màn hình</w:t>
+            </w:r>
+          </w:p>
+          <w:p>
+            <w:pPr>
+              <w:spacing w:after="0"/>
+            </w:pPr>
+            <w:r>
+              <w:rPr>
+                <w:b w:val="0"/>
+                <w:i w:val="0"/>
+                <w:sz w:val="18"/>
+              </w:rPr>
+              <w:t>NLS-GQVĐ (Cơ bản 1): GV nêu tình huống hai bạn giận nhau vì một tin nhắn và cùng HS sửa lại câu nhắn cho tử tế</w:t>
+            </w:r>
+          </w:p>
+          <w:p>
+            <w:pPr>
+              <w:spacing w:after="0"/>
+            </w:pPr>
+            <w:r>
+              <w:rPr>
+                <w:b w:val="0"/>
+                <w:i w:val="0"/>
+                <w:sz w:val="18"/>
+              </w:rPr>
+              <w:t>NLS-AT: GV nhắc HS: nếu bị bạn nói lời khó nghe trong nhóm trò chuyện của lớp hay của</w:t>
             </w:r>
           </w:p>
         </w:tc>
@@ -4278,19 +4266,6 @@
                 <w:i w:val="0"/>
                 <w:sz w:val="18"/>
               </w:rPr>
-              <w:t>NLS-ST (Cơ bản 1): lớp trưởng tổng hợp kết quả thi đua vào bảng trên máy, chiếu cho cả lớp cùng xem.</w:t>
-            </w:r>
-          </w:p>
-          <w:p>
-            <w:pPr>
-              <w:spacing w:after="0"/>
-            </w:pPr>
-            <w:r>
-              <w:rPr>
-                <w:b w:val="0"/>
-                <w:i w:val="0"/>
-                <w:sz w:val="18"/>
-              </w:rPr>
               <w:t>KNS: KN tự đánh giá và đánh giá bạn một cách khách quan, thiện chí.</w:t>
             </w:r>
           </w:p>
@@ -4523,6 +4498,33 @@
                 <w:i w:val="0"/>
                 <w:sz w:val="18"/>
               </w:rPr>
+              <w:t>NLS-GT (Cơ bản 1): GV dựng trên máy một tấm thiệp điện tử hoặc trang “Lời cảm ơn thầy cô” chung của lớp và chiếu lên màn hình</w:t>
+            </w:r>
+          </w:p>
+          <w:p>
+            <w:pPr>
+              <w:spacing w:after="0"/>
+            </w:pPr>
+            <w:r>
+              <w:rPr>
+                <w:b w:val="0"/>
+                <w:i w:val="0"/>
+                <w:sz w:val="18"/>
+              </w:rPr>
+              <w:t>NLS-GQVĐ (Cơ bản 1): GV nêu tình huống hai bạn giận nhau vì một tin nhắn và cùng HS sửa lại câu nhắn cho tử tế</w:t>
+            </w:r>
+          </w:p>
+          <w:p>
+            <w:pPr>
+              <w:spacing w:after="0"/>
+            </w:pPr>
+            <w:r>
+              <w:rPr>
+                <w:b w:val="0"/>
+                <w:i w:val="0"/>
+                <w:sz w:val="18"/>
+              </w:rPr>
+              <w:t>NLS-AT: GV nhắc HS: nếu bị bạn nói lời khó nghe trong nhóm trò chuyện của lớp hay của</w:t>
             </w:r>
           </w:p>
         </w:tc>
@@ -4868,6 +4870,45 @@
                 <w:i w:val="0"/>
                 <w:sz w:val="18"/>
               </w:rPr>
+              <w:t>NLS-GT (Cơ bản 1): GV dựng trên máy một tấm thiệp điện tử hoặc trang “Lời cảm ơn thầy cô” chung của lớp và chiếu lên màn hình</w:t>
+            </w:r>
+          </w:p>
+          <w:p>
+            <w:pPr>
+              <w:spacing w:after="0"/>
+            </w:pPr>
+            <w:r>
+              <w:rPr>
+                <w:b w:val="0"/>
+                <w:i w:val="0"/>
+                <w:sz w:val="18"/>
+              </w:rPr>
+              <w:t>NLS-GQVĐ (Cơ bản 1): GV nêu tình huống hai bạn giận nhau vì một tin nhắn và cùng HS sửa lại câu nhắn cho tử tế</w:t>
+            </w:r>
+          </w:p>
+          <w:p>
+            <w:pPr>
+              <w:spacing w:after="0"/>
+            </w:pPr>
+            <w:r>
+              <w:rPr>
+                <w:b w:val="0"/>
+                <w:i w:val="0"/>
+                <w:sz w:val="18"/>
+              </w:rPr>
+              <w:t>NLS-AT: GV nhắc HS: nếu bị bạn nói lời khó nghe trong nhóm trò chuyện của lớp hay của</w:t>
+            </w:r>
+          </w:p>
+          <w:p>
+            <w:pPr>
+              <w:spacing w:after="0"/>
+            </w:pPr>
+            <w:r>
+              <w:rPr>
+                <w:b w:val="0"/>
+                <w:i w:val="0"/>
+                <w:sz w:val="18"/>
+              </w:rPr>
               <w:t>QPAN: Tổ chức hoạt động tìm hiểu, thăm hỏi, tri ân gia đình thương binh, liệt sĩ, đơn vị bộ đội, công an trên địa bàn; giới thiệu tinh thần đoàn kết toàn dân tộc và sự hi sinh của các chiến sĩ cách mạng.</w:t>
             </w:r>
           </w:p>
@@ -5100,19 +5141,6 @@
                 <w:i w:val="0"/>
                 <w:sz w:val="18"/>
               </w:rPr>
-              <w:t>NLS-AT (Cơ bản 1): ảnh và thông tin cá nhân của em chỉ chia sẻ khi bố mẹ, thầy cô cho phép.</w:t>
-            </w:r>
-          </w:p>
-          <w:p>
-            <w:pPr>
-              <w:spacing w:after="0"/>
-            </w:pPr>
-            <w:r>
-              <w:rPr>
-                <w:b w:val="0"/>
-                <w:i w:val="0"/>
-                <w:sz w:val="18"/>
-              </w:rPr>
               <w:t>KNS: KN tự nhận thức: nhận ra điểm mạnh, điểm cần cố gắng của bản thân.</w:t>
             </w:r>
           </w:p>
@@ -5228,6 +5256,45 @@
                 <w:i w:val="0"/>
                 <w:sz w:val="18"/>
               </w:rPr>
+              <w:t>NLS-GQVĐ (Cơ bản 1): GV chiếu các tình huống nguy hiểm trong nhà (cháy, điện giật, người lạ gõ cửa) dưới dạng đoạn phim ngắn dừng giữa chừng cho HS chọn cách</w:t>
+            </w:r>
+          </w:p>
+          <w:p>
+            <w:pPr>
+              <w:spacing w:after="0"/>
+            </w:pPr>
+            <w:r>
+              <w:rPr>
+                <w:b w:val="0"/>
+                <w:i w:val="0"/>
+                <w:sz w:val="18"/>
+              </w:rPr>
+              <w:t>NLS-ST (Cơ bản 1): Ở chủ đề tự giác làm việc, GV cùng HS lập bảng việc cần làm trong ngày ngay trên máy</w:t>
+            </w:r>
+          </w:p>
+          <w:p>
+            <w:pPr>
+              <w:spacing w:after="0"/>
+            </w:pPr>
+            <w:r>
+              <w:rPr>
+                <w:b w:val="0"/>
+                <w:i w:val="0"/>
+                <w:sz w:val="18"/>
+              </w:rPr>
+              <w:t>NLS-AT: GV nhắc HS: khi có cháy hay có người lạ gõ cửa thì việc đầu tiên là tự</w:t>
+            </w:r>
+          </w:p>
+          <w:p>
+            <w:pPr>
+              <w:spacing w:after="0"/>
+            </w:pPr>
+            <w:r>
+              <w:rPr>
+                <w:b w:val="0"/>
+                <w:i w:val="0"/>
+                <w:sz w:val="18"/>
+              </w:rPr>
               <w:t>KNS: KN tự nhận thức: nhận ra điểm mạnh, điểm cần cố gắng của bản thân.</w:t>
             </w:r>
           </w:p>
@@ -5343,7 +5410,6 @@
                 <w:i w:val="0"/>
                 <w:sz w:val="18"/>
               </w:rPr>
-              <w:t>NLS-ST (Cơ bản 1): lớp trưởng tổng hợp kết quả thi đua vào bảng trên máy, chiếu cho cả lớp cùng xem.</w:t>
             </w:r>
           </w:p>
         </w:tc>
@@ -5460,7 +5526,6 @@
                 <w:i w:val="0"/>
                 <w:sz w:val="18"/>
               </w:rPr>
-              <w:t>NLS-GT (Cơ bản 1): giao tiếp, chia sẻ với bạn qua kênh số một cách văn minh, không trêu chọc nhau.</w:t>
             </w:r>
           </w:p>
         </w:tc>
@@ -5575,6 +5640,33 @@
                 <w:i w:val="0"/>
                 <w:sz w:val="18"/>
               </w:rPr>
+              <w:t>NLS-GQVĐ (Cơ bản 1): GV chiếu các tình huống nguy hiểm trong nhà (cháy, điện giật, người lạ gõ cửa) dưới dạng đoạn phim ngắn dừng giữa chừng cho HS chọn cách</w:t>
+            </w:r>
+          </w:p>
+          <w:p>
+            <w:pPr>
+              <w:spacing w:after="0"/>
+            </w:pPr>
+            <w:r>
+              <w:rPr>
+                <w:b w:val="0"/>
+                <w:i w:val="0"/>
+                <w:sz w:val="18"/>
+              </w:rPr>
+              <w:t>NLS-ST (Cơ bản 1): Ở chủ đề tự giác làm việc, GV cùng HS lập bảng việc cần làm trong ngày ngay trên máy</w:t>
+            </w:r>
+          </w:p>
+          <w:p>
+            <w:pPr>
+              <w:spacing w:after="0"/>
+            </w:pPr>
+            <w:r>
+              <w:rPr>
+                <w:b w:val="0"/>
+                <w:i w:val="0"/>
+                <w:sz w:val="18"/>
+              </w:rPr>
+              <w:t>NLS-AT: GV nhắc HS: khi có cháy hay có người lạ gõ cửa thì việc đầu tiên là tự</w:t>
             </w:r>
           </w:p>
         </w:tc>
@@ -5920,6 +6012,33 @@
                 <w:i w:val="0"/>
                 <w:sz w:val="18"/>
               </w:rPr>
+              <w:t>NLS-GQVĐ (Cơ bản 1): GV chiếu các tình huống nguy hiểm trong nhà (cháy, điện giật, người lạ gõ cửa) dưới dạng đoạn phim ngắn dừng giữa chừng cho HS chọn cách</w:t>
+            </w:r>
+          </w:p>
+          <w:p>
+            <w:pPr>
+              <w:spacing w:after="0"/>
+            </w:pPr>
+            <w:r>
+              <w:rPr>
+                <w:b w:val="0"/>
+                <w:i w:val="0"/>
+                <w:sz w:val="18"/>
+              </w:rPr>
+              <w:t>NLS-ST (Cơ bản 1): Ở chủ đề tự giác làm việc, GV cùng HS lập bảng việc cần làm trong ngày ngay trên máy</w:t>
+            </w:r>
+          </w:p>
+          <w:p>
+            <w:pPr>
+              <w:spacing w:after="0"/>
+            </w:pPr>
+            <w:r>
+              <w:rPr>
+                <w:b w:val="0"/>
+                <w:i w:val="0"/>
+                <w:sz w:val="18"/>
+              </w:rPr>
+              <w:t>NLS-AT: GV nhắc HS: khi có cháy hay có người lạ gõ cửa thì việc đầu tiên là tự</w:t>
             </w:r>
           </w:p>
         </w:tc>
@@ -6264,6 +6383,33 @@
                 <w:i w:val="0"/>
                 <w:sz w:val="18"/>
               </w:rPr>
+              <w:t>NLS-KT (Cơ bản 1): GV mở bản tin dự báo thời tiết những ngày tới trên máy và chiếu lên màn hình; HS đọc nhiệt độ</w:t>
+            </w:r>
+          </w:p>
+          <w:p>
+            <w:pPr>
+              <w:spacing w:after="0"/>
+            </w:pPr>
+            <w:r>
+              <w:rPr>
+                <w:b w:val="0"/>
+                <w:i w:val="0"/>
+                <w:sz w:val="18"/>
+              </w:rPr>
+              <w:t>NLS-ST (Cơ bản 1): GV chiếu bảng kiểm hành trang lập sẵn trên máy; HS nêu từng món cần mang để GV gõ vào và đánh dấu</w:t>
+            </w:r>
+          </w:p>
+          <w:p>
+            <w:pPr>
+              <w:spacing w:after="0"/>
+            </w:pPr>
+            <w:r>
+              <w:rPr>
+                <w:b w:val="0"/>
+                <w:i w:val="0"/>
+                <w:sz w:val="18"/>
+              </w:rPr>
+              <w:t>NLS-AT: GV nhắc HS: khi đi xa, trong hành trang phải có mảnh giấy ghi tên mình cùng tên</w:t>
             </w:r>
           </w:p>
         </w:tc>
@@ -6609,6 +6755,33 @@
                 <w:i w:val="0"/>
                 <w:sz w:val="18"/>
               </w:rPr>
+              <w:t>NLS-KT (Cơ bản 1): GV mở bản tin dự báo thời tiết những ngày tới trên máy và chiếu lên màn hình; HS đọc nhiệt độ</w:t>
+            </w:r>
+          </w:p>
+          <w:p>
+            <w:pPr>
+              <w:spacing w:after="0"/>
+            </w:pPr>
+            <w:r>
+              <w:rPr>
+                <w:b w:val="0"/>
+                <w:i w:val="0"/>
+                <w:sz w:val="18"/>
+              </w:rPr>
+              <w:t>NLS-ST (Cơ bản 1): GV chiếu bảng kiểm hành trang lập sẵn trên máy; HS nêu từng món cần mang để GV gõ vào và đánh dấu</w:t>
+            </w:r>
+          </w:p>
+          <w:p>
+            <w:pPr>
+              <w:spacing w:after="0"/>
+            </w:pPr>
+            <w:r>
+              <w:rPr>
+                <w:b w:val="0"/>
+                <w:i w:val="0"/>
+                <w:sz w:val="18"/>
+              </w:rPr>
+              <w:t>NLS-AT: GV nhắc HS: khi đi xa, trong hành trang phải có mảnh giấy ghi tên mình cùng tên</w:t>
             </w:r>
           </w:p>
         </w:tc>
@@ -6954,6 +7127,33 @@
                 <w:i w:val="0"/>
                 <w:sz w:val="18"/>
               </w:rPr>
+              <w:t>NLS-ST (Cơ bản 1): GV hướng dẫn HS nhờ bố mẹ gửi tới một tấm ảnh ngày đáng nhớ của gia đình</w:t>
+            </w:r>
+          </w:p>
+          <w:p>
+            <w:pPr>
+              <w:spacing w:after="0"/>
+            </w:pPr>
+            <w:r>
+              <w:rPr>
+                <w:b w:val="0"/>
+                <w:i w:val="0"/>
+                <w:sz w:val="18"/>
+              </w:rPr>
+              <w:t>NLS-GT (Cơ bản 1): Dịp Tết, GV chiếu một tấm thiệp điện tử và một tin nhắn chúc Tết, cùng HS soạn lời chúc gửi ông bà ở xa</w:t>
+            </w:r>
+          </w:p>
+          <w:p>
+            <w:pPr>
+              <w:spacing w:after="0"/>
+            </w:pPr>
+            <w:r>
+              <w:rPr>
+                <w:b w:val="0"/>
+                <w:i w:val="0"/>
+                <w:sz w:val="18"/>
+              </w:rPr>
+              <w:t>NLS-AT: Ảnh gia đình chỉ chiếu trong lớp khi bố mẹ đồng ý gửi</w:t>
             </w:r>
           </w:p>
         </w:tc>
@@ -7062,19 +7262,6 @@
               <w:spacing w:after="0"/>
             </w:pPr>
             <w:r/>
-            <w:r>
-              <w:rPr>
-                <w:b w:val="0"/>
-                <w:i w:val="0"/>
-                <w:sz w:val="18"/>
-              </w:rPr>
-              <w:t>NLS-ST (Cơ bản 1): lớp trưởng tổng hợp kết quả thi đua vào bảng trên máy, chiếu cho cả lớp cùng xem.</w:t>
-            </w:r>
-          </w:p>
-          <w:p>
-            <w:pPr>
-              <w:spacing w:after="0"/>
-            </w:pPr>
             <w:r>
               <w:rPr>
                 <w:b w:val="0"/>
@@ -7337,6 +7524,33 @@
                 <w:i w:val="0"/>
                 <w:sz w:val="18"/>
               </w:rPr>
+              <w:t>NLS-ST (Cơ bản 1): GV hướng dẫn HS nhờ bố mẹ gửi tới một tấm ảnh ngày đáng nhớ của gia đình</w:t>
+            </w:r>
+          </w:p>
+          <w:p>
+            <w:pPr>
+              <w:spacing w:after="0"/>
+            </w:pPr>
+            <w:r>
+              <w:rPr>
+                <w:b w:val="0"/>
+                <w:i w:val="0"/>
+                <w:sz w:val="18"/>
+              </w:rPr>
+              <w:t>NLS-GT (Cơ bản 1): Dịp Tết, GV chiếu một tấm thiệp điện tử và một tin nhắn chúc Tết, cùng HS soạn lời chúc gửi ông bà ở xa</w:t>
+            </w:r>
+          </w:p>
+          <w:p>
+            <w:pPr>
+              <w:spacing w:after="0"/>
+            </w:pPr>
+            <w:r>
+              <w:rPr>
+                <w:b w:val="0"/>
+                <w:i w:val="0"/>
+                <w:sz w:val="18"/>
+              </w:rPr>
+              <w:t>NLS-AT: Ảnh gia đình chỉ chiếu trong lớp khi bố mẹ đồng ý gửi</w:t>
             </w:r>
           </w:p>
         </w:tc>
@@ -7683,6 +7897,33 @@
                 <w:i w:val="0"/>
                 <w:sz w:val="18"/>
               </w:rPr>
+              <w:t>NLS-ST (Cơ bản 1): GV hướng dẫn HS nhờ bố mẹ gửi tới một tấm ảnh ngày đáng nhớ của gia đình</w:t>
+            </w:r>
+          </w:p>
+          <w:p>
+            <w:pPr>
+              <w:spacing w:after="0"/>
+            </w:pPr>
+            <w:r>
+              <w:rPr>
+                <w:b w:val="0"/>
+                <w:i w:val="0"/>
+                <w:sz w:val="18"/>
+              </w:rPr>
+              <w:t>NLS-GT (Cơ bản 1): Dịp Tết, GV chiếu một tấm thiệp điện tử và một tin nhắn chúc Tết, cùng HS soạn lời chúc gửi ông bà ở xa</w:t>
+            </w:r>
+          </w:p>
+          <w:p>
+            <w:pPr>
+              <w:spacing w:after="0"/>
+            </w:pPr>
+            <w:r>
+              <w:rPr>
+                <w:b w:val="0"/>
+                <w:i w:val="0"/>
+                <w:sz w:val="18"/>
+              </w:rPr>
+              <w:t>NLS-AT: Ảnh gia đình chỉ chiếu trong lớp khi bố mẹ đồng ý gửi</w:t>
             </w:r>
           </w:p>
         </w:tc>
@@ -7797,19 +8038,6 @@
                 <w:i w:val="0"/>
                 <w:sz w:val="18"/>
               </w:rPr>
-              <w:t>NLS-GT (Cơ bản 1): giao tiếp, chia sẻ với bạn qua kênh số một cách văn minh, không trêu chọc nhau.</w:t>
-            </w:r>
-          </w:p>
-          <w:p>
-            <w:pPr>
-              <w:spacing w:after="0"/>
-            </w:pPr>
-            <w:r>
-              <w:rPr>
-                <w:b w:val="0"/>
-                <w:i w:val="0"/>
-                <w:sz w:val="18"/>
-              </w:rPr>
               <w:t>KNS: KN giao tiếp – hợp tác: làm việc nhóm, chia sẻ và giải quyết bất đồng ôn hoà.</w:t>
             </w:r>
           </w:p>
@@ -8042,7 +8270,33 @@
                 <w:i w:val="0"/>
                 <w:sz w:val="18"/>
               </w:rPr>
-              <w:t>NLS-AT (Cơ bản 1): ảnh và thông tin cá nhân của em chỉ chia sẻ khi bố mẹ, thầy cô cho phép.</w:t>
+              <w:t>NLS-KT (Cơ bản 1): GV chiếu hình vi khuẩn, vi rút chụp qua kính hiển vi và đoạn phim mô phỏng đường lây bệnh qua bàn tay</w:t>
+            </w:r>
+          </w:p>
+          <w:p>
+            <w:pPr>
+              <w:spacing w:after="0"/>
+            </w:pPr>
+            <w:r>
+              <w:rPr>
+                <w:b w:val="0"/>
+                <w:i w:val="0"/>
+                <w:sz w:val="18"/>
+              </w:rPr>
+              <w:t>NLS-GQVĐ (Cơ bản 1): GV cùng HS làm cuốn cẩm nang hướng dẫn dùng những vật dụng bảo vệ (khẩu trang, mũ, áo mưa, nước rửa tay): HS nêu từng bước</w:t>
+            </w:r>
+          </w:p>
+          <w:p>
+            <w:pPr>
+              <w:spacing w:after="0"/>
+            </w:pPr>
+            <w:r>
+              <w:rPr>
+                <w:b w:val="0"/>
+                <w:i w:val="0"/>
+                <w:sz w:val="18"/>
+              </w:rPr>
+              <w:t>NLS-AT: GV nhắc HS: tin về dịch bệnh phải nghe từ thầy cô</w:t>
             </w:r>
           </w:p>
           <w:p>
@@ -8170,7 +8424,6 @@
                 <w:i w:val="0"/>
                 <w:sz w:val="18"/>
               </w:rPr>
-              <w:t>NLS-ST (Cơ bản 1): lớp trưởng tổng hợp kết quả thi đua vào bảng trên máy, chiếu cho cả lớp cùng xem.</w:t>
             </w:r>
           </w:p>
         </w:tc>
@@ -8287,7 +8540,6 @@
                 <w:i w:val="0"/>
                 <w:sz w:val="18"/>
               </w:rPr>
-              <w:t>NLS-GT (Cơ bản 1): giao tiếp, chia sẻ với bạn qua kênh số một cách văn minh, không trêu chọc nhau.</w:t>
             </w:r>
           </w:p>
         </w:tc>
@@ -8402,6 +8654,33 @@
                 <w:i w:val="0"/>
                 <w:sz w:val="18"/>
               </w:rPr>
+              <w:t>NLS-KT (Cơ bản 1): GV chiếu hình vi khuẩn, vi rút chụp qua kính hiển vi và đoạn phim mô phỏng đường lây bệnh qua bàn tay</w:t>
+            </w:r>
+          </w:p>
+          <w:p>
+            <w:pPr>
+              <w:spacing w:after="0"/>
+            </w:pPr>
+            <w:r>
+              <w:rPr>
+                <w:b w:val="0"/>
+                <w:i w:val="0"/>
+                <w:sz w:val="18"/>
+              </w:rPr>
+              <w:t>NLS-GQVĐ (Cơ bản 1): GV cùng HS làm cuốn cẩm nang hướng dẫn dùng những vật dụng bảo vệ (khẩu trang, mũ, áo mưa, nước rửa tay): HS nêu từng bước</w:t>
+            </w:r>
+          </w:p>
+          <w:p>
+            <w:pPr>
+              <w:spacing w:after="0"/>
+            </w:pPr>
+            <w:r>
+              <w:rPr>
+                <w:b w:val="0"/>
+                <w:i w:val="0"/>
+                <w:sz w:val="18"/>
+              </w:rPr>
+              <w:t>NLS-AT: GV nhắc HS: tin về dịch bệnh phải nghe từ thầy cô</w:t>
             </w:r>
           </w:p>
         </w:tc>
@@ -8746,6 +9025,33 @@
                 <w:i w:val="0"/>
                 <w:sz w:val="18"/>
               </w:rPr>
+              <w:t>NLS-GT (Cơ bản 1): GV chiếu ảnh màn hình điện thoại phóng to và hướng dẫn từng bước cách gọi cho bố mẹ, gọi 111 và 113</w:t>
+            </w:r>
+          </w:p>
+          <w:p>
+            <w:pPr>
+              <w:spacing w:after="0"/>
+            </w:pPr>
+            <w:r>
+              <w:rPr>
+                <w:b w:val="0"/>
+                <w:i w:val="0"/>
+                <w:sz w:val="18"/>
+              </w:rPr>
+              <w:t>NLS-KT (Cơ bản 1): GV mở bản đồ số khu vực quanh trường, quanh chợ và siêu thị gần trường</w:t>
+            </w:r>
+          </w:p>
+          <w:p>
+            <w:pPr>
+              <w:spacing w:after="0"/>
+            </w:pPr>
+            <w:r>
+              <w:rPr>
+                <w:b w:val="0"/>
+                <w:i w:val="0"/>
+                <w:sz w:val="18"/>
+              </w:rPr>
+              <w:t>NLS-AT: GV nhấn mạnh: người lạ dù gọi đúng tên mình, dù nói quen bố mẹ</w:t>
             </w:r>
           </w:p>
         </w:tc>
@@ -9090,6 +9396,33 @@
                 <w:i w:val="0"/>
                 <w:sz w:val="18"/>
               </w:rPr>
+              <w:t>NLS-GT (Cơ bản 1): GV chiếu ảnh màn hình điện thoại phóng to và hướng dẫn từng bước cách gọi cho bố mẹ, gọi 111 và 113</w:t>
+            </w:r>
+          </w:p>
+          <w:p>
+            <w:pPr>
+              <w:spacing w:after="0"/>
+            </w:pPr>
+            <w:r>
+              <w:rPr>
+                <w:b w:val="0"/>
+                <w:i w:val="0"/>
+                <w:sz w:val="18"/>
+              </w:rPr>
+              <w:t>NLS-KT (Cơ bản 1): GV mở bản đồ số khu vực quanh trường, quanh chợ và siêu thị gần trường</w:t>
+            </w:r>
+          </w:p>
+          <w:p>
+            <w:pPr>
+              <w:spacing w:after="0"/>
+            </w:pPr>
+            <w:r>
+              <w:rPr>
+                <w:b w:val="0"/>
+                <w:i w:val="0"/>
+                <w:sz w:val="18"/>
+              </w:rPr>
+              <w:t>NLS-AT: GV nhấn mạnh: người lạ dù gọi đúng tên mình, dù nói quen bố mẹ</w:t>
             </w:r>
           </w:p>
         </w:tc>
@@ -9448,7 +9781,33 @@
                 <w:i w:val="0"/>
                 <w:sz w:val="18"/>
               </w:rPr>
-              <w:t>NLS-GT (Cơ bản 1): giao tiếp, chia sẻ với bạn qua kênh số một cách văn minh, không trêu chọc nhau.</w:t>
+              <w:t>NLS-KT (Cơ bản 1): GV chiếu đoạn phim ngắn cho HS thấy người khiếm thị dùng máy đọc màn hình để nghe sách</w:t>
+            </w:r>
+          </w:p>
+          <w:p>
+            <w:pPr>
+              <w:spacing w:after="0"/>
+            </w:pPr>
+            <w:r>
+              <w:rPr>
+                <w:b w:val="0"/>
+                <w:i w:val="0"/>
+                <w:sz w:val="18"/>
+              </w:rPr>
+              <w:t>NLS-GT (Cơ bản 1): GV chiếu ảnh và tin về những việc tử tế trong xóm, trong phường</w:t>
+            </w:r>
+          </w:p>
+          <w:p>
+            <w:pPr>
+              <w:spacing w:after="0"/>
+            </w:pPr>
+            <w:r>
+              <w:rPr>
+                <w:b w:val="0"/>
+                <w:i w:val="0"/>
+                <w:sz w:val="18"/>
+              </w:rPr>
+              <w:t>NLS-AT: GV nhắc HS: không quay phim, chụp ảnh người khuyết tật hay người có hoàn cảnh khó khăn</w:t>
             </w:r>
           </w:p>
         </w:tc>
@@ -9563,7 +9922,6 @@
                 <w:i w:val="0"/>
                 <w:sz w:val="18"/>
               </w:rPr>
-              <w:t>NLS-KT (Cơ bản 1): tìm hiểu nghề qua tư liệu số do cô chuẩn bị; ghi lại điều em học được.</w:t>
             </w:r>
           </w:p>
         </w:tc>
@@ -9795,6 +10153,33 @@
                 <w:i w:val="0"/>
                 <w:sz w:val="18"/>
               </w:rPr>
+              <w:t>NLS-KT (Cơ bản 1): GV chiếu đoạn phim ngắn cho HS thấy người khiếm thị dùng máy đọc màn hình để nghe sách</w:t>
+            </w:r>
+          </w:p>
+          <w:p>
+            <w:pPr>
+              <w:spacing w:after="0"/>
+            </w:pPr>
+            <w:r>
+              <w:rPr>
+                <w:b w:val="0"/>
+                <w:i w:val="0"/>
+                <w:sz w:val="18"/>
+              </w:rPr>
+              <w:t>NLS-GT (Cơ bản 1): GV chiếu ảnh và tin về những việc tử tế trong xóm, trong phường</w:t>
+            </w:r>
+          </w:p>
+          <w:p>
+            <w:pPr>
+              <w:spacing w:after="0"/>
+            </w:pPr>
+            <w:r>
+              <w:rPr>
+                <w:b w:val="0"/>
+                <w:i w:val="0"/>
+                <w:sz w:val="18"/>
+              </w:rPr>
+              <w:t>NLS-AT: GV nhắc HS: không quay phim, chụp ảnh người khuyết tật hay người có hoàn cảnh khó khăn</w:t>
             </w:r>
           </w:p>
         </w:tc>
@@ -9909,7 +10294,6 @@
                 <w:i w:val="0"/>
                 <w:sz w:val="18"/>
               </w:rPr>
-              <w:t>NLS-ST (Cơ bản 1): lớp trưởng tổng hợp kết quả thi đua vào bảng trên máy, chiếu cho cả lớp cùng xem.</w:t>
             </w:r>
           </w:p>
         </w:tc>
@@ -10141,6 +10525,45 @@
                 <w:i w:val="0"/>
                 <w:sz w:val="18"/>
               </w:rPr>
+              <w:t>NLS-KT (Cơ bản 1): GV chiếu đoạn phim ngắn cho HS thấy người khiếm thị dùng máy đọc màn hình để nghe sách</w:t>
+            </w:r>
+          </w:p>
+          <w:p>
+            <w:pPr>
+              <w:spacing w:after="0"/>
+            </w:pPr>
+            <w:r>
+              <w:rPr>
+                <w:b w:val="0"/>
+                <w:i w:val="0"/>
+                <w:sz w:val="18"/>
+              </w:rPr>
+              <w:t>NLS-GT (Cơ bản 1): GV chiếu ảnh và tin về những việc tử tế trong xóm, trong phường</w:t>
+            </w:r>
+          </w:p>
+          <w:p>
+            <w:pPr>
+              <w:spacing w:after="0"/>
+            </w:pPr>
+            <w:r>
+              <w:rPr>
+                <w:b w:val="0"/>
+                <w:i w:val="0"/>
+                <w:sz w:val="18"/>
+              </w:rPr>
+              <w:t>NLS-AT: GV nhắc HS: không quay phim, chụp ảnh người khuyết tật hay người có hoàn cảnh khó khăn</w:t>
+            </w:r>
+          </w:p>
+          <w:p>
+            <w:pPr>
+              <w:spacing w:after="0"/>
+            </w:pPr>
+            <w:r>
+              <w:rPr>
+                <w:b w:val="0"/>
+                <w:i w:val="0"/>
+                <w:sz w:val="18"/>
+              </w:rPr>
               <w:t>KNS: KN giao tiếp – hợp tác: làm việc nhóm, chia sẻ và giải quyết bất đồng ôn hoà.</w:t>
             </w:r>
           </w:p>
@@ -10487,6 +10910,45 @@
                 <w:i w:val="0"/>
                 <w:sz w:val="18"/>
               </w:rPr>
+              <w:t>NLS-KT (Cơ bản 1): GV mở bản đồ số kèm ảnh chụp đường phố, cùng HS đi thăm cảnh đẹp quê mình ngay trên màn hình khi lớp chưa có điều kiện</w:t>
+            </w:r>
+          </w:p>
+          <w:p>
+            <w:pPr>
+              <w:spacing w:after="0"/>
+            </w:pPr>
+            <w:r>
+              <w:rPr>
+                <w:b w:val="0"/>
+                <w:i w:val="0"/>
+                <w:sz w:val="18"/>
+              </w:rPr>
+              <w:t>NLS-ST (Cơ bản 1): GV cùng HS chụp ảnh góc lớp, sân trường trước và sau khi dọn dẹp</w:t>
+            </w:r>
+          </w:p>
+          <w:p>
+            <w:pPr>
+              <w:spacing w:after="0"/>
+            </w:pPr>
+            <w:r>
+              <w:rPr>
+                <w:b w:val="0"/>
+                <w:i w:val="0"/>
+                <w:sz w:val="18"/>
+              </w:rPr>
+              <w:t>NLS-AT: Khi chụp ảnh cảnh quan, GV nhắc HS chỉ chụp cảnh vật</w:t>
+            </w:r>
+          </w:p>
+          <w:p>
+            <w:pPr>
+              <w:spacing w:after="0"/>
+            </w:pPr>
+            <w:r>
+              <w:rPr>
+                <w:b w:val="0"/>
+                <w:i w:val="0"/>
+                <w:sz w:val="18"/>
+              </w:rPr>
               <w:t>QPAN: Tổ chức tham quan di tích lịch sử, nhà truyền thống ở địa phương hoặc xem tư liệu thay thế; giáo dục biết ơn người có công với cách mạng; kính trọng cán bộ, chiến sĩ đang làm nhiệm vụ bảo vệ Tổ quốc.</w:t>
             </w:r>
           </w:p>
@@ -10602,19 +11064,6 @@
                 <w:i w:val="0"/>
                 <w:sz w:val="18"/>
               </w:rPr>
-              <w:t>NLS-ST (Cơ bản 1): lớp trưởng tổng hợp kết quả thi đua vào bảng trên máy, chiếu cho cả lớp cùng xem.</w:t>
-            </w:r>
-          </w:p>
-          <w:p>
-            <w:pPr>
-              <w:spacing w:after="0"/>
-            </w:pPr>
-            <w:r>
-              <w:rPr>
-                <w:b w:val="0"/>
-                <w:i w:val="0"/>
-                <w:sz w:val="18"/>
-              </w:rPr>
               <w:t>KNS: KN tự đánh giá và đánh giá bạn một cách khách quan, thiện chí.</w:t>
             </w:r>
           </w:p>
@@ -10847,6 +11296,45 @@
                 <w:i w:val="0"/>
                 <w:sz w:val="18"/>
               </w:rPr>
+              <w:t>NLS-KT (Cơ bản 1): GV mở bản đồ số kèm ảnh chụp đường phố, cùng HS đi thăm cảnh đẹp quê mình ngay trên màn hình khi lớp chưa có điều kiện</w:t>
+            </w:r>
+          </w:p>
+          <w:p>
+            <w:pPr>
+              <w:spacing w:after="0"/>
+            </w:pPr>
+            <w:r>
+              <w:rPr>
+                <w:b w:val="0"/>
+                <w:i w:val="0"/>
+                <w:sz w:val="18"/>
+              </w:rPr>
+              <w:t>NLS-ST (Cơ bản 1): GV cùng HS chụp ảnh góc lớp, sân trường trước và sau khi dọn dẹp</w:t>
+            </w:r>
+          </w:p>
+          <w:p>
+            <w:pPr>
+              <w:spacing w:after="0"/>
+            </w:pPr>
+            <w:r>
+              <w:rPr>
+                <w:b w:val="0"/>
+                <w:i w:val="0"/>
+                <w:sz w:val="18"/>
+              </w:rPr>
+              <w:t>NLS-AT: Khi chụp ảnh cảnh quan, GV nhắc HS chỉ chụp cảnh vật</w:t>
+            </w:r>
+          </w:p>
+          <w:p>
+            <w:pPr>
+              <w:spacing w:after="0"/>
+            </w:pPr>
+            <w:r>
+              <w:rPr>
+                <w:b w:val="0"/>
+                <w:i w:val="0"/>
+                <w:sz w:val="18"/>
+              </w:rPr>
               <w:t>QPAN: Tổ chức tham quan di tích lịch sử, nhà truyền thống ở địa phương hoặc xem tư liệu thay thế; giáo dục biết ơn người có công với cách mạng; kính trọng cán bộ, chiến sĩ đang làm nhiệm vụ bảo vệ Tổ quốc.</w:t>
             </w:r>
           </w:p>
@@ -11207,6 +11695,45 @@
                 <w:i w:val="0"/>
                 <w:sz w:val="18"/>
               </w:rPr>
+              <w:t>NLS-KT (Cơ bản 1): GV mở bản đồ số kèm ảnh chụp đường phố, cùng HS đi thăm cảnh đẹp quê mình ngay trên màn hình khi lớp chưa có điều kiện</w:t>
+            </w:r>
+          </w:p>
+          <w:p>
+            <w:pPr>
+              <w:spacing w:after="0"/>
+            </w:pPr>
+            <w:r>
+              <w:rPr>
+                <w:b w:val="0"/>
+                <w:i w:val="0"/>
+                <w:sz w:val="18"/>
+              </w:rPr>
+              <w:t>NLS-ST (Cơ bản 1): GV cùng HS chụp ảnh góc lớp, sân trường trước và sau khi dọn dẹp</w:t>
+            </w:r>
+          </w:p>
+          <w:p>
+            <w:pPr>
+              <w:spacing w:after="0"/>
+            </w:pPr>
+            <w:r>
+              <w:rPr>
+                <w:b w:val="0"/>
+                <w:i w:val="0"/>
+                <w:sz w:val="18"/>
+              </w:rPr>
+              <w:t>NLS-AT: Khi chụp ảnh cảnh quan, GV nhắc HS chỉ chụp cảnh vật</w:t>
+            </w:r>
+          </w:p>
+          <w:p>
+            <w:pPr>
+              <w:spacing w:after="0"/>
+            </w:pPr>
+            <w:r>
+              <w:rPr>
+                <w:b w:val="0"/>
+                <w:i w:val="0"/>
+                <w:sz w:val="18"/>
+              </w:rPr>
               <w:t>QPAN: Tổ chức tham quan di tích lịch sử, nhà truyền thống ở địa phương hoặc xem tư liệu thay thế; giáo dục biết ơn người có công với cách mạng; kính trọng cán bộ, chiến sĩ đang làm nhiệm vụ bảo vệ Tổ quốc.</w:t>
             </w:r>
           </w:p>
@@ -11567,6 +12094,33 @@
                 <w:i w:val="0"/>
                 <w:sz w:val="18"/>
               </w:rPr>
+              <w:t>NLS-KT (Cơ bản 1): GV mở bản đồ số kèm ảnh chụp đường phố, cùng HS đi thăm cảnh đẹp quê mình ngay trên màn hình khi lớp chưa có điều kiện</w:t>
+            </w:r>
+          </w:p>
+          <w:p>
+            <w:pPr>
+              <w:spacing w:after="0"/>
+            </w:pPr>
+            <w:r>
+              <w:rPr>
+                <w:b w:val="0"/>
+                <w:i w:val="0"/>
+                <w:sz w:val="18"/>
+              </w:rPr>
+              <w:t>NLS-ST (Cơ bản 1): GV cùng HS chụp ảnh góc lớp, sân trường trước và sau khi dọn dẹp</w:t>
+            </w:r>
+          </w:p>
+          <w:p>
+            <w:pPr>
+              <w:spacing w:after="0"/>
+            </w:pPr>
+            <w:r>
+              <w:rPr>
+                <w:b w:val="0"/>
+                <w:i w:val="0"/>
+                <w:sz w:val="18"/>
+              </w:rPr>
+              <w:t>NLS-AT: Khi chụp ảnh cảnh quan, GV nhắc HS chỉ chụp cảnh vật</w:t>
             </w:r>
           </w:p>
         </w:tc>
@@ -11798,19 +12352,6 @@
                 <w:i w:val="0"/>
                 <w:sz w:val="18"/>
               </w:rPr>
-              <w:t>NLS-GT (Cơ bản 1): giao tiếp, chia sẻ với bạn qua kênh số một cách văn minh, không trêu chọc nhau.</w:t>
-            </w:r>
-          </w:p>
-          <w:p>
-            <w:pPr>
-              <w:spacing w:after="0"/>
-            </w:pPr>
-            <w:r>
-              <w:rPr>
-                <w:b w:val="0"/>
-                <w:i w:val="0"/>
-                <w:sz w:val="18"/>
-              </w:rPr>
               <w:t>KNS: KN giao tiếp – hợp tác: làm việc nhóm, chia sẻ và giải quyết bất đồng ôn hoà.</w:t>
             </w:r>
           </w:p>
@@ -11926,7 +12467,33 @@
                 <w:i w:val="0"/>
                 <w:sz w:val="18"/>
               </w:rPr>
-              <w:t>NLS-KT (Cơ bản 1): tìm hiểu nghề qua tư liệu số do cô chuẩn bị; ghi lại điều em học được.</w:t>
+              <w:t>NLS-KT (Cơ bản 1): GV chiếu bộ ảnh và phim ngắn về một ngày làm việc thật của nhiều nghề</w:t>
+            </w:r>
+          </w:p>
+          <w:p>
+            <w:pPr>
+              <w:spacing w:after="0"/>
+            </w:pPr>
+            <w:r>
+              <w:rPr>
+                <w:b w:val="0"/>
+                <w:i w:val="0"/>
+                <w:sz w:val="18"/>
+              </w:rPr>
+              <w:t>AI-NB (Cơ bản 1): GV cho HS xem đoạn phim ngắn về máy móc, người máy làm việc thay con người trong nhà xưởng rồi giải thích: máy làm rất nhanh nhưng</w:t>
+            </w:r>
+          </w:p>
+          <w:p>
+            <w:pPr>
+              <w:spacing w:after="0"/>
+            </w:pPr>
+            <w:r>
+              <w:rPr>
+                <w:b w:val="0"/>
+                <w:i w:val="0"/>
+                <w:sz w:val="18"/>
+              </w:rPr>
+              <w:t>NLS-AT: GV nhắc HS: xem phim về máy móc và dụng cụ lao động là để biết</w:t>
             </w:r>
           </w:p>
           <w:p>
@@ -12286,6 +12853,45 @@
                 <w:i w:val="0"/>
                 <w:sz w:val="18"/>
               </w:rPr>
+              <w:t>NLS-KT (Cơ bản 1): GV chiếu bộ ảnh và phim ngắn về một ngày làm việc thật của nhiều nghề</w:t>
+            </w:r>
+          </w:p>
+          <w:p>
+            <w:pPr>
+              <w:spacing w:after="0"/>
+            </w:pPr>
+            <w:r>
+              <w:rPr>
+                <w:b w:val="0"/>
+                <w:i w:val="0"/>
+                <w:sz w:val="18"/>
+              </w:rPr>
+              <w:t>AI-NB (Cơ bản 1): GV cho HS xem đoạn phim ngắn về máy móc, người máy làm việc thay con người trong nhà xưởng rồi giải thích: máy làm rất nhanh nhưng</w:t>
+            </w:r>
+          </w:p>
+          <w:p>
+            <w:pPr>
+              <w:spacing w:after="0"/>
+            </w:pPr>
+            <w:r>
+              <w:rPr>
+                <w:b w:val="0"/>
+                <w:i w:val="0"/>
+                <w:sz w:val="18"/>
+              </w:rPr>
+              <w:t>NLS-AT: GV nhắc HS: xem phim về máy móc và dụng cụ lao động là để biết</w:t>
+            </w:r>
+          </w:p>
+          <w:p>
+            <w:pPr>
+              <w:spacing w:after="0"/>
+            </w:pPr>
+            <w:r>
+              <w:rPr>
+                <w:b w:val="0"/>
+                <w:i w:val="0"/>
+                <w:sz w:val="18"/>
+              </w:rPr>
               <w:t>KNS: KN lao động tự phục vụ và bước đầu tìm hiểu nghề nghiệp.</w:t>
             </w:r>
           </w:p>
@@ -12633,6 +13239,45 @@
                 <w:i w:val="0"/>
                 <w:sz w:val="18"/>
               </w:rPr>
+              <w:t>NLS-KT (Cơ bản 1): GV chiếu bộ ảnh và phim ngắn về một ngày làm việc thật của nhiều nghề</w:t>
+            </w:r>
+          </w:p>
+          <w:p>
+            <w:pPr>
+              <w:spacing w:after="0"/>
+            </w:pPr>
+            <w:r>
+              <w:rPr>
+                <w:b w:val="0"/>
+                <w:i w:val="0"/>
+                <w:sz w:val="18"/>
+              </w:rPr>
+              <w:t>AI-NB (Cơ bản 1): GV cho HS xem đoạn phim ngắn về máy móc, người máy làm việc thay con người trong nhà xưởng rồi giải thích: máy làm rất nhanh nhưng</w:t>
+            </w:r>
+          </w:p>
+          <w:p>
+            <w:pPr>
+              <w:spacing w:after="0"/>
+            </w:pPr>
+            <w:r>
+              <w:rPr>
+                <w:b w:val="0"/>
+                <w:i w:val="0"/>
+                <w:sz w:val="18"/>
+              </w:rPr>
+              <w:t>NLS-AT: GV nhắc HS: xem phim về máy móc và dụng cụ lao động là để biết</w:t>
+            </w:r>
+          </w:p>
+          <w:p>
+            <w:pPr>
+              <w:spacing w:after="0"/>
+            </w:pPr>
+            <w:r>
+              <w:rPr>
+                <w:b w:val="0"/>
+                <w:i w:val="0"/>
+                <w:sz w:val="18"/>
+              </w:rPr>
               <w:t>KNS: KN ứng phó với tình huống nguy hiểm và tìm kiếm sự trợ giúp.</w:t>
             </w:r>
           </w:p>
@@ -12865,7 +13510,6 @@
                 <w:i w:val="0"/>
                 <w:sz w:val="18"/>
               </w:rPr>
-              <w:t>NLS-ST (Cơ bản 1): lớp trưởng tổng hợp kết quả thi đua vào bảng trên máy, chiếu cho cả lớp cùng xem.</w:t>
             </w:r>
           </w:p>
         </w:tc>
@@ -12980,6 +13624,33 @@
                 <w:i w:val="0"/>
                 <w:sz w:val="18"/>
               </w:rPr>
+              <w:t>NLS-ST (Cơ bản 1): GV cùng HS lập bảng kế hoạch mùa hè ngay trên máy (việc muốn làm, nơi muốn đến, sách muốn đọc)</w:t>
+            </w:r>
+          </w:p>
+          <w:p>
+            <w:pPr>
+              <w:spacing w:after="0"/>
+            </w:pPr>
+            <w:r>
+              <w:rPr>
+                <w:b w:val="0"/>
+                <w:i w:val="0"/>
+                <w:sz w:val="18"/>
+              </w:rPr>
+              <w:t>NLS-GT (Cơ bản 1): GV chiếu bộ ảnh kỉ niệm cả năm học của lớp; HS nói lời chia tay và lời hẹn gặp lại để GV gõ vào trang lưu niệm</w:t>
+            </w:r>
+          </w:p>
+          <w:p>
+            <w:pPr>
+              <w:spacing w:after="0"/>
+            </w:pPr>
+            <w:r>
+              <w:rPr>
+                <w:b w:val="0"/>
+                <w:i w:val="0"/>
+                <w:sz w:val="18"/>
+              </w:rPr>
+              <w:t>NLS-AT: GV dặn kĩ trước khi nghỉ hè: ở nhà không tự vào mạng một mình</w:t>
             </w:r>
           </w:p>
         </w:tc>

--- a/assets/docs/lop2/Hoat dong trai nghiem - Lop 2.docx
+++ b/assets/docs/lop2/Hoat dong trai nghiem - Lop 2.docx
@@ -1867,7 +1867,7 @@
                 <w:i w:val="0"/>
                 <w:sz w:val="18"/>
               </w:rPr>
-              <w:t>NLS-KT (Cơ bản 1): GV chiếu đoạn phim quay cận cảnh và chiếu chậm các bước làm sản phẩm thủ công của chủ đề (gấp, đan, làm mặt nạ</w:t>
+              <w:t>NLS-KT (Cơ bản 1): Ở chủ đề “Tay khéo, tay đảm”, GV chiếu đoạn phim quay cận cảnh và chiếu chậm một vài việc nhà vừa sức như gấp áo, quét nhà</w:t>
             </w:r>
           </w:p>
           <w:p>
@@ -1880,7 +1880,7 @@
                 <w:i w:val="0"/>
                 <w:sz w:val="18"/>
               </w:rPr>
-              <w:t>NLS-KT (Cơ bản 1): GV chiếu bộ ảnh về một làng nghề thủ công của địa phương và chỉ vị trí làng nghề đó trên bản đồ số</w:t>
+              <w:t>NLS-GT (Cơ bản 1): Sau khi nghe chuyện “Cậu bé hậu đậu”, GV gõ lên màn hình các cách làm việc nhà cho khéo mà HS nêu, thành bảng chung của lớp</w:t>
             </w:r>
           </w:p>
           <w:p>
@@ -1893,7 +1893,7 @@
                 <w:i w:val="0"/>
                 <w:sz w:val="18"/>
               </w:rPr>
-              <w:t>NLS-AT: GV nhắc HS: xem phim hướng dẫn làm đồ thủ công trên mạng phải có người lớn ở</w:t>
+              <w:t>NLS-AT: Bảng chung chỉ ghi việc làm, không ghi chuyện riêng trong gia đình bạn; khi làm việc nhà</w:t>
             </w:r>
           </w:p>
         </w:tc>
@@ -2609,7 +2609,7 @@
                 <w:i w:val="0"/>
                 <w:sz w:val="18"/>
               </w:rPr>
-              <w:t>NLS-ST (Cơ bản 1): GV hướng dẫn HS nhờ bố mẹ chụp giúp ảnh góc học tập ở nhà trước và sau khi tự sắp xếp lại rồi gửi tới GV</w:t>
+              <w:t>NLS-KT (Cơ bản 1): Ở chủ đề “Góc học tập của em”, GV chiếu cặp ảnh một góc học tập bừa bộn và một góc gọn gàng, phóng to từng phần bàn</w:t>
             </w:r>
           </w:p>
           <w:p>
@@ -2622,7 +2622,7 @@
                 <w:i w:val="0"/>
                 <w:sz w:val="18"/>
               </w:rPr>
-              <w:t>NLS-GQVĐ (Cơ bản 1): Ở chủ đề quý trọng đồng tiền, GV chiếu bảng ghi chép tiền dựng sẵn trên máy; HS nêu các khoản đã tiêu</w:t>
+              <w:t>NLS-ST (Cơ bản 1): HS vẽ hoặc xếp mô hình góc học tập mơ ước; GV chụp ảnh sản phẩm rồi chiếu thành bộ sưu tập của lớp để mỗi em giới</w:t>
             </w:r>
           </w:p>
           <w:p>
@@ -2635,7 +2635,7 @@
                 <w:i w:val="0"/>
                 <w:sz w:val="18"/>
               </w:rPr>
-              <w:t>NLS-AT: Ảnh góc học tập là ảnh trong nhà: GV nhắc chỉ chụp bàn học</w:t>
+              <w:t>NLS-AT: GV chỉ chụp sản phẩm, không chụp mặt HS</w:t>
             </w:r>
           </w:p>
         </w:tc>
@@ -2981,7 +2981,7 @@
                 <w:i w:val="0"/>
                 <w:sz w:val="18"/>
               </w:rPr>
-              <w:t>NLS-ST (Cơ bản 1): GV hướng dẫn HS nhờ bố mẹ chụp giúp ảnh góc học tập ở nhà trước và sau khi tự sắp xếp lại rồi gửi tới GV</w:t>
+              <w:t>NLS-KT (Cơ bản 1): Ở chủ đề “Gọn gàng, ngăn nắp”, GV chiếu cặp ảnh một ngăn bàn lộn xộn và một ngăn bàn được phân loại theo nhóm đồ dùng</w:t>
             </w:r>
           </w:p>
           <w:p>
@@ -2994,7 +2994,7 @@
                 <w:i w:val="0"/>
                 <w:sz w:val="18"/>
               </w:rPr>
-              <w:t>NLS-GQVĐ (Cơ bản 1): Ở chủ đề quý trọng đồng tiền, GV chiếu bảng ghi chép tiền dựng sẵn trên máy; HS nêu các khoản đã tiêu</w:t>
+              <w:t>NLS-ST (Cơ bản 1): HS sắp xếp lại ngăn bàn hoặc cặp sách của mình, GV chụp ảnh trước và sau rồi chiếu lên màn hình</w:t>
             </w:r>
           </w:p>
           <w:p>
@@ -3007,7 +3007,7 @@
                 <w:i w:val="0"/>
                 <w:sz w:val="18"/>
               </w:rPr>
-              <w:t>NLS-AT: Ảnh góc học tập là ảnh trong nhà: GV nhắc chỉ chụp bàn học</w:t>
+              <w:t>NLS-AT: GV chỉ chụp ngăn bàn, cặp sách, không chụp mặt HS</w:t>
             </w:r>
           </w:p>
         </w:tc>
@@ -3752,7 +3752,7 @@
                 <w:i w:val="0"/>
                 <w:sz w:val="18"/>
               </w:rPr>
-              <w:t>NLS-GT (Cơ bản 1): GV dựng trên máy một tấm thiệp điện tử hoặc trang “Lời cảm ơn thầy cô” chung của lớp và chiếu lên màn hình</w:t>
+              <w:t>NLS-KT (Cơ bản 1): Ở chủ đề “Có bạn thật vui”, GV chiếu các đoạn phim tình huống ngắn về việc bạn bè cùng chơi, cùng làm việc nhóm</w:t>
             </w:r>
           </w:p>
           <w:p>
@@ -3765,7 +3765,7 @@
                 <w:i w:val="0"/>
                 <w:sz w:val="18"/>
               </w:rPr>
-              <w:t>NLS-GQVĐ (Cơ bản 1): GV nêu tình huống hai bạn giận nhau vì một tin nhắn và cùng HS sửa lại câu nhắn cho tử tế</w:t>
+              <w:t>NLS-GT (Cơ bản 1): GV gõ lên màn hình những việc HS kể mình đã cùng bạn làm được, thành bảng chung của lớp; cả lớp cùng đọc lại</w:t>
             </w:r>
           </w:p>
           <w:p>
@@ -3778,7 +3778,7 @@
                 <w:i w:val="0"/>
                 <w:sz w:val="18"/>
               </w:rPr>
-              <w:t>NLS-AT: GV nhắc HS: nếu bị bạn nói lời khó nghe trong nhóm trò chuyện của lớp hay của</w:t>
+              <w:t>NLS-AT: Bảng chung chỉ ghi việc làm cùng nhau, không ghi chuyện riêng khiến bạn ngại</w:t>
             </w:r>
           </w:p>
         </w:tc>
@@ -4125,7 +4125,7 @@
                 <w:i w:val="0"/>
                 <w:sz w:val="18"/>
               </w:rPr>
-              <w:t>NLS-GT (Cơ bản 1): GV dựng trên máy một tấm thiệp điện tử hoặc trang “Lời cảm ơn thầy cô” chung của lớp và chiếu lên màn hình</w:t>
+              <w:t>NLS-KT (Cơ bản 1): Ở chủ đề tìm sự trợ giúp để giữ gìn tình bạn, GV chiếu các đoạn phim tình huống ngắn về mâu thuẫn giữa bạn bè và dừng</w:t>
             </w:r>
           </w:p>
           <w:p>
@@ -4138,7 +4138,7 @@
                 <w:i w:val="0"/>
                 <w:sz w:val="18"/>
               </w:rPr>
-              <w:t>NLS-GQVĐ (Cơ bản 1): GV nêu tình huống hai bạn giận nhau vì một tin nhắn và cùng HS sửa lại câu nhắn cho tử tế</w:t>
+              <w:t>NLS-GT (Cơ bản 1): GV gõ lên màn hình các cách giữ gìn tình bạn mà HS nêu, thành bảng chung của lớp; cả lớp cùng đọc lại</w:t>
             </w:r>
           </w:p>
           <w:p>
@@ -4151,7 +4151,7 @@
                 <w:i w:val="0"/>
                 <w:sz w:val="18"/>
               </w:rPr>
-              <w:t>NLS-AT: GV nhắc HS: nếu bị bạn nói lời khó nghe trong nhóm trò chuyện của lớp hay của</w:t>
+              <w:t>NLS-AT: Bảng chung chỉ ghi cách làm, không nêu tên bạn trong chuyện mâu thuẫn</w:t>
             </w:r>
           </w:p>
         </w:tc>
@@ -4498,7 +4498,7 @@
                 <w:i w:val="0"/>
                 <w:sz w:val="18"/>
               </w:rPr>
-              <w:t>NLS-GT (Cơ bản 1): GV dựng trên máy một tấm thiệp điện tử hoặc trang “Lời cảm ơn thầy cô” chung của lớp và chiếu lên màn hình</w:t>
+              <w:t>NLS-KT (Cơ bản 1): Ở chủ đề “Trường học hạnh phúc”, GV chiếu ảnh các góc quen thuộc của trường như thư viện, sân chơi</w:t>
             </w:r>
           </w:p>
           <w:p>
@@ -4511,7 +4511,7 @@
                 <w:i w:val="0"/>
                 <w:sz w:val="18"/>
               </w:rPr>
-              <w:t>NLS-GQVĐ (Cơ bản 1): GV nêu tình huống hai bạn giận nhau vì một tin nhắn và cùng HS sửa lại câu nhắn cho tử tế</w:t>
+              <w:t>NLS-GT (Cơ bản 1): GV gõ lên màn hình những điều HS nói sẽ làm để lớp mình vui hơn, thành bảng chung của lớp; cả lớp cùng đọc lại</w:t>
             </w:r>
           </w:p>
           <w:p>
@@ -4524,7 +4524,7 @@
                 <w:i w:val="0"/>
                 <w:sz w:val="18"/>
               </w:rPr>
-              <w:t>NLS-AT: GV nhắc HS: nếu bị bạn nói lời khó nghe trong nhóm trò chuyện của lớp hay của</w:t>
+              <w:t>NLS-AT: Ảnh chỉ chụp cảnh trường, không chụp mặt bạn khi bạn chưa đồng ý</w:t>
             </w:r>
           </w:p>
         </w:tc>
@@ -5256,7 +5256,7 @@
                 <w:i w:val="0"/>
                 <w:sz w:val="18"/>
               </w:rPr>
-              <w:t>NLS-GQVĐ (Cơ bản 1): GV chiếu các tình huống nguy hiểm trong nhà (cháy, điện giật, người lạ gõ cửa) dưới dạng đoạn phim ngắn dừng giữa chừng cho HS chọn cách</w:t>
+              <w:t>NLS-KT (Cơ bản 1): Ở chủ đề “Em tự làm lấy việc của mình”, GV chiếu bộ ảnh những việc HS lớp 2 tự làm được như gấp quần áo</w:t>
             </w:r>
           </w:p>
           <w:p>
@@ -5269,7 +5269,7 @@
                 <w:i w:val="0"/>
                 <w:sz w:val="18"/>
               </w:rPr>
-              <w:t>NLS-ST (Cơ bản 1): Ở chủ đề tự giác làm việc, GV cùng HS lập bảng việc cần làm trong ngày ngay trên máy</w:t>
+              <w:t>NLS-GT (Cơ bản 1): GV gõ lên màn hình những việc HS hứa sẽ tự làm, thành bảng chung của lớp; cả lớp cùng đọc lại</w:t>
             </w:r>
           </w:p>
           <w:p>
@@ -5282,7 +5282,7 @@
                 <w:i w:val="0"/>
                 <w:sz w:val="18"/>
               </w:rPr>
-              <w:t>NLS-AT: GV nhắc HS: khi có cháy hay có người lạ gõ cửa thì việc đầu tiên là tự</w:t>
+              <w:t>NLS-AT: HS chọn việc vừa sức, việc dùng dao, bếp, ổ điện thì phải có người lớn</w:t>
             </w:r>
           </w:p>
           <w:p>
@@ -5640,7 +5640,7 @@
                 <w:i w:val="0"/>
                 <w:sz w:val="18"/>
               </w:rPr>
-              <w:t>NLS-GQVĐ (Cơ bản 1): GV chiếu các tình huống nguy hiểm trong nhà (cháy, điện giật, người lạ gõ cửa) dưới dạng đoạn phim ngắn dừng giữa chừng cho HS chọn cách</w:t>
+              <w:t>NLS-GQVĐ (Cơ bản 1): Ở chủ đề “Nghĩ nhanh, làm giỏi”, GV chiếu các tình huống cần xử lí nhanh như quên mang bút, làm rơi đồ của bạn, đến lớp muộn</w:t>
             </w:r>
           </w:p>
           <w:p>
@@ -5653,7 +5653,7 @@
                 <w:i w:val="0"/>
                 <w:sz w:val="18"/>
               </w:rPr>
-              <w:t>NLS-ST (Cơ bản 1): Ở chủ đề tự giác làm việc, GV cùng HS lập bảng việc cần làm trong ngày ngay trên máy</w:t>
+              <w:t>NLS-GT (Cơ bản 1): GV gõ lên màn hình các cách xử lí mà từng nhóm nêu, thành bảng chung; cả lớp cùng đọc</w:t>
             </w:r>
           </w:p>
           <w:p>
@@ -5666,7 +5666,7 @@
                 <w:i w:val="0"/>
                 <w:sz w:val="18"/>
               </w:rPr>
-              <w:t>NLS-AT: GV nhắc HS: khi có cháy hay có người lạ gõ cửa thì việc đầu tiên là tự</w:t>
+              <w:t>NLS-AT: Bảng chung chỉ ghi cách làm, không nêu tên bạn mắc lỗi; khi chơi trò phản xạ nhanh</w:t>
             </w:r>
           </w:p>
         </w:tc>

--- a/assets/docs/lop2/Hoat dong trai nghiem - Lop 2.docx
+++ b/assets/docs/lop2/Hoat dong trai nghiem - Lop 2.docx
@@ -739,33 +739,7 @@
                 <w:i w:val="0"/>
                 <w:sz w:val="18"/>
               </w:rPr>
-              <w:t>NLS-ST (Cơ bản 1): Sau trò chơi Máy ảnh thân thiện, GV dùng điện thoại chụp từng HS lúc tươi cười rồi chiếu bộ ảnh lớp lên màn hình cho bài “Hình</w:t>
-            </w:r>
-          </w:p>
-          <w:p>
-            <w:pPr>
-              <w:spacing w:after="0"/>
-            </w:pPr>
-            <w:r>
-              <w:rPr>
-                <w:b w:val="0"/>
-                <w:i w:val="0"/>
-                <w:sz w:val="18"/>
-              </w:rPr>
-              <w:t>NLS-GT (Cơ bản 1): GV chiếu vài kiểu ảnh đại diện và tên người dùng trên mạng, hỏi HS ảnh nào trông thân thiện, ảnh nào cau có</w:t>
-            </w:r>
-          </w:p>
-          <w:p>
-            <w:pPr>
-              <w:spacing w:after="0"/>
-            </w:pPr>
-            <w:r>
-              <w:rPr>
-                <w:b w:val="0"/>
-                <w:i w:val="0"/>
-                <w:sz w:val="18"/>
-              </w:rPr>
-              <w:t>NLS-AT: Ảnh chân dung HS chỉ chụp khi các em đồng ý</w:t>
+              <w:t>NLS-ST (Cơ bản 1): Sau trò chơi Máy ảnh thân thiện, GV dùng điện thoại chụp từng HS lúc tươi cười.</w:t>
             </w:r>
           </w:p>
           <w:p>
@@ -1124,33 +1098,7 @@
                 <w:i w:val="0"/>
                 <w:sz w:val="18"/>
               </w:rPr>
-              <w:t>NLS-ST (Cơ bản 1): GV dùng điện thoại quay trước những nụ cười của HS, ghép thành clip ngắn mở khi khởi động bài “Nụ cười thân thiện” cùng bài hát Nụ</w:t>
-            </w:r>
-          </w:p>
-          <w:p>
-            <w:pPr>
-              <w:spacing w:after="0"/>
-            </w:pPr>
-            <w:r>
-              <w:rPr>
-                <w:b w:val="0"/>
-                <w:i w:val="0"/>
-                <w:sz w:val="18"/>
-              </w:rPr>
-              <w:t>NLS-GT (Cơ bản 1): GV chiếu lên màn hình mấy biểu tượng mặt cười, mặt buồn và hỏi HS chọn biểu tượng nào để gửi lời chúc vui cho bạn</w:t>
-            </w:r>
-          </w:p>
-          <w:p>
-            <w:pPr>
-              <w:spacing w:after="0"/>
-            </w:pPr>
-            <w:r>
-              <w:rPr>
-                <w:b w:val="0"/>
-                <w:i w:val="0"/>
-                <w:sz w:val="18"/>
-              </w:rPr>
-              <w:t>NLS-AT: Ảnh chân dung HS chỉ chụp khi các em đồng ý</w:t>
+              <w:t>NLS-GT (Cơ bản 1): Chiếu lên màn hình mấy biểu tượng mặt cười, mặt buồn.</w:t>
             </w:r>
           </w:p>
         </w:tc>
@@ -1495,33 +1443,7 @@
                 <w:i w:val="0"/>
                 <w:sz w:val="18"/>
               </w:rPr>
-              <w:t>NLS-KT (Cơ bản 1): Ở hoạt động thử tài khéo léo của chủ đề “Luyện tay cho khéo”</w:t>
-            </w:r>
-          </w:p>
-          <w:p>
-            <w:pPr>
-              <w:spacing w:after="0"/>
-            </w:pPr>
-            <w:r>
-              <w:rPr>
-                <w:b w:val="0"/>
-                <w:i w:val="0"/>
-                <w:sz w:val="18"/>
-              </w:rPr>
-              <w:t>NLS-ST (Cơ bản 1): Làm xong, GV chụp ảnh sản phẩm của từng nhóm và chiếu thành bộ sưu tập của lớp; mỗi nhóm nhìn sản phẩm của mình trên màn hình</w:t>
-            </w:r>
-          </w:p>
-          <w:p>
-            <w:pPr>
-              <w:spacing w:after="0"/>
-            </w:pPr>
-            <w:r>
-              <w:rPr>
-                <w:b w:val="0"/>
-                <w:i w:val="0"/>
-                <w:sz w:val="18"/>
-              </w:rPr>
-              <w:t>NLS-AT: Khi làm sản phẩm, HS dùng kéo mũi tròn, cắt hướng ra xa người</w:t>
+              <w:t>NLS-KT (Cơ bản 1): Ở hoạt động thử tài khéo léo của chủ đề “Luyện tay cho khéo”, GV chiếu đoạn phim quay cận cảnh và.</w:t>
             </w:r>
           </w:p>
         </w:tc>
@@ -1867,33 +1789,7 @@
                 <w:i w:val="0"/>
                 <w:sz w:val="18"/>
               </w:rPr>
-              <w:t>NLS-KT (Cơ bản 1): Ở chủ đề “Tay khéo, tay đảm”, GV chiếu đoạn phim quay cận cảnh và chiếu chậm một vài việc nhà vừa sức như gấp áo, quét nhà</w:t>
-            </w:r>
-          </w:p>
-          <w:p>
-            <w:pPr>
-              <w:spacing w:after="0"/>
-            </w:pPr>
-            <w:r>
-              <w:rPr>
-                <w:b w:val="0"/>
-                <w:i w:val="0"/>
-                <w:sz w:val="18"/>
-              </w:rPr>
-              <w:t>NLS-GT (Cơ bản 1): Sau khi nghe chuyện “Cậu bé hậu đậu”, GV gõ lên màn hình các cách làm việc nhà cho khéo mà HS nêu, thành bảng chung của lớp</w:t>
-            </w:r>
-          </w:p>
-          <w:p>
-            <w:pPr>
-              <w:spacing w:after="0"/>
-            </w:pPr>
-            <w:r>
-              <w:rPr>
-                <w:b w:val="0"/>
-                <w:i w:val="0"/>
-                <w:sz w:val="18"/>
-              </w:rPr>
-              <w:t>NLS-AT: Bảng chung chỉ ghi việc làm, không ghi chuyện riêng trong gia đình bạn; khi làm việc nhà</w:t>
+              <w:t>NLS-GT (Cơ bản 1): Sau khi nghe chuyện “Cậu bé hậu đậu”, GV gõ lên màn hình các cách làm việc nhà cho khéo mà.</w:t>
             </w:r>
           </w:p>
         </w:tc>
@@ -2238,33 +2134,7 @@
                 <w:i w:val="0"/>
                 <w:sz w:val="18"/>
               </w:rPr>
-              <w:t>NLS-KT (Cơ bản 1): GV chiếu đoạn phim quay cận cảnh và chiếu chậm các bước làm sản phẩm thủ công của chủ đề (gấp, đan, làm mặt nạ</w:t>
-            </w:r>
-          </w:p>
-          <w:p>
-            <w:pPr>
-              <w:spacing w:after="0"/>
-            </w:pPr>
-            <w:r>
-              <w:rPr>
-                <w:b w:val="0"/>
-                <w:i w:val="0"/>
-                <w:sz w:val="18"/>
-              </w:rPr>
-              <w:t>NLS-KT (Cơ bản 1): GV chiếu bộ ảnh về một làng nghề thủ công của địa phương và chỉ vị trí làng nghề đó trên bản đồ số</w:t>
-            </w:r>
-          </w:p>
-          <w:p>
-            <w:pPr>
-              <w:spacing w:after="0"/>
-            </w:pPr>
-            <w:r>
-              <w:rPr>
-                <w:b w:val="0"/>
-                <w:i w:val="0"/>
-                <w:sz w:val="18"/>
-              </w:rPr>
-              <w:t>NLS-AT: GV nhắc HS: xem phim hướng dẫn làm đồ thủ công trên mạng phải có người lớn ở</w:t>
+              <w:t>NLS-KT (Cơ bản 1): Chiếu đoạn phim quay cận cảnh và chiếu chậm các bước làm sản phẩm thủ công của chủ đề (gấp, đan, làm mặt nạ, làm đèn Trung thu).</w:t>
             </w:r>
           </w:p>
         </w:tc>
@@ -2609,33 +2479,7 @@
                 <w:i w:val="0"/>
                 <w:sz w:val="18"/>
               </w:rPr>
-              <w:t>NLS-KT (Cơ bản 1): Ở chủ đề “Góc học tập của em”, GV chiếu cặp ảnh một góc học tập bừa bộn và một góc gọn gàng, phóng to từng phần bàn</w:t>
-            </w:r>
-          </w:p>
-          <w:p>
-            <w:pPr>
-              <w:spacing w:after="0"/>
-            </w:pPr>
-            <w:r>
-              <w:rPr>
-                <w:b w:val="0"/>
-                <w:i w:val="0"/>
-                <w:sz w:val="18"/>
-              </w:rPr>
-              <w:t>NLS-ST (Cơ bản 1): HS vẽ hoặc xếp mô hình góc học tập mơ ước; GV chụp ảnh sản phẩm rồi chiếu thành bộ sưu tập của lớp để mỗi em giới</w:t>
-            </w:r>
-          </w:p>
-          <w:p>
-            <w:pPr>
-              <w:spacing w:after="0"/>
-            </w:pPr>
-            <w:r>
-              <w:rPr>
-                <w:b w:val="0"/>
-                <w:i w:val="0"/>
-                <w:sz w:val="18"/>
-              </w:rPr>
-              <w:t>NLS-AT: GV chỉ chụp sản phẩm, không chụp mặt HS</w:t>
+              <w:t>NLS-ST (Cơ bản 1): HS vẽ hoặc xếp mô hình góc học tập mơ ước; GV chụp ảnh sản phẩm rồi chiếu thành bộ sưu tập của lớp.</w:t>
             </w:r>
           </w:p>
         </w:tc>
@@ -2981,33 +2825,7 @@
                 <w:i w:val="0"/>
                 <w:sz w:val="18"/>
               </w:rPr>
-              <w:t>NLS-KT (Cơ bản 1): Ở chủ đề “Gọn gàng, ngăn nắp”, GV chiếu cặp ảnh một ngăn bàn lộn xộn và một ngăn bàn được phân loại theo nhóm đồ dùng</w:t>
-            </w:r>
-          </w:p>
-          <w:p>
-            <w:pPr>
-              <w:spacing w:after="0"/>
-            </w:pPr>
-            <w:r>
-              <w:rPr>
-                <w:b w:val="0"/>
-                <w:i w:val="0"/>
-                <w:sz w:val="18"/>
-              </w:rPr>
-              <w:t>NLS-ST (Cơ bản 1): HS sắp xếp lại ngăn bàn hoặc cặp sách của mình, GV chụp ảnh trước và sau rồi chiếu lên màn hình</w:t>
-            </w:r>
-          </w:p>
-          <w:p>
-            <w:pPr>
-              <w:spacing w:after="0"/>
-            </w:pPr>
-            <w:r>
-              <w:rPr>
-                <w:b w:val="0"/>
-                <w:i w:val="0"/>
-                <w:sz w:val="18"/>
-              </w:rPr>
-              <w:t>NLS-AT: GV chỉ chụp ngăn bàn, cặp sách, không chụp mặt HS</w:t>
+              <w:t>NLS-KT (Cơ bản 1): Ở chủ đề “Gọn gàng, ngăn nắp”, GV chiếu cặp ảnh một ngăn bàn lộn xộn.</w:t>
             </w:r>
           </w:p>
         </w:tc>
@@ -3367,33 +3185,7 @@
                 <w:i w:val="0"/>
                 <w:sz w:val="18"/>
               </w:rPr>
-              <w:t>NLS-ST (Cơ bản 1): GV hướng dẫn HS nhờ bố mẹ chụp giúp ảnh góc học tập ở nhà trước và sau khi tự sắp xếp lại rồi gửi tới GV</w:t>
-            </w:r>
-          </w:p>
-          <w:p>
-            <w:pPr>
-              <w:spacing w:after="0"/>
-            </w:pPr>
-            <w:r>
-              <w:rPr>
-                <w:b w:val="0"/>
-                <w:i w:val="0"/>
-                <w:sz w:val="18"/>
-              </w:rPr>
-              <w:t>NLS-GQVĐ (Cơ bản 1): Ở chủ đề quý trọng đồng tiền, GV chiếu bảng ghi chép tiền dựng sẵn trên máy; HS nêu các khoản đã tiêu</w:t>
-            </w:r>
-          </w:p>
-          <w:p>
-            <w:pPr>
-              <w:spacing w:after="0"/>
-            </w:pPr>
-            <w:r>
-              <w:rPr>
-                <w:b w:val="0"/>
-                <w:i w:val="0"/>
-                <w:sz w:val="18"/>
-              </w:rPr>
-              <w:t>NLS-AT: Ảnh góc học tập là ảnh trong nhà: GV nhắc chỉ chụp bàn học</w:t>
+              <w:t>NLS-ST (Cơ bản 1): Hướng dẫn HS nhờ bố mẹ chụp giúp ảnh góc học tập ở nhà trước.</w:t>
             </w:r>
           </w:p>
           <w:p>
@@ -3752,33 +3544,7 @@
                 <w:i w:val="0"/>
                 <w:sz w:val="18"/>
               </w:rPr>
-              <w:t>NLS-KT (Cơ bản 1): Ở chủ đề “Có bạn thật vui”, GV chiếu các đoạn phim tình huống ngắn về việc bạn bè cùng chơi, cùng làm việc nhóm</w:t>
-            </w:r>
-          </w:p>
-          <w:p>
-            <w:pPr>
-              <w:spacing w:after="0"/>
-            </w:pPr>
-            <w:r>
-              <w:rPr>
-                <w:b w:val="0"/>
-                <w:i w:val="0"/>
-                <w:sz w:val="18"/>
-              </w:rPr>
-              <w:t>NLS-GT (Cơ bản 1): GV gõ lên màn hình những việc HS kể mình đã cùng bạn làm được, thành bảng chung của lớp; cả lớp cùng đọc lại</w:t>
-            </w:r>
-          </w:p>
-          <w:p>
-            <w:pPr>
-              <w:spacing w:after="0"/>
-            </w:pPr>
-            <w:r>
-              <w:rPr>
-                <w:b w:val="0"/>
-                <w:i w:val="0"/>
-                <w:sz w:val="18"/>
-              </w:rPr>
-              <w:t>NLS-AT: Bảng chung chỉ ghi việc làm cùng nhau, không ghi chuyện riêng khiến bạn ngại</w:t>
+              <w:t>NLS-KT (Cơ bản 1): Ở chủ đề “Có bạn thật vui”, GV chiếu các đoạn phim tình huống ngắn về việc bạn bè cùng chơi.</w:t>
             </w:r>
           </w:p>
         </w:tc>
@@ -4125,33 +3891,7 @@
                 <w:i w:val="0"/>
                 <w:sz w:val="18"/>
               </w:rPr>
-              <w:t>NLS-KT (Cơ bản 1): Ở chủ đề tìm sự trợ giúp để giữ gìn tình bạn, GV chiếu các đoạn phim tình huống ngắn về mâu thuẫn giữa bạn bè và dừng</w:t>
-            </w:r>
-          </w:p>
-          <w:p>
-            <w:pPr>
-              <w:spacing w:after="0"/>
-            </w:pPr>
-            <w:r>
-              <w:rPr>
-                <w:b w:val="0"/>
-                <w:i w:val="0"/>
-                <w:sz w:val="18"/>
-              </w:rPr>
-              <w:t>NLS-GT (Cơ bản 1): GV gõ lên màn hình các cách giữ gìn tình bạn mà HS nêu, thành bảng chung của lớp; cả lớp cùng đọc lại</w:t>
-            </w:r>
-          </w:p>
-          <w:p>
-            <w:pPr>
-              <w:spacing w:after="0"/>
-            </w:pPr>
-            <w:r>
-              <w:rPr>
-                <w:b w:val="0"/>
-                <w:i w:val="0"/>
-                <w:sz w:val="18"/>
-              </w:rPr>
-              <w:t>NLS-AT: Bảng chung chỉ ghi cách làm, không nêu tên bạn trong chuyện mâu thuẫn</w:t>
+              <w:t>NLS-GT (Cơ bản 1): Gõ lên màn hình các cách giữ gìn tình bạn mà HS nêu, thành bảng chung của lớp.</w:t>
             </w:r>
           </w:p>
         </w:tc>
@@ -4498,33 +4238,7 @@
                 <w:i w:val="0"/>
                 <w:sz w:val="18"/>
               </w:rPr>
-              <w:t>NLS-KT (Cơ bản 1): Ở chủ đề “Trường học hạnh phúc”, GV chiếu ảnh các góc quen thuộc của trường như thư viện, sân chơi</w:t>
-            </w:r>
-          </w:p>
-          <w:p>
-            <w:pPr>
-              <w:spacing w:after="0"/>
-            </w:pPr>
-            <w:r>
-              <w:rPr>
-                <w:b w:val="0"/>
-                <w:i w:val="0"/>
-                <w:sz w:val="18"/>
-              </w:rPr>
-              <w:t>NLS-GT (Cơ bản 1): GV gõ lên màn hình những điều HS nói sẽ làm để lớp mình vui hơn, thành bảng chung của lớp; cả lớp cùng đọc lại</w:t>
-            </w:r>
-          </w:p>
-          <w:p>
-            <w:pPr>
-              <w:spacing w:after="0"/>
-            </w:pPr>
-            <w:r>
-              <w:rPr>
-                <w:b w:val="0"/>
-                <w:i w:val="0"/>
-                <w:sz w:val="18"/>
-              </w:rPr>
-              <w:t>NLS-AT: Ảnh chỉ chụp cảnh trường, không chụp mặt bạn khi bạn chưa đồng ý</w:t>
+              <w:t>NLS-KT (Cơ bản 1): Ở chủ đề “Trường học hạnh phúc”, GV chiếu ảnh các góc quen thuộc của trường như thư viện, sân chơi, vườn.</w:t>
             </w:r>
           </w:p>
         </w:tc>
@@ -4870,33 +4584,7 @@
                 <w:i w:val="0"/>
                 <w:sz w:val="18"/>
               </w:rPr>
-              <w:t>NLS-GT (Cơ bản 1): GV dựng trên máy một tấm thiệp điện tử hoặc trang “Lời cảm ơn thầy cô” chung của lớp và chiếu lên màn hình</w:t>
-            </w:r>
-          </w:p>
-          <w:p>
-            <w:pPr>
-              <w:spacing w:after="0"/>
-            </w:pPr>
-            <w:r>
-              <w:rPr>
-                <w:b w:val="0"/>
-                <w:i w:val="0"/>
-                <w:sz w:val="18"/>
-              </w:rPr>
-              <w:t>NLS-GQVĐ (Cơ bản 1): GV nêu tình huống hai bạn giận nhau vì một tin nhắn và cùng HS sửa lại câu nhắn cho tử tế</w:t>
-            </w:r>
-          </w:p>
-          <w:p>
-            <w:pPr>
-              <w:spacing w:after="0"/>
-            </w:pPr>
-            <w:r>
-              <w:rPr>
-                <w:b w:val="0"/>
-                <w:i w:val="0"/>
-                <w:sz w:val="18"/>
-              </w:rPr>
-              <w:t>NLS-AT: GV nhắc HS: nếu bị bạn nói lời khó nghe trong nhóm trò chuyện của lớp hay của</w:t>
+              <w:t>NLS-GT (Cơ bản 1): Dựng trên máy một tấm thiệp điện tử hoặc trang “Lời cảm ơn thầy cô” chung của lớp.</w:t>
             </w:r>
           </w:p>
           <w:p>
@@ -5256,33 +4944,7 @@
                 <w:i w:val="0"/>
                 <w:sz w:val="18"/>
               </w:rPr>
-              <w:t>NLS-KT (Cơ bản 1): Ở chủ đề “Em tự làm lấy việc của mình”, GV chiếu bộ ảnh những việc HS lớp 2 tự làm được như gấp quần áo</w:t>
-            </w:r>
-          </w:p>
-          <w:p>
-            <w:pPr>
-              <w:spacing w:after="0"/>
-            </w:pPr>
-            <w:r>
-              <w:rPr>
-                <w:b w:val="0"/>
-                <w:i w:val="0"/>
-                <w:sz w:val="18"/>
-              </w:rPr>
-              <w:t>NLS-GT (Cơ bản 1): GV gõ lên màn hình những việc HS hứa sẽ tự làm, thành bảng chung của lớp; cả lớp cùng đọc lại</w:t>
-            </w:r>
-          </w:p>
-          <w:p>
-            <w:pPr>
-              <w:spacing w:after="0"/>
-            </w:pPr>
-            <w:r>
-              <w:rPr>
-                <w:b w:val="0"/>
-                <w:i w:val="0"/>
-                <w:sz w:val="18"/>
-              </w:rPr>
-              <w:t>NLS-AT: HS chọn việc vừa sức, việc dùng dao, bếp, ổ điện thì phải có người lớn</w:t>
+              <w:t>NLS-KT (Cơ bản 1): Ở chủ đề “Em tự làm lấy việc của mình”, GV chiếu bộ ảnh những việc HS lớp 2 tự làm được.</w:t>
             </w:r>
           </w:p>
           <w:p>
@@ -5640,33 +5302,7 @@
                 <w:i w:val="0"/>
                 <w:sz w:val="18"/>
               </w:rPr>
-              <w:t>NLS-GQVĐ (Cơ bản 1): Ở chủ đề “Nghĩ nhanh, làm giỏi”, GV chiếu các tình huống cần xử lí nhanh như quên mang bút, làm rơi đồ của bạn, đến lớp muộn</w:t>
-            </w:r>
-          </w:p>
-          <w:p>
-            <w:pPr>
-              <w:spacing w:after="0"/>
-            </w:pPr>
-            <w:r>
-              <w:rPr>
-                <w:b w:val="0"/>
-                <w:i w:val="0"/>
-                <w:sz w:val="18"/>
-              </w:rPr>
-              <w:t>NLS-GT (Cơ bản 1): GV gõ lên màn hình các cách xử lí mà từng nhóm nêu, thành bảng chung; cả lớp cùng đọc</w:t>
-            </w:r>
-          </w:p>
-          <w:p>
-            <w:pPr>
-              <w:spacing w:after="0"/>
-            </w:pPr>
-            <w:r>
-              <w:rPr>
-                <w:b w:val="0"/>
-                <w:i w:val="0"/>
-                <w:sz w:val="18"/>
-              </w:rPr>
-              <w:t>NLS-AT: Bảng chung chỉ ghi cách làm, không nêu tên bạn mắc lỗi; khi chơi trò phản xạ nhanh</w:t>
+              <w:t>NLS-GQVĐ (Cơ bản 1): Ở chủ đề “Nghĩ nhanh, làm giỏi”, GV chiếu các tình huống cần xử lí nhanh như quên mang bút, làm rơi.</w:t>
             </w:r>
           </w:p>
         </w:tc>
@@ -6012,33 +5648,7 @@
                 <w:i w:val="0"/>
                 <w:sz w:val="18"/>
               </w:rPr>
-              <w:t>NLS-GQVĐ (Cơ bản 1): GV chiếu các tình huống nguy hiểm trong nhà (cháy, điện giật, người lạ gõ cửa) dưới dạng đoạn phim ngắn dừng giữa chừng cho HS chọn cách</w:t>
-            </w:r>
-          </w:p>
-          <w:p>
-            <w:pPr>
-              <w:spacing w:after="0"/>
-            </w:pPr>
-            <w:r>
-              <w:rPr>
-                <w:b w:val="0"/>
-                <w:i w:val="0"/>
-                <w:sz w:val="18"/>
-              </w:rPr>
-              <w:t>NLS-ST (Cơ bản 1): Ở chủ đề tự giác làm việc, GV cùng HS lập bảng việc cần làm trong ngày ngay trên máy</w:t>
-            </w:r>
-          </w:p>
-          <w:p>
-            <w:pPr>
-              <w:spacing w:after="0"/>
-            </w:pPr>
-            <w:r>
-              <w:rPr>
-                <w:b w:val="0"/>
-                <w:i w:val="0"/>
-                <w:sz w:val="18"/>
-              </w:rPr>
-              <w:t>NLS-AT: GV nhắc HS: khi có cháy hay có người lạ gõ cửa thì việc đầu tiên là tự</w:t>
+              <w:t>NLS-ST (Cơ bản 1): Ở chủ đề tự giác làm việc, GV cùng HS lập bảng việc cần làm trong ngày ngay trên máy.</w:t>
             </w:r>
           </w:p>
         </w:tc>
@@ -6383,33 +5993,7 @@
                 <w:i w:val="0"/>
                 <w:sz w:val="18"/>
               </w:rPr>
-              <w:t>NLS-KT (Cơ bản 1): GV mở bản tin dự báo thời tiết những ngày tới trên máy và chiếu lên màn hình; HS đọc nhiệt độ</w:t>
-            </w:r>
-          </w:p>
-          <w:p>
-            <w:pPr>
-              <w:spacing w:after="0"/>
-            </w:pPr>
-            <w:r>
-              <w:rPr>
-                <w:b w:val="0"/>
-                <w:i w:val="0"/>
-                <w:sz w:val="18"/>
-              </w:rPr>
-              <w:t>NLS-ST (Cơ bản 1): GV chiếu bảng kiểm hành trang lập sẵn trên máy; HS nêu từng món cần mang để GV gõ vào và đánh dấu</w:t>
-            </w:r>
-          </w:p>
-          <w:p>
-            <w:pPr>
-              <w:spacing w:after="0"/>
-            </w:pPr>
-            <w:r>
-              <w:rPr>
-                <w:b w:val="0"/>
-                <w:i w:val="0"/>
-                <w:sz w:val="18"/>
-              </w:rPr>
-              <w:t>NLS-AT: GV nhắc HS: khi đi xa, trong hành trang phải có mảnh giấy ghi tên mình cùng tên</w:t>
+              <w:t>NLS-KT (Cơ bản 1): Ở hoạt động Khám phá chủ đề “Lựa chọn trang phục”, GV chiếu bộ ảnh trang phục ứng.</w:t>
             </w:r>
           </w:p>
         </w:tc>
@@ -6755,33 +6339,7 @@
                 <w:i w:val="0"/>
                 <w:sz w:val="18"/>
               </w:rPr>
-              <w:t>NLS-KT (Cơ bản 1): GV mở bản tin dự báo thời tiết những ngày tới trên máy và chiếu lên màn hình; HS đọc nhiệt độ</w:t>
-            </w:r>
-          </w:p>
-          <w:p>
-            <w:pPr>
-              <w:spacing w:after="0"/>
-            </w:pPr>
-            <w:r>
-              <w:rPr>
-                <w:b w:val="0"/>
-                <w:i w:val="0"/>
-                <w:sz w:val="18"/>
-              </w:rPr>
-              <w:t>NLS-ST (Cơ bản 1): GV chiếu bảng kiểm hành trang lập sẵn trên máy; HS nêu từng món cần mang để GV gõ vào và đánh dấu</w:t>
-            </w:r>
-          </w:p>
-          <w:p>
-            <w:pPr>
-              <w:spacing w:after="0"/>
-            </w:pPr>
-            <w:r>
-              <w:rPr>
-                <w:b w:val="0"/>
-                <w:i w:val="0"/>
-                <w:sz w:val="18"/>
-              </w:rPr>
-              <w:t>NLS-AT: GV nhắc HS: khi đi xa, trong hành trang phải có mảnh giấy ghi tên mình cùng tên</w:t>
+              <w:t>NLS-ST (Cơ bản 1): Chiếu bảng kiểm hành trang lập sẵn trên máy.</w:t>
             </w:r>
           </w:p>
         </w:tc>
@@ -7127,33 +6685,7 @@
                 <w:i w:val="0"/>
                 <w:sz w:val="18"/>
               </w:rPr>
-              <w:t>NLS-ST (Cơ bản 1): GV hướng dẫn HS nhờ bố mẹ gửi tới một tấm ảnh ngày đáng nhớ của gia đình</w:t>
-            </w:r>
-          </w:p>
-          <w:p>
-            <w:pPr>
-              <w:spacing w:after="0"/>
-            </w:pPr>
-            <w:r>
-              <w:rPr>
-                <w:b w:val="0"/>
-                <w:i w:val="0"/>
-                <w:sz w:val="18"/>
-              </w:rPr>
-              <w:t>NLS-GT (Cơ bản 1): Dịp Tết, GV chiếu một tấm thiệp điện tử và một tin nhắn chúc Tết, cùng HS soạn lời chúc gửi ông bà ở xa</w:t>
-            </w:r>
-          </w:p>
-          <w:p>
-            <w:pPr>
-              <w:spacing w:after="0"/>
-            </w:pPr>
-            <w:r>
-              <w:rPr>
-                <w:b w:val="0"/>
-                <w:i w:val="0"/>
-                <w:sz w:val="18"/>
-              </w:rPr>
-              <w:t>NLS-AT: Ảnh gia đình chỉ chiếu trong lớp khi bố mẹ đồng ý gửi</w:t>
+              <w:t>NLS-KT (Cơ bản 1): Ở hoạt động Chia sẻ điều em học được từ người thân của chủ đề “Người trong một nhà”, GV chiếu bộ.</w:t>
             </w:r>
           </w:p>
         </w:tc>
@@ -7524,33 +7056,7 @@
                 <w:i w:val="0"/>
                 <w:sz w:val="18"/>
               </w:rPr>
-              <w:t>NLS-ST (Cơ bản 1): GV hướng dẫn HS nhờ bố mẹ gửi tới một tấm ảnh ngày đáng nhớ của gia đình</w:t>
-            </w:r>
-          </w:p>
-          <w:p>
-            <w:pPr>
-              <w:spacing w:after="0"/>
-            </w:pPr>
-            <w:r>
-              <w:rPr>
-                <w:b w:val="0"/>
-                <w:i w:val="0"/>
-                <w:sz w:val="18"/>
-              </w:rPr>
-              <w:t>NLS-GT (Cơ bản 1): Dịp Tết, GV chiếu một tấm thiệp điện tử và một tin nhắn chúc Tết, cùng HS soạn lời chúc gửi ông bà ở xa</w:t>
-            </w:r>
-          </w:p>
-          <w:p>
-            <w:pPr>
-              <w:spacing w:after="0"/>
-            </w:pPr>
-            <w:r>
-              <w:rPr>
-                <w:b w:val="0"/>
-                <w:i w:val="0"/>
-                <w:sz w:val="18"/>
-              </w:rPr>
-              <w:t>NLS-AT: Ảnh gia đình chỉ chiếu trong lớp khi bố mẹ đồng ý gửi</w:t>
+              <w:t>NLS-GT (Cơ bản 1): Ở hoạt động Chia sẻ, GV chiếu bảng chung “Việc em làm cùng gia đình để đón Tết”.</w:t>
             </w:r>
           </w:p>
         </w:tc>
@@ -7897,33 +7403,7 @@
                 <w:i w:val="0"/>
                 <w:sz w:val="18"/>
               </w:rPr>
-              <w:t>NLS-ST (Cơ bản 1): GV hướng dẫn HS nhờ bố mẹ gửi tới một tấm ảnh ngày đáng nhớ của gia đình</w:t>
-            </w:r>
-          </w:p>
-          <w:p>
-            <w:pPr>
-              <w:spacing w:after="0"/>
-            </w:pPr>
-            <w:r>
-              <w:rPr>
-                <w:b w:val="0"/>
-                <w:i w:val="0"/>
-                <w:sz w:val="18"/>
-              </w:rPr>
-              <w:t>NLS-GT (Cơ bản 1): Dịp Tết, GV chiếu một tấm thiệp điện tử và một tin nhắn chúc Tết, cùng HS soạn lời chúc gửi ông bà ở xa</w:t>
-            </w:r>
-          </w:p>
-          <w:p>
-            <w:pPr>
-              <w:spacing w:after="0"/>
-            </w:pPr>
-            <w:r>
-              <w:rPr>
-                <w:b w:val="0"/>
-                <w:i w:val="0"/>
-                <w:sz w:val="18"/>
-              </w:rPr>
-              <w:t>NLS-AT: Ảnh gia đình chỉ chiếu trong lớp khi bố mẹ đồng ý gửi</w:t>
+              <w:t>NLS-KT (Cơ bản 1): Ở hoạt động Khám phá chủ đề “Ngày đáng nhớ của gia đình”, GV chiếu tấm lịch năm phóng to lên màn.</w:t>
             </w:r>
           </w:p>
         </w:tc>
@@ -8270,33 +7750,7 @@
                 <w:i w:val="0"/>
                 <w:sz w:val="18"/>
               </w:rPr>
-              <w:t>NLS-KT (Cơ bản 1): GV chiếu hình vi khuẩn, vi rút chụp qua kính hiển vi và đoạn phim mô phỏng đường lây bệnh qua bàn tay</w:t>
-            </w:r>
-          </w:p>
-          <w:p>
-            <w:pPr>
-              <w:spacing w:after="0"/>
-            </w:pPr>
-            <w:r>
-              <w:rPr>
-                <w:b w:val="0"/>
-                <w:i w:val="0"/>
-                <w:sz w:val="18"/>
-              </w:rPr>
-              <w:t>NLS-GQVĐ (Cơ bản 1): GV cùng HS làm cuốn cẩm nang hướng dẫn dùng những vật dụng bảo vệ (khẩu trang, mũ, áo mưa, nước rửa tay): HS nêu từng bước</w:t>
-            </w:r>
-          </w:p>
-          <w:p>
-            <w:pPr>
-              <w:spacing w:after="0"/>
-            </w:pPr>
-            <w:r>
-              <w:rPr>
-                <w:b w:val="0"/>
-                <w:i w:val="0"/>
-                <w:sz w:val="18"/>
-              </w:rPr>
-              <w:t>NLS-AT: GV nhắc HS: tin về dịch bệnh phải nghe từ thầy cô</w:t>
+              <w:t>NLS-GT (Cơ bản 1): Ở hoạt động Khám phá, GV chiếu bảng chung “Việc em làm để giữ sức khoẻ – Thời gian trong ngày”.</w:t>
             </w:r>
           </w:p>
           <w:p>
@@ -8654,33 +8108,7 @@
                 <w:i w:val="0"/>
                 <w:sz w:val="18"/>
               </w:rPr>
-              <w:t>NLS-KT (Cơ bản 1): GV chiếu hình vi khuẩn, vi rút chụp qua kính hiển vi và đoạn phim mô phỏng đường lây bệnh qua bàn tay</w:t>
-            </w:r>
-          </w:p>
-          <w:p>
-            <w:pPr>
-              <w:spacing w:after="0"/>
-            </w:pPr>
-            <w:r>
-              <w:rPr>
-                <w:b w:val="0"/>
-                <w:i w:val="0"/>
-                <w:sz w:val="18"/>
-              </w:rPr>
-              <w:t>NLS-GQVĐ (Cơ bản 1): GV cùng HS làm cuốn cẩm nang hướng dẫn dùng những vật dụng bảo vệ (khẩu trang, mũ, áo mưa, nước rửa tay): HS nêu từng bước</w:t>
-            </w:r>
-          </w:p>
-          <w:p>
-            <w:pPr>
-              <w:spacing w:after="0"/>
-            </w:pPr>
-            <w:r>
-              <w:rPr>
-                <w:b w:val="0"/>
-                <w:i w:val="0"/>
-                <w:sz w:val="18"/>
-              </w:rPr>
-              <w:t>NLS-AT: GV nhắc HS: tin về dịch bệnh phải nghe từ thầy cô</w:t>
+              <w:t>NLS-KT (Cơ bản 1): Ở hoạt động Khởi động chủ đề “Những vật dụng bảo vệ em”, GV chiếu ảnh chụp gần mũ bảo hiểm, áo.</w:t>
             </w:r>
           </w:p>
         </w:tc>
@@ -9025,7 +8453,7 @@
                 <w:i w:val="0"/>
                 <w:sz w:val="18"/>
               </w:rPr>
-              <w:t>NLS-GT (Cơ bản 1): GV chiếu ảnh màn hình điện thoại phóng to và hướng dẫn từng bước cách gọi cho bố mẹ, gọi 111 và 113</w:t>
+              <w:t>NLS-GQVĐ (Cơ bản 1): Ở hoạt động Luyện tập, GV chiếu tình huống bị lạc và mẫu lời nói gồm tên mình, tên bố mẹ, số điện thoại người thân.</w:t>
             </w:r>
           </w:p>
           <w:p>
@@ -9038,7 +8466,7 @@
                 <w:i w:val="0"/>
                 <w:sz w:val="18"/>
               </w:rPr>
-              <w:t>NLS-KT (Cơ bản 1): GV mở bản đồ số khu vực quanh trường, quanh chợ và siêu thị gần trường</w:t>
+              <w:t>ATGT</w:t>
             </w:r>
           </w:p>
           <w:p>
@@ -9051,7 +8479,7 @@
                 <w:i w:val="0"/>
                 <w:sz w:val="18"/>
               </w:rPr>
-              <w:t>NLS-AT: GV nhấn mạnh: người lạ dù gọi đúng tên mình, dù nói quen bố mẹ</w:t>
+              <w:t>ATGT: đi thành hàng, bám sát người phụ trách khi ra khỏi trường; đội mũ bảo hiểm cài quai khi ngồi sau xe máy, xe đạp điện.</w:t>
             </w:r>
           </w:p>
         </w:tc>
@@ -9282,6 +8710,20 @@
                 <w:i w:val="0"/>
                 <w:sz w:val="18"/>
               </w:rPr>
+              <w:t>QTE</w:t>
+            </w:r>
+          </w:p>
+          <w:p>
+            <w:pPr>
+              <w:spacing w:after="0"/>
+            </w:pPr>
+            <w:r>
+              <w:rPr>
+                <w:b w:val="0"/>
+                <w:i w:val="0"/>
+                <w:sz w:val="18"/>
+              </w:rPr>
+              <w:t>QTE: trẻ em có quyền được bảo vệ khỏi mọi hình thức xâm hại; nhớ số của người thân và Tổng đài quốc gia bảo vệ trẻ em 111.</w:t>
             </w:r>
           </w:p>
         </w:tc>
@@ -9396,7 +8838,7 @@
                 <w:i w:val="0"/>
                 <w:sz w:val="18"/>
               </w:rPr>
-              <w:t>NLS-GT (Cơ bản 1): GV chiếu ảnh màn hình điện thoại phóng to và hướng dẫn từng bước cách gọi cho bố mẹ, gọi 111 và 113</w:t>
+              <w:t>NLS-KT (Cơ bản 1): Ở hoạt động Khám phá chủ đề “Phòng tránh bị bắt cóc”, GV chiếu các tình huống bằng tranh.</w:t>
             </w:r>
           </w:p>
           <w:p>
@@ -9409,7 +8851,7 @@
                 <w:i w:val="0"/>
                 <w:sz w:val="18"/>
               </w:rPr>
-              <w:t>NLS-KT (Cơ bản 1): GV mở bản đồ số khu vực quanh trường, quanh chợ và siêu thị gần trường</w:t>
+              <w:t>QTE</w:t>
             </w:r>
           </w:p>
           <w:p>
@@ -9422,7 +8864,7 @@
                 <w:i w:val="0"/>
                 <w:sz w:val="18"/>
               </w:rPr>
-              <w:t>NLS-AT: GV nhấn mạnh: người lạ dù gọi đúng tên mình, dù nói quen bố mẹ</w:t>
+              <w:t>QTE: trẻ em có quyền được bảo vệ khỏi mọi hình thức xâm hại; nhớ số của người thân và Tổng đài quốc gia bảo vệ trẻ em 111.</w:t>
             </w:r>
           </w:p>
         </w:tc>
@@ -9781,33 +9223,7 @@
                 <w:i w:val="0"/>
                 <w:sz w:val="18"/>
               </w:rPr>
-              <w:t>NLS-KT (Cơ bản 1): GV chiếu đoạn phim ngắn cho HS thấy người khiếm thị dùng máy đọc màn hình để nghe sách</w:t>
-            </w:r>
-          </w:p>
-          <w:p>
-            <w:pPr>
-              <w:spacing w:after="0"/>
-            </w:pPr>
-            <w:r>
-              <w:rPr>
-                <w:b w:val="0"/>
-                <w:i w:val="0"/>
-                <w:sz w:val="18"/>
-              </w:rPr>
-              <w:t>NLS-GT (Cơ bản 1): GV chiếu ảnh và tin về những việc tử tế trong xóm, trong phường</w:t>
-            </w:r>
-          </w:p>
-          <w:p>
-            <w:pPr>
-              <w:spacing w:after="0"/>
-            </w:pPr>
-            <w:r>
-              <w:rPr>
-                <w:b w:val="0"/>
-                <w:i w:val="0"/>
-                <w:sz w:val="18"/>
-              </w:rPr>
-              <w:t>NLS-AT: GV nhắc HS: không quay phim, chụp ảnh người khuyết tật hay người có hoàn cảnh khó khăn</w:t>
+              <w:t>NLS-GT (Cơ bản 1): Ở hoạt động Chia sẻ, GV mở bảng chung “Việc em có thể làm giúp hàng xóm”.</w:t>
             </w:r>
           </w:p>
         </w:tc>
@@ -10153,33 +9569,7 @@
                 <w:i w:val="0"/>
                 <w:sz w:val="18"/>
               </w:rPr>
-              <w:t>NLS-KT (Cơ bản 1): GV chiếu đoạn phim ngắn cho HS thấy người khiếm thị dùng máy đọc màn hình để nghe sách</w:t>
-            </w:r>
-          </w:p>
-          <w:p>
-            <w:pPr>
-              <w:spacing w:after="0"/>
-            </w:pPr>
-            <w:r>
-              <w:rPr>
-                <w:b w:val="0"/>
-                <w:i w:val="0"/>
-                <w:sz w:val="18"/>
-              </w:rPr>
-              <w:t>NLS-GT (Cơ bản 1): GV chiếu ảnh và tin về những việc tử tế trong xóm, trong phường</w:t>
-            </w:r>
-          </w:p>
-          <w:p>
-            <w:pPr>
-              <w:spacing w:after="0"/>
-            </w:pPr>
-            <w:r>
-              <w:rPr>
-                <w:b w:val="0"/>
-                <w:i w:val="0"/>
-                <w:sz w:val="18"/>
-              </w:rPr>
-              <w:t>NLS-AT: GV nhắc HS: không quay phim, chụp ảnh người khuyết tật hay người có hoàn cảnh khó khăn</w:t>
+              <w:t>NLS-KT (Cơ bản 1): Ở hoạt động Khám phá chủ đề “Tôi luôn bên bạn”, GV chiếu các tình huống bằng tranh.</w:t>
             </w:r>
           </w:p>
         </w:tc>
@@ -10525,33 +9915,7 @@
                 <w:i w:val="0"/>
                 <w:sz w:val="18"/>
               </w:rPr>
-              <w:t>NLS-KT (Cơ bản 1): GV chiếu đoạn phim ngắn cho HS thấy người khiếm thị dùng máy đọc màn hình để nghe sách</w:t>
-            </w:r>
-          </w:p>
-          <w:p>
-            <w:pPr>
-              <w:spacing w:after="0"/>
-            </w:pPr>
-            <w:r>
-              <w:rPr>
-                <w:b w:val="0"/>
-                <w:i w:val="0"/>
-                <w:sz w:val="18"/>
-              </w:rPr>
-              <w:t>NLS-GT (Cơ bản 1): GV chiếu ảnh và tin về những việc tử tế trong xóm, trong phường</w:t>
-            </w:r>
-          </w:p>
-          <w:p>
-            <w:pPr>
-              <w:spacing w:after="0"/>
-            </w:pPr>
-            <w:r>
-              <w:rPr>
-                <w:b w:val="0"/>
-                <w:i w:val="0"/>
-                <w:sz w:val="18"/>
-              </w:rPr>
-              <w:t>NLS-AT: GV nhắc HS: không quay phim, chụp ảnh người khuyết tật hay người có hoàn cảnh khó khăn</w:t>
+              <w:t>NLS-GT (Cơ bản 1): Chiếu ảnh và tin về những việc tử tế trong xóm, trong phường.</w:t>
             </w:r>
           </w:p>
           <w:p>
@@ -10910,33 +10274,7 @@
                 <w:i w:val="0"/>
                 <w:sz w:val="18"/>
               </w:rPr>
-              <w:t>NLS-KT (Cơ bản 1): GV mở bản đồ số kèm ảnh chụp đường phố, cùng HS đi thăm cảnh đẹp quê mình ngay trên màn hình khi lớp chưa có điều kiện</w:t>
-            </w:r>
-          </w:p>
-          <w:p>
-            <w:pPr>
-              <w:spacing w:after="0"/>
-            </w:pPr>
-            <w:r>
-              <w:rPr>
-                <w:b w:val="0"/>
-                <w:i w:val="0"/>
-                <w:sz w:val="18"/>
-              </w:rPr>
-              <w:t>NLS-ST (Cơ bản 1): GV cùng HS chụp ảnh góc lớp, sân trường trước và sau khi dọn dẹp</w:t>
-            </w:r>
-          </w:p>
-          <w:p>
-            <w:pPr>
-              <w:spacing w:after="0"/>
-            </w:pPr>
-            <w:r>
-              <w:rPr>
-                <w:b w:val="0"/>
-                <w:i w:val="0"/>
-                <w:sz w:val="18"/>
-              </w:rPr>
-              <w:t>NLS-AT: Khi chụp ảnh cảnh quan, GV nhắc HS chỉ chụp cảnh vật</w:t>
+              <w:t>NLS-KT (Cơ bản 1): Ở hoạt động Khám phá chủ đề “Cảnh đẹp quê em”, GV chiếu ảnh những cảnh đẹp của địa phương.</w:t>
             </w:r>
           </w:p>
           <w:p>
@@ -11064,6 +10402,32 @@
                 <w:i w:val="0"/>
                 <w:sz w:val="18"/>
               </w:rPr>
+              <w:t>ATGT</w:t>
+            </w:r>
+          </w:p>
+          <w:p>
+            <w:pPr>
+              <w:spacing w:after="0"/>
+            </w:pPr>
+            <w:r>
+              <w:rPr>
+                <w:b w:val="0"/>
+                <w:i w:val="0"/>
+                <w:sz w:val="18"/>
+              </w:rPr>
+              <w:t>ATGT: đi thành hàng, bám sát người phụ trách khi ra khỏi trường; đội mũ bảo hiểm cài quai khi ngồi sau xe máy, xe đạp điện.</w:t>
+            </w:r>
+          </w:p>
+          <w:p>
+            <w:pPr>
+              <w:spacing w:after="0"/>
+            </w:pPr>
+            <w:r>
+              <w:rPr>
+                <w:b w:val="0"/>
+                <w:i w:val="0"/>
+                <w:sz w:val="18"/>
+              </w:rPr>
               <w:t>KNS: KN tự đánh giá và đánh giá bạn một cách khách quan, thiện chí.</w:t>
             </w:r>
           </w:p>
@@ -11296,33 +10660,7 @@
                 <w:i w:val="0"/>
                 <w:sz w:val="18"/>
               </w:rPr>
-              <w:t>NLS-KT (Cơ bản 1): GV mở bản đồ số kèm ảnh chụp đường phố, cùng HS đi thăm cảnh đẹp quê mình ngay trên màn hình khi lớp chưa có điều kiện</w:t>
-            </w:r>
-          </w:p>
-          <w:p>
-            <w:pPr>
-              <w:spacing w:after="0"/>
-            </w:pPr>
-            <w:r>
-              <w:rPr>
-                <w:b w:val="0"/>
-                <w:i w:val="0"/>
-                <w:sz w:val="18"/>
-              </w:rPr>
-              <w:t>NLS-ST (Cơ bản 1): GV cùng HS chụp ảnh góc lớp, sân trường trước và sau khi dọn dẹp</w:t>
-            </w:r>
-          </w:p>
-          <w:p>
-            <w:pPr>
-              <w:spacing w:after="0"/>
-            </w:pPr>
-            <w:r>
-              <w:rPr>
-                <w:b w:val="0"/>
-                <w:i w:val="0"/>
-                <w:sz w:val="18"/>
-              </w:rPr>
-              <w:t>NLS-AT: Khi chụp ảnh cảnh quan, GV nhắc HS chỉ chụp cảnh vật</w:t>
+              <w:t>NLS-GT (Cơ bản 1): Ở hoạt động Chia sẻ, GV mở bảng chung “Nơi cần giữ gìn – Việc em làm được”.</w:t>
             </w:r>
           </w:p>
           <w:p>
@@ -11695,33 +11033,7 @@
                 <w:i w:val="0"/>
                 <w:sz w:val="18"/>
               </w:rPr>
-              <w:t>NLS-KT (Cơ bản 1): GV mở bản đồ số kèm ảnh chụp đường phố, cùng HS đi thăm cảnh đẹp quê mình ngay trên màn hình khi lớp chưa có điều kiện</w:t>
-            </w:r>
-          </w:p>
-          <w:p>
-            <w:pPr>
-              <w:spacing w:after="0"/>
-            </w:pPr>
-            <w:r>
-              <w:rPr>
-                <w:b w:val="0"/>
-                <w:i w:val="0"/>
-                <w:sz w:val="18"/>
-              </w:rPr>
-              <w:t>NLS-ST (Cơ bản 1): GV cùng HS chụp ảnh góc lớp, sân trường trước và sau khi dọn dẹp</w:t>
-            </w:r>
-          </w:p>
-          <w:p>
-            <w:pPr>
-              <w:spacing w:after="0"/>
-            </w:pPr>
-            <w:r>
-              <w:rPr>
-                <w:b w:val="0"/>
-                <w:i w:val="0"/>
-                <w:sz w:val="18"/>
-              </w:rPr>
-              <w:t>NLS-AT: Khi chụp ảnh cảnh quan, GV nhắc HS chỉ chụp cảnh vật</w:t>
+              <w:t>NLS-KT (Cơ bản 1): Ở hoạt động Khảo sát của chủ đề “Giữ gìn vệ sinh môi trường”, GV chiếu sơ đồ lớp.</w:t>
             </w:r>
           </w:p>
           <w:p>
@@ -12094,33 +11406,7 @@
                 <w:i w:val="0"/>
                 <w:sz w:val="18"/>
               </w:rPr>
-              <w:t>NLS-KT (Cơ bản 1): GV mở bản đồ số kèm ảnh chụp đường phố, cùng HS đi thăm cảnh đẹp quê mình ngay trên màn hình khi lớp chưa có điều kiện</w:t>
-            </w:r>
-          </w:p>
-          <w:p>
-            <w:pPr>
-              <w:spacing w:after="0"/>
-            </w:pPr>
-            <w:r>
-              <w:rPr>
-                <w:b w:val="0"/>
-                <w:i w:val="0"/>
-                <w:sz w:val="18"/>
-              </w:rPr>
-              <w:t>NLS-ST (Cơ bản 1): GV cùng HS chụp ảnh góc lớp, sân trường trước và sau khi dọn dẹp</w:t>
-            </w:r>
-          </w:p>
-          <w:p>
-            <w:pPr>
-              <w:spacing w:after="0"/>
-            </w:pPr>
-            <w:r>
-              <w:rPr>
-                <w:b w:val="0"/>
-                <w:i w:val="0"/>
-                <w:sz w:val="18"/>
-              </w:rPr>
-              <w:t>NLS-AT: Khi chụp ảnh cảnh quan, GV nhắc HS chỉ chụp cảnh vật</w:t>
+              <w:t>NLS-ST (Cơ bản 1): Cùng HS chụp ảnh góc lớp, sân trường trước và sau khi dọn dẹp, trồng cây.</w:t>
             </w:r>
           </w:p>
         </w:tc>
@@ -12467,33 +11753,7 @@
                 <w:i w:val="0"/>
                 <w:sz w:val="18"/>
               </w:rPr>
-              <w:t>NLS-KT (Cơ bản 1): GV chiếu bộ ảnh và phim ngắn về một ngày làm việc thật của nhiều nghề</w:t>
-            </w:r>
-          </w:p>
-          <w:p>
-            <w:pPr>
-              <w:spacing w:after="0"/>
-            </w:pPr>
-            <w:r>
-              <w:rPr>
-                <w:b w:val="0"/>
-                <w:i w:val="0"/>
-                <w:sz w:val="18"/>
-              </w:rPr>
-              <w:t>AI-NB (Cơ bản 1): GV cho HS xem đoạn phim ngắn về máy móc, người máy làm việc thay con người trong nhà xưởng rồi giải thích: máy làm rất nhanh nhưng</w:t>
-            </w:r>
-          </w:p>
-          <w:p>
-            <w:pPr>
-              <w:spacing w:after="0"/>
-            </w:pPr>
-            <w:r>
-              <w:rPr>
-                <w:b w:val="0"/>
-                <w:i w:val="0"/>
-                <w:sz w:val="18"/>
-              </w:rPr>
-              <w:t>NLS-AT: GV nhắc HS: xem phim về máy móc và dụng cụ lao động là để biết</w:t>
+              <w:t>NLS-KT (Cơ bản 1): Ở hoạt động Khám phá chủ đề “Nghề của mẹ, nghề của cha”, GV chiếu bộ ảnh các nghề quen thuộc kèm.</w:t>
             </w:r>
           </w:p>
           <w:p>
@@ -12853,33 +12113,7 @@
                 <w:i w:val="0"/>
                 <w:sz w:val="18"/>
               </w:rPr>
-              <w:t>NLS-KT (Cơ bản 1): GV chiếu bộ ảnh và phim ngắn về một ngày làm việc thật của nhiều nghề</w:t>
-            </w:r>
-          </w:p>
-          <w:p>
-            <w:pPr>
-              <w:spacing w:after="0"/>
-            </w:pPr>
-            <w:r>
-              <w:rPr>
-                <w:b w:val="0"/>
-                <w:i w:val="0"/>
-                <w:sz w:val="18"/>
-              </w:rPr>
-              <w:t>AI-NB (Cơ bản 1): GV cho HS xem đoạn phim ngắn về máy móc, người máy làm việc thay con người trong nhà xưởng rồi giải thích: máy làm rất nhanh nhưng</w:t>
-            </w:r>
-          </w:p>
-          <w:p>
-            <w:pPr>
-              <w:spacing w:after="0"/>
-            </w:pPr>
-            <w:r>
-              <w:rPr>
-                <w:b w:val="0"/>
-                <w:i w:val="0"/>
-                <w:sz w:val="18"/>
-              </w:rPr>
-              <w:t>NLS-AT: GV nhắc HS: xem phim về máy móc và dụng cụ lao động là để biết</w:t>
+              <w:t>NLS-GT (Cơ bản 1): Ở hoạt động Luyện tập, GV mở bảng chung “Nghề – Đức tính cần có”.</w:t>
             </w:r>
           </w:p>
           <w:p>
@@ -13239,33 +12473,7 @@
                 <w:i w:val="0"/>
                 <w:sz w:val="18"/>
               </w:rPr>
-              <w:t>NLS-KT (Cơ bản 1): GV chiếu bộ ảnh và phim ngắn về một ngày làm việc thật của nhiều nghề</w:t>
-            </w:r>
-          </w:p>
-          <w:p>
-            <w:pPr>
-              <w:spacing w:after="0"/>
-            </w:pPr>
-            <w:r>
-              <w:rPr>
-                <w:b w:val="0"/>
-                <w:i w:val="0"/>
-                <w:sz w:val="18"/>
-              </w:rPr>
-              <w:t>AI-NB (Cơ bản 1): GV cho HS xem đoạn phim ngắn về máy móc, người máy làm việc thay con người trong nhà xưởng rồi giải thích: máy làm rất nhanh nhưng</w:t>
-            </w:r>
-          </w:p>
-          <w:p>
-            <w:pPr>
-              <w:spacing w:after="0"/>
-            </w:pPr>
-            <w:r>
-              <w:rPr>
-                <w:b w:val="0"/>
-                <w:i w:val="0"/>
-                <w:sz w:val="18"/>
-              </w:rPr>
-              <w:t>NLS-AT: GV nhắc HS: xem phim về máy móc và dụng cụ lao động là để biết</w:t>
+              <w:t>NLS-KT (Cơ bản 1): Ở hoạt động Khởi động chủ đề “Lao động an toàn”, GV chiếu các hình đúng sai về cách dùng dụng cụ.</w:t>
             </w:r>
           </w:p>
           <w:p>
@@ -13624,33 +12832,7 @@
                 <w:i w:val="0"/>
                 <w:sz w:val="18"/>
               </w:rPr>
-              <w:t>NLS-ST (Cơ bản 1): GV cùng HS lập bảng kế hoạch mùa hè ngay trên máy (việc muốn làm, nơi muốn đến, sách muốn đọc)</w:t>
-            </w:r>
-          </w:p>
-          <w:p>
-            <w:pPr>
-              <w:spacing w:after="0"/>
-            </w:pPr>
-            <w:r>
-              <w:rPr>
-                <w:b w:val="0"/>
-                <w:i w:val="0"/>
-                <w:sz w:val="18"/>
-              </w:rPr>
-              <w:t>NLS-GT (Cơ bản 1): GV chiếu bộ ảnh kỉ niệm cả năm học của lớp; HS nói lời chia tay và lời hẹn gặp lại để GV gõ vào trang lưu niệm</w:t>
-            </w:r>
-          </w:p>
-          <w:p>
-            <w:pPr>
-              <w:spacing w:after="0"/>
-            </w:pPr>
-            <w:r>
-              <w:rPr>
-                <w:b w:val="0"/>
-                <w:i w:val="0"/>
-                <w:sz w:val="18"/>
-              </w:rPr>
-              <w:t>NLS-AT: GV dặn kĩ trước khi nghỉ hè: ở nhà không tự vào mạng một mình</w:t>
+              <w:t>NLS-ST (Cơ bản 1): Cùng HS lập bảng kế hoạch mùa hè ngay trên máy (việc muốn làm, nơi muốn đến, sách muốn đọc), chiếu lên màn hình.</w:t>
             </w:r>
           </w:p>
         </w:tc>

--- a/assets/docs/lop2/Hoat dong trai nghiem - Lop 2.docx
+++ b/assets/docs/lop2/Hoat dong trai nghiem - Lop 2.docx
@@ -566,7 +566,7 @@
                 <w:i w:val="0"/>
                 <w:sz w:val="20"/>
               </w:rPr>
-              <w:t>Chủ đề 1: Khám phá bản thân</w:t>
+              <w:t>Chủ đề: KHÁM PHÁ BẢN THÂN</w:t>
             </w:r>
           </w:p>
         </w:tc>
@@ -585,7 +585,7 @@
                 <w:i w:val="0"/>
                 <w:sz w:val="20"/>
               </w:rPr>
-              <w:t>TIẾT 1 SINH HOẠT DƯỚI CỜ: THAM GIA LỄ KHAI GIẢNG NĂM HỌC MỚI</w:t>
+              <w:t>Sinh hoạt dưới cờ: Tham gia lễ khai giảng năm học mới</w:t>
             </w:r>
           </w:p>
         </w:tc>
@@ -618,6 +618,19 @@
               <w:spacing w:after="0"/>
             </w:pPr>
             <w:r/>
+            <w:r>
+              <w:rPr>
+                <w:b w:val="0"/>
+                <w:i w:val="0"/>
+                <w:sz w:val="18"/>
+              </w:rPr>
+              <w:t>Năng lực số 3.1 CB1b: HS chọn cách giới thiệu sản phẩm/hình ảnh theo chủ điểm bằng phương tiện số đơn giản</w:t>
+            </w:r>
+          </w:p>
+          <w:p>
+            <w:pPr>
+              <w:spacing w:after="0"/>
+            </w:pPr>
             <w:r>
               <w:rPr>
                 <w:b w:val="0"/>
@@ -700,7 +713,7 @@
                 <w:i w:val="0"/>
                 <w:sz w:val="20"/>
               </w:rPr>
-              <w:t>TIẾT 2 HOẠT ĐỘNG GIÁO DỤC THEO CHỦ ĐỀ: HÌNH ẢNH CỦA EM</w:t>
+              <w:t>Hoạt động giáo dục theo chủ đề: Hình ảnh của em</w:t>
             </w:r>
           </w:p>
         </w:tc>
@@ -739,7 +752,7 @@
                 <w:i w:val="0"/>
                 <w:sz w:val="18"/>
               </w:rPr>
-              <w:t>NLS-ST (Cơ bản 1): Sau trò chơi Máy ảnh thân thiện, GV dùng điện thoại chụp từng HS lúc tươi cười.</w:t>
+              <w:t>Năng lực số 2.6 CB1a: HS chọn được ảnh phù hợp để giới thiệu về mình và nói vì sao không đăng ảnh riêng tư; Tích hợp AI; YCCĐ 2.A1.2: HS hiểu AI chỉ mô phỏng, không có cảm xúc thật như con người</w:t>
             </w:r>
           </w:p>
           <w:p>
@@ -828,7 +841,7 @@
                 <w:i w:val="0"/>
                 <w:sz w:val="20"/>
               </w:rPr>
-              <w:t>TIẾT 3 SINH HOẠT LỚP: SƠ KẾT TUẦN 1 - SINH HOẠT THEO CHỦ ĐỀ: HÌNH ẢNH CỦA EM</w:t>
+              <w:t>Sinh hoạt lớp: Hình ảnh của em</w:t>
             </w:r>
           </w:p>
         </w:tc>
@@ -861,6 +874,32 @@
               <w:spacing w:after="0"/>
             </w:pPr>
             <w:r/>
+            <w:r>
+              <w:rPr>
+                <w:b w:val="0"/>
+                <w:i w:val="0"/>
+                <w:sz w:val="18"/>
+              </w:rPr>
+              <w:t>không sử dụng ảnh làm bạn buồn hoặc xấu hổ</w:t>
+            </w:r>
+          </w:p>
+          <w:p>
+            <w:pPr>
+              <w:spacing w:after="0"/>
+            </w:pPr>
+            <w:r>
+              <w:rPr>
+                <w:b w:val="0"/>
+                <w:i w:val="0"/>
+                <w:sz w:val="18"/>
+              </w:rPr>
+              <w:t>NLS: Năng lực số 4.2 CB1a: HS biết xin phép trước khi chụp, đăng hoặc chia sẻ ảnh có mặt bạn</w:t>
+            </w:r>
+          </w:p>
+          <w:p>
+            <w:pPr>
+              <w:spacing w:after="0"/>
+            </w:pPr>
             <w:r>
               <w:rPr>
                 <w:b w:val="0"/>
@@ -926,7 +965,7 @@
                 <w:i w:val="0"/>
                 <w:sz w:val="20"/>
               </w:rPr>
-              <w:t>Chủ đề 1: Khám phá bản thân</w:t>
+              <w:t>Chủ đề: KHÁM PHÁ BẢN THÂN</w:t>
             </w:r>
           </w:p>
         </w:tc>
@@ -945,7 +984,7 @@
                 <w:i w:val="0"/>
                 <w:sz w:val="20"/>
               </w:rPr>
-              <w:t>TIẾT 1 SINH HOẠT DƯỚI CỜ: XEM TRÍCH ĐOẠN HỀ CHÈO HOẶC MỘT TIẾT MỤC HÀI</w:t>
+              <w:t>Sinh hoạt dưới cờ: Xem trích đoạn Hề chèo hoặc tiểu phẩm hài do HS biểu diễn</w:t>
             </w:r>
           </w:p>
         </w:tc>
@@ -1059,7 +1098,7 @@
                 <w:i w:val="0"/>
                 <w:sz w:val="20"/>
               </w:rPr>
-              <w:t>TIẾT 2 HOẠT ĐỘNG GIÁO DỤC THEO CHỦ ĐỀ: NỤ CƯỜI THÂN THIỆN</w:t>
+              <w:t>Hoạt động giáo dục theo chủ đề: Nụ cười thân thiện</w:t>
             </w:r>
           </w:p>
         </w:tc>
@@ -1098,7 +1137,7 @@
                 <w:i w:val="0"/>
                 <w:sz w:val="18"/>
               </w:rPr>
-              <w:t>NLS-GT (Cơ bản 1): Chiếu lên màn hình mấy biểu tượng mặt cười, mặt buồn.</w:t>
+              <w:t>NLS: Năng lực số 2.2 CB1a: HS nêu được vì sao không tự gửi ảnh của mình cho người lạ</w:t>
             </w:r>
           </w:p>
         </w:tc>
@@ -1174,7 +1213,7 @@
                 <w:i w:val="0"/>
                 <w:sz w:val="20"/>
               </w:rPr>
-              <w:t>TIẾT 3 SINH HOẠT LỚP: SƠ KẾT TUẦN 2 - SINH HOẠT THEO CHỦ ĐỀ: NỤ CƯỜI THÂN THIỆN</w:t>
+              <w:t>Sinh hoạt lớp: Nụ cười thân thiện</w:t>
             </w:r>
           </w:p>
         </w:tc>
@@ -1213,6 +1252,7 @@
                 <w:i w:val="0"/>
                 <w:sz w:val="18"/>
               </w:rPr>
+              <w:t>Tích hợp AI; YCCĐ 2.C3.1: So sánh được cách AI phân loại cảm xúc với cách con người cảm nhận; Năng lực số 1.1 CB1b: HS đọc được biểu đồ sơ kết tuần và nói được tổ mình cần cố gắng điều gì</w:t>
             </w:r>
           </w:p>
         </w:tc>
@@ -1271,7 +1311,7 @@
                 <w:i w:val="0"/>
                 <w:sz w:val="20"/>
               </w:rPr>
-              <w:t>Chủ đề 1: Khám phá bản thân</w:t>
+              <w:t>Chủ đề: KHÁM PHÁ BẢN THÂN</w:t>
             </w:r>
           </w:p>
         </w:tc>
@@ -1290,7 +1330,7 @@
                 <w:i w:val="0"/>
                 <w:sz w:val="20"/>
               </w:rPr>
-              <w:t>TIẾT 1 SINH HOẠT DƯỚI CỜ: THAM DỰ PHÁT ĐỘNG PHONG TRÀO “KHÉO TAY HAY LÀM”</w:t>
+              <w:t>Sinh hoạt dưới cờ: Tham dự phát động phong trào "Khéo tay hay làm"</w:t>
             </w:r>
           </w:p>
         </w:tc>
@@ -1404,7 +1444,7 @@
                 <w:i w:val="0"/>
                 <w:sz w:val="20"/>
               </w:rPr>
-              <w:t>TIẾT 2 HOẠT ĐỘNG GIÁO DỤC THEO CHỦ ĐỀ: LUYỆN TAY CHO KHÉO</w:t>
+              <w:t>Hoạt động giáo dục theo chủ đề: Luyện tay cho khéo</w:t>
             </w:r>
           </w:p>
         </w:tc>
@@ -1443,7 +1483,7 @@
                 <w:i w:val="0"/>
                 <w:sz w:val="18"/>
               </w:rPr>
-              <w:t>NLS-KT (Cơ bản 1): Ở hoạt động thử tài khéo léo của chủ đề “Luyện tay cho khéo”, GV chiếu đoạn phim quay cận cảnh và.</w:t>
+              <w:t>Năng lực số 1.1 CB1b: HS xem phim chiếu chậm, nhận ra bước khó và làm được sản phẩm thủ công của chủ đề</w:t>
             </w:r>
           </w:p>
         </w:tc>
@@ -1519,7 +1559,7 @@
                 <w:i w:val="0"/>
                 <w:sz w:val="20"/>
               </w:rPr>
-              <w:t>TIẾT 3 SINH HOẠT LỚP: SƠ KẾT TUẦN 3 - SINH HOẠT THEO CHỦ ĐỀ: LUYỆN TAY CHO KHÉO</w:t>
+              <w:t>Sinh hoạt lớp: Luyện tay cho khéo</w:t>
             </w:r>
           </w:p>
         </w:tc>
@@ -1558,6 +1598,7 @@
                 <w:i w:val="0"/>
                 <w:sz w:val="18"/>
               </w:rPr>
+              <w:t>Tích hợp AI; YCCĐ 2.C1.2: Hiểu AI cần “học” từ các ví dụ (dữ liệu) để thực hiện nhiệm vụ; Năng lực số 3.1 CB1a: HS xem triển lãm ảnh sản phẩm của lớp, bình chọn và nói được vì sao mình chọn sản phẩm đó</w:t>
             </w:r>
           </w:p>
         </w:tc>
@@ -1616,7 +1657,7 @@
                 <w:i w:val="0"/>
                 <w:sz w:val="20"/>
               </w:rPr>
-              <w:t>Chủ đề 1: Khám phá bản thân</w:t>
+              <w:t>Chủ đề: KHÁM PHÁ BẢN THÂN</w:t>
             </w:r>
           </w:p>
         </w:tc>
@@ -1635,7 +1676,7 @@
                 <w:i w:val="0"/>
                 <w:sz w:val="20"/>
               </w:rPr>
-              <w:t>TIẾT 1 SINH HOẠT DƯỚI CỜ: NGHE GIỚI THIỆU VỀ MỘT NGHỀ THỦ CÔNG CỦA ĐỊA PHƯƠNG</w:t>
+              <w:t>Sinh hoạt dưới cờ: Nghe giới thiệu về một nghề thủ công của địa phương</w:t>
             </w:r>
           </w:p>
         </w:tc>
@@ -1668,6 +1709,19 @@
               <w:spacing w:after="0"/>
             </w:pPr>
             <w:r/>
+            <w:r>
+              <w:rPr>
+                <w:b w:val="0"/>
+                <w:i w:val="0"/>
+                <w:sz w:val="18"/>
+              </w:rPr>
+              <w:t>NLS: Năng lực số 1.1 CB1b: HS tìm thông tin đơn giản về nghề nghiệp từ nguồn số phù hợp</w:t>
+            </w:r>
+          </w:p>
+          <w:p>
+            <w:pPr>
+              <w:spacing w:after="0"/>
+            </w:pPr>
             <w:r>
               <w:rPr>
                 <w:b w:val="0"/>
@@ -1750,7 +1804,7 @@
                 <w:i w:val="0"/>
                 <w:sz w:val="20"/>
               </w:rPr>
-              <w:t>TIẾT 2 HOẠT ĐỘNG GIÁO DỤC THEO CHỦ ĐỀ: TAY KHÉO, TAY ĐẢM</w:t>
+              <w:t>Hoạt động giáo dục theo chủ đề: Tay khéo, tay đảm</w:t>
             </w:r>
           </w:p>
         </w:tc>
@@ -1789,7 +1843,7 @@
                 <w:i w:val="0"/>
                 <w:sz w:val="18"/>
               </w:rPr>
-              <w:t>NLS-GT (Cơ bản 1): Sau khi nghe chuyện “Cậu bé hậu đậu”, GV gõ lên màn hình các cách làm việc nhà cho khéo mà.</w:t>
+              <w:t>Năng lực số 1.1 CB1b: HS xem phim chiếu chậm, nhận ra bước khó và làm được sản phẩm thủ công của chủ đề</w:t>
             </w:r>
           </w:p>
         </w:tc>
@@ -1865,7 +1919,7 @@
                 <w:i w:val="0"/>
                 <w:sz w:val="20"/>
               </w:rPr>
-              <w:t>TIẾT 3 SINH HOẠT LỚP: SƠ KẾT TUẦN 4 - TRÒ CHƠI “AI KHÉO LÉO HƠN”</w:t>
+              <w:t>Sinh hoạt lớp: Tay khéo, tay đảm</w:t>
             </w:r>
           </w:p>
         </w:tc>
@@ -1904,6 +1958,7 @@
                 <w:i w:val="0"/>
                 <w:sz w:val="18"/>
               </w:rPr>
+              <w:t>Tích hợp AI; YCCĐ 2.A2.1: Nhận biết các thiết bị AI hỗ trợ giải phóng sức lao động trong gia đình; Năng lực số 3.1 CB1a: HS xem triển lãm ảnh sản phẩm của lớp, bình chọn và nói được vì sao mình chọn sản phẩm đó</w:t>
             </w:r>
           </w:p>
         </w:tc>
@@ -1962,7 +2017,7 @@
                 <w:i w:val="0"/>
                 <w:sz w:val="20"/>
               </w:rPr>
-              <w:t>Chủ đề 1: Khám phá bản thân</w:t>
+              <w:t>Chủ đề: KHÁM PHÁ BẢN THÂN</w:t>
             </w:r>
           </w:p>
         </w:tc>
@@ -1981,7 +2036,7 @@
                 <w:i w:val="0"/>
                 <w:sz w:val="20"/>
               </w:rPr>
-              <w:t>TIẾT 1 SINH HOẠT DƯỚI CỜ: TỔNG KẾT PHONG TRÀO “KHÉO TAY HAY LÀM” - GIỚI THIỆU MẶT NẠ TRUNG THU</w:t>
+              <w:t>Sinh hoạt dưới cờ: Nghe giới thiệu về các loại mặt nạ Trung thu</w:t>
             </w:r>
           </w:p>
         </w:tc>
@@ -2095,7 +2150,7 @@
                 <w:i w:val="0"/>
                 <w:sz w:val="20"/>
               </w:rPr>
-              <w:t>TIẾT 2 HOẠT ĐỘNG GIÁO DỤC THEO CHỦ ĐỀ: VUI TRUNG THU</w:t>
+              <w:t>Hoạt động giáo dục theo chủ đề: Vui Trung thu</w:t>
             </w:r>
           </w:p>
         </w:tc>
@@ -2134,7 +2189,7 @@
                 <w:i w:val="0"/>
                 <w:sz w:val="18"/>
               </w:rPr>
-              <w:t>NLS-KT (Cơ bản 1): Chiếu đoạn phim quay cận cảnh và chiếu chậm các bước làm sản phẩm thủ công của chủ đề (gấp, đan, làm mặt nạ, làm đèn Trung thu).</w:t>
+              <w:t>Năng lực số 1.1 CB1b: HS xem phim chiếu chậm, nhận ra bước khó và làm được sản phẩm thủ công của chủ đề</w:t>
             </w:r>
           </w:p>
         </w:tc>
@@ -2210,7 +2265,7 @@
                 <w:i w:val="0"/>
                 <w:sz w:val="20"/>
               </w:rPr>
-              <w:t>TIẾT 3 SINH HOẠT LỚP: SƠ KẾT TUẦN 5 - RƯỚC ĐÈN PHÁ CỖ - TỰ ĐÁNH GIÁ SAU CHỦ ĐỀ</w:t>
+              <w:t>Sinh hoạt lớp: Vui Trung thu</w:t>
             </w:r>
           </w:p>
         </w:tc>
@@ -2249,6 +2304,7 @@
                 <w:i w:val="0"/>
                 <w:sz w:val="18"/>
               </w:rPr>
+              <w:t>Tích hợp AI; YCCĐ 2.D1.1: Hình thành ý tưởng về máy thông minh hỗ trợ các hoạt động lễ hội; Năng lực số 3.1 CB1a: HS xem triển lãm ảnh sản phẩm của lớp, bình chọn và nói được vì sao mình chọn sản phẩm đó</w:t>
             </w:r>
           </w:p>
         </w:tc>
@@ -2307,7 +2363,7 @@
                 <w:i w:val="0"/>
                 <w:sz w:val="20"/>
               </w:rPr>
-              <w:t>Chủ đề 2: Rèn nếp sống</w:t>
+              <w:t>Chủ đề: KHÁM PHÁ BẢN THÂN</w:t>
             </w:r>
           </w:p>
         </w:tc>
@@ -2326,7 +2382,7 @@
                 <w:i w:val="0"/>
                 <w:sz w:val="20"/>
               </w:rPr>
-              <w:t>TIẾT 1 SINH HOẠT DƯỚI CỜ: HÁT, ĐỌC THƠ VỀ ĐỒ DÙNG HỌC TẬP</w:t>
+              <w:t>Sinh hoạt dưới cờ: Hát, đọc thơ về đồ dùng học tập</w:t>
             </w:r>
           </w:p>
         </w:tc>
@@ -2365,6 +2421,7 @@
                 <w:i w:val="0"/>
                 <w:sz w:val="18"/>
               </w:rPr>
+              <w:t>Năng lực số 3.1 CB1b: HS chọn cách giới thiệu sản phẩm/hình ảnh theo chủ điểm bằng phương tiện số đơn giản</w:t>
             </w:r>
           </w:p>
         </w:tc>
@@ -2440,7 +2497,7 @@
                 <w:i w:val="0"/>
                 <w:sz w:val="20"/>
               </w:rPr>
-              <w:t>TIẾT 2 HOẠT ĐỘNG GIÁO DỤC THEO CHỦ ĐỀ: GÓC HỌC TẬP CỦA EM</w:t>
+              <w:t>Hoạt động giáo dục theo chủ đề: Góc học tập của em</w:t>
             </w:r>
           </w:p>
         </w:tc>
@@ -2479,7 +2536,20 @@
                 <w:i w:val="0"/>
                 <w:sz w:val="18"/>
               </w:rPr>
-              <w:t>NLS-ST (Cơ bản 1): HS vẽ hoặc xếp mô hình góc học tập mơ ước; GV chụp ảnh sản phẩm rồi chiếu thành bộ sưu tập của lớp.</w:t>
+              <w:t>sau, nói được mình đã sắp xếp lại những gì và sẽ giữ gìn thế nào</w:t>
+            </w:r>
+          </w:p>
+          <w:p>
+            <w:pPr>
+              <w:spacing w:after="0"/>
+            </w:pPr>
+            <w:r>
+              <w:rPr>
+                <w:b w:val="0"/>
+                <w:i w:val="0"/>
+                <w:sz w:val="18"/>
+              </w:rPr>
+              <w:t>NLS: Năng lực số 3.1 CB1a: HS xem cặp ảnh trước</w:t>
             </w:r>
           </w:p>
         </w:tc>
@@ -2555,7 +2625,7 @@
                 <w:i w:val="0"/>
                 <w:sz w:val="20"/>
               </w:rPr>
-              <w:t>TIẾT 3 SINH HOẠT LỚP: SƠ KẾT TUẦN 6 - THỰC HÀNH SẮP XẾP VỞ, ĐỒ DÙNG HỌC TẬP TRÊN BÀN</w:t>
+              <w:t>Sinh hoạt lớp: Góc học tập của em</w:t>
             </w:r>
           </w:p>
         </w:tc>
@@ -2594,7 +2664,7 @@
                 <w:i w:val="0"/>
                 <w:sz w:val="18"/>
               </w:rPr>
-              <w:t>KNS: KN tự đánh giá và đánh giá bạn một cách khách quan, thiện chí.</w:t>
+              <w:t>Năng lực số 1.3 CB1a: Nhận biết được nơi để sắp xếp dữ liệu, thông tin một cách đơn giản trong môi trường có cấu trúc; Tích hợp AI; YCCĐ 2.A2.1: Nhận biết các thiết bị thông minh (AI) hỗ trợ việc học tập tiện nghi hơn</w:t>
             </w:r>
           </w:p>
         </w:tc>
@@ -2653,7 +2723,7 @@
                 <w:i w:val="0"/>
                 <w:sz w:val="20"/>
               </w:rPr>
-              <w:t>Chủ đề 2: Rèn nếp sống</w:t>
+              <w:t>Chủ đề: 20/10</w:t>
             </w:r>
           </w:p>
         </w:tc>
@@ -2672,7 +2742,7 @@
                 <w:i w:val="0"/>
                 <w:sz w:val="20"/>
               </w:rPr>
-              <w:t>TIẾT 1 SINH HOẠT DƯỚI CỜ: XEM HOẠT CẢNH “ĐỒ DÙNG Ở ĐÂU?”</w:t>
+              <w:t>Sinh hoạt dưới cờ: Xem hoạt cảnh "Đồ dùng ở đâu?"</w:t>
             </w:r>
           </w:p>
         </w:tc>
@@ -2711,6 +2781,7 @@
                 <w:i w:val="0"/>
                 <w:sz w:val="18"/>
               </w:rPr>
+              <w:t>Năng lực số 3.1 CB1b: HS chọn cách giới thiệu sản phẩm/hình ảnh theo chủ điểm bằng phương tiện số đơn giản</w:t>
             </w:r>
           </w:p>
         </w:tc>
@@ -2786,7 +2857,7 @@
                 <w:i w:val="0"/>
                 <w:sz w:val="20"/>
               </w:rPr>
-              <w:t>TIẾT 2 HOẠT ĐỘNG GIÁO DỤC THEO CHỦ ĐỀ: GỌN GÀNG, NGĂN NẮP</w:t>
+              <w:t>Hoạt động giáo dục theo chủ đề: Gọn gàng, ngăn nắp</w:t>
             </w:r>
           </w:p>
         </w:tc>
@@ -2825,7 +2896,20 @@
                 <w:i w:val="0"/>
                 <w:sz w:val="18"/>
               </w:rPr>
-              <w:t>NLS-KT (Cơ bản 1): Ở chủ đề “Gọn gàng, ngăn nắp”, GV chiếu cặp ảnh một ngăn bàn lộn xộn.</w:t>
+              <w:t>sau, nói được mình đã sắp xếp lại những gì và sẽ giữ gìn thế nào</w:t>
+            </w:r>
+          </w:p>
+          <w:p>
+            <w:pPr>
+              <w:spacing w:after="0"/>
+            </w:pPr>
+            <w:r>
+              <w:rPr>
+                <w:b w:val="0"/>
+                <w:i w:val="0"/>
+                <w:sz w:val="18"/>
+              </w:rPr>
+              <w:t>NLS: Năng lực số 3.1 CB1a: HS xem cặp ảnh trước</w:t>
             </w:r>
           </w:p>
         </w:tc>
@@ -2901,7 +2985,7 @@
                 <w:i w:val="0"/>
                 <w:sz w:val="20"/>
               </w:rPr>
-              <w:t>TIẾT 3 SINH HOẠT LỚP: SƠ KẾT TUẦN 7 - THỰC HÀNH SẮP XẾP ĐỒ DÙNG CÁ NHÂN</w:t>
+              <w:t>Sinh hoạt lớp: Gọn gàng, ngăn nắp</w:t>
             </w:r>
           </w:p>
         </w:tc>
@@ -2934,6 +3018,19 @@
               <w:spacing w:after="0"/>
             </w:pPr>
             <w:r/>
+            <w:r>
+              <w:rPr>
+                <w:b w:val="0"/>
+                <w:i w:val="0"/>
+                <w:sz w:val="18"/>
+              </w:rPr>
+              <w:t>Tích hợp AI; YCCĐ 2.C3.1: So sánh khả năng phân loại, sắp xếp đồ vật nhanh của AI với vai trò chủ động, trách nhiệm của con người; Năng lực số 5.2 CB1b: HS sắp xếp được sách vở, đồ dùng gọn gàng trong thời gian đồng hồ đếm ngược trên màn hình</w:t>
+            </w:r>
+          </w:p>
+          <w:p>
+            <w:pPr>
+              <w:spacing w:after="0"/>
+            </w:pPr>
             <w:r>
               <w:rPr>
                 <w:b w:val="0"/>
@@ -2999,7 +3096,7 @@
                 <w:i w:val="0"/>
                 <w:sz w:val="20"/>
               </w:rPr>
-              <w:t>Chủ đề 2: Rèn nếp sống</w:t>
+              <w:t>Chủ đề: 20/10</w:t>
             </w:r>
           </w:p>
         </w:tc>
@@ -3018,7 +3115,7 @@
                 <w:i w:val="0"/>
                 <w:sz w:val="20"/>
               </w:rPr>
-              <w:t>TIẾT 1 SINH HOẠT DƯỚI CỜ: NGHE CHIA SẺ VỀ CHỦ ĐỀ “NGƯỜI TIÊU DÙNG THÔNG MINH”</w:t>
+              <w:t>Sinh hoạt dưới cờ: Nghe chia sẻ về chủ đề "Người tiêu dùng thông minh"</w:t>
             </w:r>
           </w:p>
         </w:tc>
@@ -3146,7 +3243,7 @@
                 <w:i w:val="0"/>
                 <w:sz w:val="20"/>
               </w:rPr>
-              <w:t>TIẾT 2 HOẠT ĐỘNG GIÁO DỤC THEO CHỦ ĐỀ: QUÝ TRỌNG ĐỒNG TIỀN</w:t>
+              <w:t>Hoạt động giáo dục theo chủ đề: Quý trọng đồng tiền</w:t>
             </w:r>
           </w:p>
         </w:tc>
@@ -3185,7 +3282,20 @@
                 <w:i w:val="0"/>
                 <w:sz w:val="18"/>
               </w:rPr>
-              <w:t>NLS-ST (Cơ bản 1): Hướng dẫn HS nhờ bố mẹ chụp giúp ảnh góc học tập ở nhà trước.</w:t>
+              <w:t>sau, nói được mình đã sắp xếp lại những gì và sẽ giữ gìn thế nào</w:t>
+            </w:r>
+          </w:p>
+          <w:p>
+            <w:pPr>
+              <w:spacing w:after="0"/>
+            </w:pPr>
+            <w:r>
+              <w:rPr>
+                <w:b w:val="0"/>
+                <w:i w:val="0"/>
+                <w:sz w:val="18"/>
+              </w:rPr>
+              <w:t>NLS: Năng lực số 3.1 CB1a: HS xem cặp ảnh trước</w:t>
             </w:r>
           </w:p>
           <w:p>
@@ -3274,7 +3384,7 @@
                 <w:i w:val="0"/>
                 <w:sz w:val="20"/>
               </w:rPr>
-              <w:t>TIẾT 3 SINH HOẠT LỚP: SƠ KẾT TUẦN 8 - GẤP VÍ ĐỰNG TIỀN - TỰ ĐÁNH GIÁ SAU CHỦ ĐỀ</w:t>
+              <w:t>Sinh hoạt lớp: Quý trọng đồng tiền</w:t>
             </w:r>
           </w:p>
         </w:tc>
@@ -3307,6 +3417,19 @@
               <w:spacing w:after="0"/>
             </w:pPr>
             <w:r/>
+            <w:r>
+              <w:rPr>
+                <w:b w:val="0"/>
+                <w:i w:val="0"/>
+                <w:sz w:val="18"/>
+              </w:rPr>
+              <w:t>Năng lực số 2.3 CB1a: Nhận biết một số dịch vụ số đơn giản như thanh toán bằng mã QR hoặc ví điện tử và biết chỉ sử dụng dưới sự hướng dẫn của người lớn; Tích hợp AI; YCCĐ 2.A2.2: Nhận biết ứng dụng AI hỗ trợ người khiếm thị nhận diện mệnh giá tiền, nhưng con người vẫn phải kiểm tra và bảo đảm an toàn</w:t>
+            </w:r>
+          </w:p>
+          <w:p>
+            <w:pPr>
+              <w:spacing w:after="0"/>
+            </w:pPr>
             <w:r>
               <w:rPr>
                 <w:b w:val="0"/>
@@ -3372,7 +3495,7 @@
                 <w:i w:val="0"/>
                 <w:sz w:val="20"/>
               </w:rPr>
-              <w:t>Chủ đề 3: Em yêu trường em</w:t>
+              <w:t>Chủ đề: 20/10</w:t>
             </w:r>
           </w:p>
         </w:tc>
@@ -3391,7 +3514,7 @@
                 <w:i w:val="0"/>
                 <w:sz w:val="20"/>
               </w:rPr>
-              <w:t>TIẾT 1 SINH HOẠT DƯỚI CỜ: PHÁT ĐỘNG PHONG TRÀO GÓP SÁCH CHO “TỦ SÁCH ANH EM”</w:t>
+              <w:t>Sinh hoạt dưới cờ: Tham dự phát động phong trào góp sách cho "Tủ sách anh em"</w:t>
             </w:r>
           </w:p>
         </w:tc>
@@ -3505,7 +3628,7 @@
                 <w:i w:val="0"/>
                 <w:sz w:val="20"/>
               </w:rPr>
-              <w:t>TIẾT 2 HOẠT ĐỘNG GIÁO DỤC THEO CHỦ ĐỀ: CÓ BẠN THẬT VUI</w:t>
+              <w:t>Hoạt động giáo dục theo chủ đề: Có bạn thật vui</w:t>
             </w:r>
           </w:p>
         </w:tc>
@@ -3544,7 +3667,7 @@
                 <w:i w:val="0"/>
                 <w:sz w:val="18"/>
               </w:rPr>
-              <w:t>NLS-KT (Cơ bản 1): Ở chủ đề “Có bạn thật vui”, GV chiếu các đoạn phim tình huống ngắn về việc bạn bè cùng chơi.</w:t>
+              <w:t>Năng lực số 2.1 CB1a: HS đọc lời cảm ơn thầy cô của mình cho GV gõ vào tấm thiệp chung và đọc lại được tấm thiệp của cả lớp</w:t>
             </w:r>
           </w:p>
         </w:tc>
@@ -3620,7 +3743,7 @@
                 <w:i w:val="0"/>
                 <w:sz w:val="20"/>
               </w:rPr>
-              <w:t>TIẾT 3 SINH HOẠT LỚP: SƠ KẾT TUẦN 9 - TRÒ CHƠI “NÓI BẠN NGHE, NGHE BẠN NÓI”</w:t>
+              <w:t>Sinh hoạt lớp: Có bạn thật vui</w:t>
             </w:r>
           </w:p>
         </w:tc>
@@ -3659,7 +3782,20 @@
                 <w:i w:val="0"/>
                 <w:sz w:val="18"/>
               </w:rPr>
-              <w:t>KNS: KN lao động tự phục vụ và bước đầu tìm hiểu nghề nghiệp.</w:t>
+              <w:t>Tích hợp AI; YCCĐ 2.A1.2: Phân biệt tương tác máy móc và tình bạn chân thành giữa người với người; Năng lực số 3.1 CB1a: HS kể được một việc bạn đã giúp mình để GV ghi vào nhật kí tình bạn của lớp</w:t>
+            </w:r>
+          </w:p>
+          <w:p>
+            <w:pPr>
+              <w:spacing w:after="0"/>
+            </w:pPr>
+            <w:r>
+              <w:rPr>
+                <w:b w:val="0"/>
+                <w:i w:val="0"/>
+                <w:sz w:val="18"/>
+              </w:rPr>
+              <w:t>KNS: KN tự đánh giá và đánh giá bạn một cách khách quan, thiện chí.</w:t>
             </w:r>
           </w:p>
         </w:tc>
@@ -3718,7 +3854,7 @@
                 <w:i w:val="0"/>
                 <w:sz w:val="20"/>
               </w:rPr>
-              <w:t>Chủ đề 3: Em yêu trường em</w:t>
+              <w:t>Chủ đề: 20/10</w:t>
             </w:r>
           </w:p>
         </w:tc>
@@ -3737,7 +3873,7 @@
                 <w:i w:val="0"/>
                 <w:sz w:val="20"/>
               </w:rPr>
-              <w:t>TIẾT 1 SINH HOẠT DƯỚI CỜ: TỔNG KẾT PHONG TRÀO “TỦ SÁCH ANH EM” - HƯỚNG DẪN “NHẬT KÍ TÌNH BẠN”</w:t>
+              <w:t>Sinh hoạt dưới cờ: Hưởng ứng phong trào "Nhật kí tình bạn"</w:t>
             </w:r>
           </w:p>
         </w:tc>
@@ -3776,7 +3912,7 @@
                 <w:i w:val="0"/>
                 <w:sz w:val="18"/>
               </w:rPr>
-              <w:t>KNS: KN tự đánh giá và đánh giá bạn một cách khách quan, thiện chí.</w:t>
+              <w:t>KNS: KN ứng phó với tình huống nguy hiểm và tìm kiếm sự trợ giúp.</w:t>
             </w:r>
           </w:p>
         </w:tc>
@@ -3852,7 +3988,7 @@
                 <w:i w:val="0"/>
                 <w:sz w:val="20"/>
               </w:rPr>
-              <w:t>TIẾT 2 HOẠT ĐỘNG GIÁO DỤC THEO CHỦ ĐỀ: TÌM SỰ TRỢ GIÚP ĐỂ GIỮ GÌN TÌNH BẠN</w:t>
+              <w:t>Hoạt động giáo dục theo chủ đề: Tìm sự trợ giúp để giữ gìn tình bạn</w:t>
             </w:r>
           </w:p>
         </w:tc>
@@ -3891,7 +4027,7 @@
                 <w:i w:val="0"/>
                 <w:sz w:val="18"/>
               </w:rPr>
-              <w:t>NLS-GT (Cơ bản 1): Gõ lên màn hình các cách giữ gìn tình bạn mà HS nêu, thành bảng chung của lớp.</w:t>
+              <w:t>Năng lực số 2.1 CB1a: HS đọc lời cảm ơn thầy cô của mình cho GV gõ vào tấm thiệp chung và đọc lại được tấm thiệp của cả lớp</w:t>
             </w:r>
           </w:p>
         </w:tc>
@@ -3967,7 +4103,7 @@
                 <w:i w:val="0"/>
                 <w:sz w:val="20"/>
               </w:rPr>
-              <w:t>TIẾT 3 SINH HOẠT LỚP: SƠ KẾT TUẦN 10 - TRÒ CHƠI “ĐÓ! CỨU!”</w:t>
+              <w:t>Sinh hoạt lớp: Tìm sự trợ giúp để giữ gìn tình bạn</w:t>
             </w:r>
           </w:p>
         </w:tc>
@@ -4000,6 +4136,19 @@
               <w:spacing w:after="0"/>
             </w:pPr>
             <w:r/>
+            <w:r>
+              <w:rPr>
+                <w:b w:val="0"/>
+                <w:i w:val="0"/>
+                <w:sz w:val="18"/>
+              </w:rPr>
+              <w:t>Năng lực số 2.3 CB1a: Giao tiếp, hợp tác trong môi trường số bằng hình thức đơn giản, phù hợp; biết lưu lại và báo người lớn khi nhận tin nhắn làm mình buồn; Tích hợp AI; YCCĐ 2.A1.1: Nhận biết AI không thể thay thế con người trong sự thấu cảm và hòa giải</w:t>
+            </w:r>
+          </w:p>
+          <w:p>
+            <w:pPr>
+              <w:spacing w:after="0"/>
+            </w:pPr>
             <w:r>
               <w:rPr>
                 <w:b w:val="0"/>
@@ -4065,7 +4214,7 @@
                 <w:i w:val="0"/>
                 <w:sz w:val="20"/>
               </w:rPr>
-              <w:t>Chủ đề 3: Em yêu trường em</w:t>
+              <w:t>Chủ đề: 20/10</w:t>
             </w:r>
           </w:p>
         </w:tc>
@@ -4084,7 +4233,7 @@
                 <w:i w:val="0"/>
                 <w:sz w:val="20"/>
               </w:rPr>
-              <w:t>TIẾT 1 SINH HOẠT DƯỚI CỜ: TỔNG KẾT “NHẬT KÍ TÌNH BẠN” – PHÁT ĐỘNG XÂY DỰNG “TRƯỜNG HỌC HẠNH PHÚC”</w:t>
+              <w:t>Sinh hoạt dưới cờ: Hưởng ứng phong trào xây dựng "Trường học hạnh phúc"</w:t>
             </w:r>
           </w:p>
         </w:tc>
@@ -4123,7 +4272,7 @@
                 <w:i w:val="0"/>
                 <w:sz w:val="18"/>
               </w:rPr>
-              <w:t>KNS: KN tự đánh giá và đánh giá bạn một cách khách quan, thiện chí.</w:t>
+              <w:t>KNS: KN ứng phó với tình huống nguy hiểm và tìm kiếm sự trợ giúp.</w:t>
             </w:r>
           </w:p>
         </w:tc>
@@ -4199,7 +4348,7 @@
                 <w:i w:val="0"/>
                 <w:sz w:val="20"/>
               </w:rPr>
-              <w:t>TIẾT 2 HOẠT ĐỘNG GIÁO DỤC THEO CHỦ ĐỀ: TRƯỜNG HỌC HẠNH PHÚC</w:t>
+              <w:t>Hoạt động giáo dục theo chủ đề: Trường học hạnh phúc</w:t>
             </w:r>
           </w:p>
         </w:tc>
@@ -4238,7 +4387,7 @@
                 <w:i w:val="0"/>
                 <w:sz w:val="18"/>
               </w:rPr>
-              <w:t>NLS-KT (Cơ bản 1): Ở chủ đề “Trường học hạnh phúc”, GV chiếu ảnh các góc quen thuộc của trường như thư viện, sân chơi, vườn.</w:t>
+              <w:t>Năng lực số 2.1 CB1a: HS đọc lời cảm ơn thầy cô của mình cho GV gõ vào tấm thiệp chung và đọc lại được tấm thiệp của cả lớp</w:t>
             </w:r>
           </w:p>
         </w:tc>
@@ -4314,7 +4463,7 @@
                 <w:i w:val="0"/>
                 <w:sz w:val="20"/>
               </w:rPr>
-              <w:t>TIẾT 3 SINH HOẠT LỚP: THỰC HIỆN KẾ HOẠCH “TRƯỜNG HỌC HẠNH PHÚC”</w:t>
+              <w:t>Sinh hoạt lớp: Trường học hạnh phúc</w:t>
             </w:r>
           </w:p>
         </w:tc>
@@ -4353,7 +4502,20 @@
                 <w:i w:val="0"/>
                 <w:sz w:val="18"/>
               </w:rPr>
-              <w:t>KNS: KN lập kế hoạch và quản lí chi tiêu, thời gian ở mức đơn giản.</w:t>
+              <w:t>Năng lực số 3.1 CB1a: HS kể được một việc bạn đã giúp mình để GV ghi vào nhật kí tình bạn của lớp</w:t>
+            </w:r>
+          </w:p>
+          <w:p>
+            <w:pPr>
+              <w:spacing w:after="0"/>
+            </w:pPr>
+            <w:r>
+              <w:rPr>
+                <w:b w:val="0"/>
+                <w:i w:val="0"/>
+                <w:sz w:val="18"/>
+              </w:rPr>
+              <w:t>KNS: KN tự đánh giá và đánh giá bạn một cách khách quan, thiện chí.</w:t>
             </w:r>
           </w:p>
         </w:tc>
@@ -4412,7 +4574,7 @@
                 <w:i w:val="0"/>
                 <w:sz w:val="20"/>
               </w:rPr>
-              <w:t>Chủ đề 3: Em yêu trường em</w:t>
+              <w:t>Chủ đề: 20/11</w:t>
             </w:r>
           </w:p>
         </w:tc>
@@ -4431,7 +4593,7 @@
                 <w:i w:val="0"/>
                 <w:sz w:val="20"/>
               </w:rPr>
-              <w:t>TIẾT 1 SINH HOẠT DƯỚI CỜ: CHÀO MỪNG NGÀY NHÀ GIÁO VIỆT NAM 20-11</w:t>
+              <w:t>Sinh hoạt dưới cờ: Tham gia hoạt động chào mừng ngày Nhà giáo Việt Nam 20-11</w:t>
             </w:r>
           </w:p>
         </w:tc>
@@ -4545,7 +4707,7 @@
                 <w:i w:val="0"/>
                 <w:sz w:val="20"/>
               </w:rPr>
-              <w:t>TIẾT 2 HOẠT ĐỘNG GIÁO DỤC THEO CHỦ ĐỀ: BIẾT ƠN THẦY CÔ</w:t>
+              <w:t>Hoạt động giáo dục theo chủ đề: Biết ơn thầy cô</w:t>
             </w:r>
           </w:p>
         </w:tc>
@@ -4584,7 +4746,7 @@
                 <w:i w:val="0"/>
                 <w:sz w:val="18"/>
               </w:rPr>
-              <w:t>NLS-GT (Cơ bản 1): Dựng trên máy một tấm thiệp điện tử hoặc trang “Lời cảm ơn thầy cô” chung của lớp.</w:t>
+              <w:t>Năng lực số 2.1 CB1a: HS đọc lời cảm ơn thầy cô của mình cho GV gõ vào tấm thiệp chung và đọc lại được tấm thiệp của cả lớp</w:t>
             </w:r>
           </w:p>
           <w:p>
@@ -4673,7 +4835,7 @@
                 <w:i w:val="0"/>
                 <w:sz w:val="20"/>
               </w:rPr>
-              <w:t>TIẾT 3 SINH HOẠT LỚP: NÓI LỜI CẢM ƠN VỚI THẦY CÔ – TỰ ĐÁNH GIÁ SAU CHỦ ĐỀ</w:t>
+              <w:t>Sinh hoạt lớp: Biết ơn thầy cô</w:t>
             </w:r>
           </w:p>
         </w:tc>
@@ -4712,7 +4874,20 @@
                 <w:i w:val="0"/>
                 <w:sz w:val="18"/>
               </w:rPr>
-              <w:t>KNS: KN tự đánh giá và đánh giá bạn một cách khách quan, thiện chí.</w:t>
+              <w:t>Năng lực số 3.1 CB1a: HS kể được một việc bạn đã giúp mình để GV ghi vào nhật kí tình bạn của lớp</w:t>
+            </w:r>
+          </w:p>
+          <w:p>
+            <w:pPr>
+              <w:spacing w:after="0"/>
+            </w:pPr>
+            <w:r>
+              <w:rPr>
+                <w:b w:val="0"/>
+                <w:i w:val="0"/>
+                <w:sz w:val="18"/>
+              </w:rPr>
+              <w:t>QPAN: Tổ chức hoạt động tìm hiểu, thăm hỏi, tri ân gia đình thương binh, liệt sĩ, đơn vị bộ đội, công an trên địa bàn; giới thiệu tinh thần đoàn kết toàn dân tộc và sự hi sinh của các chiến sĩ cách mạng.</w:t>
             </w:r>
           </w:p>
         </w:tc>
@@ -4771,7 +4946,7 @@
                 <w:i w:val="0"/>
                 <w:sz w:val="20"/>
               </w:rPr>
-              <w:t>Chủ đề 4: Tự phục vụ bản thân</w:t>
+              <w:t>Chủ đề: 20/11</w:t>
             </w:r>
           </w:p>
         </w:tc>
@@ -4790,7 +4965,7 @@
                 <w:i w:val="0"/>
                 <w:sz w:val="20"/>
               </w:rPr>
-              <w:t>TIẾT 1 SINH HOẠT DƯỚI CỜ: XEM TIỂU PHẨM “TỰ PHỤC VỤ BẢN THÂN”</w:t>
+              <w:t>Sinh hoạt dưới cờ: Xem tiểu phẩm về chủ đề "Tự phục vụ bản thân"</w:t>
             </w:r>
           </w:p>
         </w:tc>
@@ -4905,7 +5080,7 @@
                 <w:i w:val="0"/>
                 <w:sz w:val="20"/>
               </w:rPr>
-              <w:t>TIẾT 2 HOẠT ĐỘNG GIÁO DỤC THEO CHỦ ĐỀ: EM TỰ LÀM LẤY VIỆC CỦA MÌNH</w:t>
+              <w:t>Hoạt động giáo dục theo chủ đề: Em tự làm lấy việc của mình</w:t>
             </w:r>
           </w:p>
         </w:tc>
@@ -4944,20 +5119,7 @@
                 <w:i w:val="0"/>
                 <w:sz w:val="18"/>
               </w:rPr>
-              <w:t>NLS-KT (Cơ bản 1): Ở chủ đề “Em tự làm lấy việc của mình”, GV chiếu bộ ảnh những việc HS lớp 2 tự làm được.</w:t>
-            </w:r>
-          </w:p>
-          <w:p>
-            <w:pPr>
-              <w:spacing w:after="0"/>
-            </w:pPr>
-            <w:r>
-              <w:rPr>
-                <w:b w:val="0"/>
-                <w:i w:val="0"/>
-                <w:sz w:val="18"/>
-              </w:rPr>
-              <w:t>KNS: KN tự nhận thức: nhận ra điểm mạnh, điểm cần cố gắng của bản thân.</w:t>
+              <w:t>Tích hợp AI; YCCĐ 2.A2.1: Biết mục đích của AI là hỗ trợ tiết kiệm thời gian; con người vẫn cần tự lập trong các việc cá nhân để trưởng thành; Năng lực số 5.2 CB1b: HS chọn được cách ứng phó đúng trong từng tình huống và đọc thuộc các số gọi khẩn cấp</w:t>
             </w:r>
           </w:p>
         </w:tc>
@@ -5033,7 +5195,7 @@
                 <w:i w:val="0"/>
                 <w:sz w:val="20"/>
               </w:rPr>
-              <w:t>TIẾT 3 SINH HOẠT LỚP: TRÒ CHƠI “QUANH MÂM CƠM”</w:t>
+              <w:t>Sinh hoạt lớp: Em tự làm lấy việc của mình</w:t>
             </w:r>
           </w:p>
         </w:tc>
@@ -5072,6 +5234,20 @@
                 <w:i w:val="0"/>
                 <w:sz w:val="18"/>
               </w:rPr>
+              <w:t>Năng lực số 5.2 CB1b: HS chọn được cách ứng phó an toàn trong trò đố vui và giải thích được vì sao</w:t>
+            </w:r>
+          </w:p>
+          <w:p>
+            <w:pPr>
+              <w:spacing w:after="0"/>
+            </w:pPr>
+            <w:r>
+              <w:rPr>
+                <w:b w:val="0"/>
+                <w:i w:val="0"/>
+                <w:sz w:val="18"/>
+              </w:rPr>
+              <w:t>KNS: KN tự đánh giá và đánh giá bạn một cách khách quan, thiện chí.</w:t>
             </w:r>
           </w:p>
         </w:tc>
@@ -5130,7 +5306,7 @@
                 <w:i w:val="0"/>
                 <w:sz w:val="20"/>
               </w:rPr>
-              <w:t>Chủ đề 4: Tự phục vụ bản thân</w:t>
+              <w:t>Chủ đề: 20/11</w:t>
             </w:r>
           </w:p>
         </w:tc>
@@ -5149,7 +5325,7 @@
                 <w:i w:val="0"/>
                 <w:sz w:val="20"/>
               </w:rPr>
-              <w:t>TIẾT 1 SINH HOẠT DƯỚI CỜ: GIAO LƯU VỚI CÁN BỘ CẢNH SÁT PHÒNG CHÁY, CHỮA CHÁY VÀ CỨU NẠN, CỨU HỘ</w:t>
+              <w:t>Sinh hoạt dưới cờ: Nghe các chú cảnh sát PCCC hướng dẫn cách thoát hiểm khi xảy ra hoả hoạn</w:t>
             </w:r>
           </w:p>
         </w:tc>
@@ -5188,6 +5364,20 @@
                 <w:i w:val="0"/>
                 <w:sz w:val="18"/>
               </w:rPr>
+              <w:t>Năng lực số 3.1 CB1b: HS chọn cách giới thiệu sản phẩm/hình ảnh theo chủ điểm bằng phương tiện số đơn giản</w:t>
+            </w:r>
+          </w:p>
+          <w:p>
+            <w:pPr>
+              <w:spacing w:after="0"/>
+            </w:pPr>
+            <w:r>
+              <w:rPr>
+                <w:b w:val="0"/>
+                <w:i w:val="0"/>
+                <w:sz w:val="18"/>
+              </w:rPr>
+              <w:t>KNS: KN lao động tự phục vụ và bước đầu tìm hiểu nghề nghiệp.</w:t>
             </w:r>
           </w:p>
         </w:tc>
@@ -5263,7 +5453,7 @@
                 <w:i w:val="0"/>
                 <w:sz w:val="20"/>
               </w:rPr>
-              <w:t>TIẾT 2 HOẠT ĐỘNG GIÁO DỤC THEO CHỦ ĐỀ: NGHĨ NHANH, LÀM GIỎI</w:t>
+              <w:t>Hoạt động giáo dục theo chủ đề: Nghĩ nhanh, làm giỏi</w:t>
             </w:r>
           </w:p>
         </w:tc>
@@ -5302,7 +5492,7 @@
                 <w:i w:val="0"/>
                 <w:sz w:val="18"/>
               </w:rPr>
-              <w:t>NLS-GQVĐ (Cơ bản 1): Ở chủ đề “Nghĩ nhanh, làm giỏi”, GV chiếu các tình huống cần xử lí nhanh như quên mang bút, làm rơi.</w:t>
+              <w:t>Năng lực số 5.2 CB1b: HS chọn được cách ứng phó đúng trong từng tình huống và đọc thuộc các số gọi khẩn cấp</w:t>
             </w:r>
           </w:p>
         </w:tc>
@@ -5378,7 +5568,7 @@
                 <w:i w:val="0"/>
                 <w:sz w:val="20"/>
               </w:rPr>
-              <w:t>TIẾT 3 SINH HOẠT LỚP: ĐỐ VUI VỀ CÁCH ỨNG PHÓ – Ý TƯỞNG “MÁY THÔNG MINH NHẮC NHỞ”</w:t>
+              <w:t>Sinh hoạt lớp: Nghĩ nhanh, làm giỏi</w:t>
             </w:r>
           </w:p>
         </w:tc>
@@ -5417,6 +5607,20 @@
                 <w:i w:val="0"/>
                 <w:sz w:val="18"/>
               </w:rPr>
+              <w:t>Tích hợp AI; YCCĐ 2.D1.1: HS nêu được một số vấn đề gần gũi có thể áp dụng AI để hỗ trợ giải quyết; hiểu AI chỉ nhắc nhở, con người vẫn quyết định và chịu trách nhiệm; Năng lực số 5.2 CB1b: HS chọn được cách ứng phó an toàn trong trò đố vui và giải thích được vì sao</w:t>
+            </w:r>
+          </w:p>
+          <w:p>
+            <w:pPr>
+              <w:spacing w:after="0"/>
+            </w:pPr>
+            <w:r>
+              <w:rPr>
+                <w:b w:val="0"/>
+                <w:i w:val="0"/>
+                <w:sz w:val="18"/>
+              </w:rPr>
+              <w:t>KNS: KN tự đánh giá và đánh giá bạn một cách khách quan, thiện chí.</w:t>
             </w:r>
           </w:p>
         </w:tc>
@@ -5475,7 +5679,7 @@
                 <w:i w:val="0"/>
                 <w:sz w:val="20"/>
               </w:rPr>
-              <w:t>Chủ đề 4: Tự phục vụ bản thân</w:t>
+              <w:t>Chủ đề: 20/11</w:t>
             </w:r>
           </w:p>
         </w:tc>
@@ -5494,7 +5698,7 @@
                 <w:i w:val="0"/>
                 <w:sz w:val="20"/>
               </w:rPr>
-              <w:t>TIẾT 1 SINH HOẠT DƯỚI CỜ: LỄ KẾT NẠP ĐỘI VIÊN – PHÁT ĐỘNG HỌC TẬP, RÈN LUYỆN THEO TÁC PHONG CHÚ BỘ ĐỘI</w:t>
+              <w:t>Sinh hoạt dưới cờ: Tham gia trình diễn thời trang "Vẻ đẹp học sinh"</w:t>
             </w:r>
           </w:p>
         </w:tc>
@@ -5533,7 +5737,6 @@
                 <w:i w:val="0"/>
                 <w:sz w:val="18"/>
               </w:rPr>
-              <w:t>QPAN: Tổ chức hoạt động tìm hiểu, thăm hỏi, tri ân gia đình thương binh, liệt sĩ, đơn vị bộ đội, công an trên địa bàn; giới thiệu tinh thần đoàn kết toàn dân tộc và sự hi sinh của các chiến sĩ cách mạng.</w:t>
             </w:r>
           </w:p>
         </w:tc>
@@ -5609,7 +5812,7 @@
                 <w:i w:val="0"/>
                 <w:sz w:val="20"/>
               </w:rPr>
-              <w:t>TIẾT 2 HOẠT ĐỘNG GIÁO DỤC THEO CHỦ ĐỀ: VIỆC CỦA MÌNH KHÔNG CẦN AI NHẮC</w:t>
+              <w:t>Hoạt động giáo dục theo chủ đề: Lựa chọn trang phục</w:t>
             </w:r>
           </w:p>
         </w:tc>
@@ -5648,7 +5851,7 @@
                 <w:i w:val="0"/>
                 <w:sz w:val="18"/>
               </w:rPr>
-              <w:t>NLS-ST (Cơ bản 1): Ở chủ đề tự giác làm việc, GV cùng HS lập bảng việc cần làm trong ngày ngay trên máy.</w:t>
+              <w:t>Năng lực số 5.2 CB1a: Nhận biết công cụ số đơn giản như đồng hồ báo thức, lịch hoặc ứng dụng nhắc việc có thể hỗ trợ tự giác học tập, sinh hoạt dưới sự hướng dẫn của người lớn</w:t>
             </w:r>
           </w:p>
         </w:tc>
@@ -5724,7 +5927,7 @@
                 <w:i w:val="0"/>
                 <w:sz w:val="20"/>
               </w:rPr>
-              <w:t>TIẾT 3 SINH HOẠT LỚP: DỰ ĐỊNH CUỐI TUẦN CỦA EM</w:t>
+              <w:t>Sinh hoạt lớp: Lựa chọn trang phục</w:t>
             </w:r>
           </w:p>
         </w:tc>
@@ -5763,6 +5966,20 @@
                 <w:i w:val="0"/>
                 <w:sz w:val="18"/>
               </w:rPr>
+              <w:t>Năng lực số 5.2 CB1b: HS chọn được cách ứng phó an toàn trong trò đố vui và giải thích được vì sao</w:t>
+            </w:r>
+          </w:p>
+          <w:p>
+            <w:pPr>
+              <w:spacing w:after="0"/>
+            </w:pPr>
+            <w:r>
+              <w:rPr>
+                <w:b w:val="0"/>
+                <w:i w:val="0"/>
+                <w:sz w:val="18"/>
+              </w:rPr>
+              <w:t>KNS: KN tự đánh giá và đánh giá bạn một cách khách quan, thiện chí.</w:t>
             </w:r>
           </w:p>
         </w:tc>
@@ -5821,7 +6038,7 @@
                 <w:i w:val="0"/>
                 <w:sz w:val="20"/>
               </w:rPr>
-              <w:t>Chủ đề 4: Tự phục vụ bản thân</w:t>
+              <w:t>Chủ đề: 22/12</w:t>
             </w:r>
           </w:p>
         </w:tc>
@@ -5840,7 +6057,7 @@
                 <w:i w:val="0"/>
                 <w:sz w:val="20"/>
               </w:rPr>
-              <w:t>TIẾT 1 SINH HOẠT DƯỚI CỜ: TRÌNH DIỄN THỜI TRANG “VẺ ĐẸP HỌC SINH”</w:t>
+              <w:t>Sinh hoạt dưới cờ: Tham dự phát động phong trào học tập và rèn luyện theo tác phong chú bộ đội</w:t>
             </w:r>
           </w:p>
         </w:tc>
@@ -5879,6 +6096,20 @@
                 <w:i w:val="0"/>
                 <w:sz w:val="18"/>
               </w:rPr>
+              <w:t>Năng lực số 3.1 CB1b: HS chọn cách giới thiệu sản phẩm/hình ảnh theo chủ điểm bằng phương tiện số đơn giản</w:t>
+            </w:r>
+          </w:p>
+          <w:p>
+            <w:pPr>
+              <w:spacing w:after="0"/>
+            </w:pPr>
+            <w:r>
+              <w:rPr>
+                <w:b w:val="0"/>
+                <w:i w:val="0"/>
+                <w:sz w:val="18"/>
+              </w:rPr>
+              <w:t>QPAN: Tổ chức hoạt động tìm hiểu, thăm hỏi, tri ân gia đình thương binh, liệt sĩ, đơn vị bộ đội, công an trên địa bàn; giới thiệu tinh thần đoàn kết toàn dân tộc và sự hi sinh của các chiến sĩ cách mạng.</w:t>
             </w:r>
           </w:p>
         </w:tc>
@@ -5954,7 +6185,7 @@
                 <w:i w:val="0"/>
                 <w:sz w:val="20"/>
               </w:rPr>
-              <w:t>TIẾT 2 HOẠT ĐỘNG GIÁO DỤC THEO CHỦ ĐỀ: LỰA CHỌN TRANG PHỤC</w:t>
+              <w:t>Hoạt động giáo dục theo chủ đề: Việc của mình không cần ai nhắc</w:t>
             </w:r>
           </w:p>
         </w:tc>
@@ -5993,7 +6224,7 @@
                 <w:i w:val="0"/>
                 <w:sz w:val="18"/>
               </w:rPr>
-              <w:t>NLS-KT (Cơ bản 1): Ở hoạt động Khám phá chủ đề “Lựa chọn trang phục”, GV chiếu bộ ảnh trang phục ứng.</w:t>
+              <w:t>Tích hợp AI; YCCĐ 2.C3.1: HS biết AI hỗ trợ phân loại, gợi ý trang phục dựa trên dữ liệu; con người phải kiểm tra và quyết định; Năng lực số 1.1 CB1b: HS đọc bản tin thời tiết chiếu trên màn hình và chọn được trang phục, đồ dùng hợp với thời tiết những ngày tới</w:t>
             </w:r>
           </w:p>
         </w:tc>
@@ -6069,7 +6300,7 @@
                 <w:i w:val="0"/>
                 <w:sz w:val="20"/>
               </w:rPr>
-              <w:t>TIẾT 3 SINH HOẠT LỚP: THỜI TRANG SÁNG TẠO</w:t>
+              <w:t>Sinh hoạt lớp: Việc của mình không cần ai nhắc</w:t>
             </w:r>
           </w:p>
         </w:tc>
@@ -6108,6 +6339,20 @@
                 <w:i w:val="0"/>
                 <w:sz w:val="18"/>
               </w:rPr>
+              <w:t>Năng lực số 3.1 CB1a: HS xem bộ ảnh trình diễn và nói được trang phục nào hợp với hoàn cảnh nào</w:t>
+            </w:r>
+          </w:p>
+          <w:p>
+            <w:pPr>
+              <w:spacing w:after="0"/>
+            </w:pPr>
+            <w:r>
+              <w:rPr>
+                <w:b w:val="0"/>
+                <w:i w:val="0"/>
+                <w:sz w:val="18"/>
+              </w:rPr>
+              <w:t>KNS: KN tự đánh giá và đánh giá bạn một cách khách quan, thiện chí.</w:t>
             </w:r>
           </w:p>
         </w:tc>
@@ -6166,7 +6411,7 @@
                 <w:i w:val="0"/>
                 <w:sz w:val="20"/>
               </w:rPr>
-              <w:t>Chủ đề 4: Tự phục vụ bản thân</w:t>
+              <w:t>Chủ đề: 22/12</w:t>
             </w:r>
           </w:p>
         </w:tc>
@@ -6185,7 +6430,7 @@
                 <w:i w:val="0"/>
                 <w:sz w:val="20"/>
               </w:rPr>
-              <w:t>TIẾT 1 SINH HOẠT DƯỚI CỜ: TỔNG KẾT RÈN LUYỆN THEO TÁC PHONG CHÚ BỘ ĐỘI; HƯỚNG DẪN CHUẨN BỊ HÀNH TRANG CHO CHUYẾN ĐI XA</w:t>
+              <w:t>Sinh hoạt dưới cờ: Nghe hướng dẫn về cách chuẩn bị hành trang cho một chuyến đi</w:t>
             </w:r>
           </w:p>
         </w:tc>
@@ -6224,7 +6469,7 @@
                 <w:i w:val="0"/>
                 <w:sz w:val="18"/>
               </w:rPr>
-              <w:t>QPAN: Tổ chức hoạt động tìm hiểu, thăm hỏi, tri ân gia đình thương binh, liệt sĩ, đơn vị bộ đội, công an trên địa bàn; giới thiệu tinh thần đoàn kết toàn dân tộc và sự hi sinh của các chiến sĩ cách mạng.</w:t>
+              <w:t>KNS: KN lao động tự phục vụ và bước đầu tìm hiểu nghề nghiệp.</w:t>
             </w:r>
           </w:p>
         </w:tc>
@@ -6300,7 +6545,7 @@
                 <w:i w:val="0"/>
                 <w:sz w:val="20"/>
               </w:rPr>
-              <w:t>TIẾT 2 HOẠT ĐỘNG GIÁO DỤC THEO CHỦ ĐỀ: HÀNH TRANG LÊN ĐƯỜNG</w:t>
+              <w:t>Hoạt động giáo dục theo chủ đề: Hành trang lên đường</w:t>
             </w:r>
           </w:p>
         </w:tc>
@@ -6339,7 +6584,7 @@
                 <w:i w:val="0"/>
                 <w:sz w:val="18"/>
               </w:rPr>
-              <w:t>NLS-ST (Cơ bản 1): Chiếu bảng kiểm hành trang lập sẵn trên máy.</w:t>
+              <w:t>Năng lực số 1.1 CB1b: HS đọc bản tin thời tiết chiếu trên màn hình và chọn được trang phục, đồ dùng hợp với thời tiết những ngày tới</w:t>
             </w:r>
           </w:p>
         </w:tc>
@@ -6415,7 +6660,7 @@
                 <w:i w:val="0"/>
                 <w:sz w:val="20"/>
               </w:rPr>
-              <w:t>TIẾT 3 SINH HOẠT LỚP: KẾ HOẠCH CHUYẾN ĐI SẮP TỚI – TỰ ĐÁNH GIÁ SAU CHỦ ĐỀ</w:t>
+              <w:t>Sinh hoạt lớp: Hành trang lên đường</w:t>
             </w:r>
           </w:p>
         </w:tc>
@@ -6454,6 +6699,20 @@
                 <w:i w:val="0"/>
                 <w:sz w:val="18"/>
               </w:rPr>
+              <w:t>Năng lực số 3.1 CB1a: HS xem bộ ảnh trình diễn và nói được trang phục nào hợp với hoàn cảnh nào</w:t>
+            </w:r>
+          </w:p>
+          <w:p>
+            <w:pPr>
+              <w:spacing w:after="0"/>
+            </w:pPr>
+            <w:r>
+              <w:rPr>
+                <w:b w:val="0"/>
+                <w:i w:val="0"/>
+                <w:sz w:val="18"/>
+              </w:rPr>
+              <w:t>KNS: KN tự đánh giá và đánh giá bạn một cách khách quan, thiện chí.</w:t>
             </w:r>
           </w:p>
         </w:tc>
@@ -6512,7 +6771,7 @@
                 <w:i w:val="0"/>
                 <w:sz w:val="20"/>
               </w:rPr>
-              <w:t>Chủ đề 5: Gia đình thân thương</w:t>
+              <w:t>Chủ đề: GIA ĐÌNH THÂN THƯƠNG</w:t>
             </w:r>
           </w:p>
         </w:tc>
@@ -6531,7 +6790,7 @@
                 <w:i w:val="0"/>
                 <w:sz w:val="20"/>
               </w:rPr>
-              <w:t>TIẾT 1 SINH HOẠT DƯỚI CỜ: TRÒ CHUYỆN “LÒNG BIẾT ƠN VÀ TÌNH CẢM GIA ĐÌNH”</w:t>
+              <w:t>Sinh hoạt dưới cờ: Tham gia buổi trò chuyện về chủ đề "Lòng biết ơn và tình cảm gia đình"</w:t>
             </w:r>
           </w:p>
         </w:tc>
@@ -6646,7 +6905,7 @@
                 <w:i w:val="0"/>
                 <w:sz w:val="20"/>
               </w:rPr>
-              <w:t>TIẾT 2 HOẠT ĐỘNG GIÁO DỤC THEO CHỦ ĐỀ: NGƯỜI TRONG MỘT NHÀ</w:t>
+              <w:t>Hoạt động giáo dục theo chủ đề: Người trong một nhà</w:t>
             </w:r>
           </w:p>
         </w:tc>
@@ -6685,7 +6944,7 @@
                 <w:i w:val="0"/>
                 <w:sz w:val="18"/>
               </w:rPr>
-              <w:t>NLS-KT (Cơ bản 1): Ở hoạt động Chia sẻ điều em học được từ người thân của chủ đề “Người trong một nhà”, GV chiếu bộ.</w:t>
+              <w:t>Tích hợp AI; YCCĐ 2.A2.2: HS nhận biết một số thiết bị AI có thể hỗ trợ người thân, đặc biệt người cao tuổi, nhưng không thay thế sự quan tâm của con người; Năng lực số 3.1 CB1a: HS kể được một câu về ngày đáng nhớ của gia đình khi ảnh của mình được chiếu lên</w:t>
             </w:r>
           </w:p>
         </w:tc>
@@ -6761,7 +7020,7 @@
                 <w:i w:val="0"/>
                 <w:sz w:val="20"/>
               </w:rPr>
-              <w:t>TIẾT 3 SINH HOẠT LỚP: MÓN QUÀ KỈ NIỆM VỚI NGƯỜI THÂN</w:t>
+              <w:t>Sinh hoạt lớp: Người trong một nhà</w:t>
             </w:r>
           </w:p>
         </w:tc>
@@ -6794,6 +7053,19 @@
               <w:spacing w:after="0"/>
             </w:pPr>
             <w:r/>
+            <w:r>
+              <w:rPr>
+                <w:b w:val="0"/>
+                <w:i w:val="0"/>
+                <w:sz w:val="18"/>
+              </w:rPr>
+              <w:t>Năng lực số 1.1 CB1b: HS xem phim và kể được điểm giống, khác giữa Tết ở nơi khác và Tết ở nhà mình</w:t>
+            </w:r>
+          </w:p>
+          <w:p>
+            <w:pPr>
+              <w:spacing w:after="0"/>
+            </w:pPr>
             <w:r>
               <w:rPr>
                 <w:b w:val="0"/>
@@ -6883,7 +7155,7 @@
                 <w:i w:val="0"/>
                 <w:sz w:val="20"/>
               </w:rPr>
-              <w:t>Chủ đề 5: Gia đình thân thương</w:t>
+              <w:t>Chủ đề: Trước Tết</w:t>
             </w:r>
           </w:p>
         </w:tc>
@@ -6902,7 +7174,7 @@
                 <w:i w:val="0"/>
                 <w:sz w:val="20"/>
               </w:rPr>
-              <w:t>TIẾT 1 SINH HOẠT DƯỚI CỜ: CHƯƠNG TRÌNH VĂN NGHỆ “XUÂN YÊU THƯƠNG”</w:t>
+              <w:t>Sinh hoạt dưới cờ: Tham gia chương trình văn nghệ đón năm mới</w:t>
             </w:r>
           </w:p>
         </w:tc>
@@ -7017,7 +7289,7 @@
                 <w:i w:val="0"/>
                 <w:sz w:val="20"/>
               </w:rPr>
-              <w:t>TIẾT 2 HOẠT ĐỘNG GIÁO DỤC THEO CHỦ ĐỀ: TẾT NGUYÊN ĐÁN</w:t>
+              <w:t>Hoạt động giáo dục theo chủ đề: Tết Nguyên đán</w:t>
             </w:r>
           </w:p>
         </w:tc>
@@ -7056,7 +7328,7 @@
                 <w:i w:val="0"/>
                 <w:sz w:val="18"/>
               </w:rPr>
-              <w:t>NLS-GT (Cơ bản 1): Ở hoạt động Chia sẻ, GV chiếu bảng chung “Việc em làm cùng gia đình để đón Tết”.</w:t>
+              <w:t>Năng lực số 3.1 CB1a: HS kể được một câu về ngày đáng nhớ của gia đình khi ảnh của mình được chiếu lên</w:t>
             </w:r>
           </w:p>
         </w:tc>
@@ -7132,7 +7404,7 @@
                 <w:i w:val="0"/>
                 <w:sz w:val="20"/>
               </w:rPr>
-              <w:t>TIẾT 3 SINH HOẠT LỚP: LÀM PHONG BAO LÌ XÌ</w:t>
+              <w:t>Sinh hoạt lớp: Tết Nguyên đán</w:t>
             </w:r>
           </w:p>
         </w:tc>
@@ -7165,6 +7437,19 @@
               <w:spacing w:after="0"/>
             </w:pPr>
             <w:r/>
+            <w:r>
+              <w:rPr>
+                <w:b w:val="0"/>
+                <w:i w:val="0"/>
+                <w:sz w:val="18"/>
+              </w:rPr>
+              <w:t>Năng lực số 1.1 CB1b: HS xem phim và kể được điểm giống, khác giữa Tết ở nơi khác và Tết ở nhà mình</w:t>
+            </w:r>
+          </w:p>
+          <w:p>
+            <w:pPr>
+              <w:spacing w:after="0"/>
+            </w:pPr>
             <w:r>
               <w:rPr>
                 <w:b w:val="0"/>
@@ -7230,7 +7515,7 @@
                 <w:i w:val="0"/>
                 <w:sz w:val="20"/>
               </w:rPr>
-              <w:t>Chủ đề 5: Gia đình thân thương</w:t>
+              <w:t>Chủ đề: Trước Tết</w:t>
             </w:r>
           </w:p>
         </w:tc>
@@ -7249,7 +7534,7 @@
                 <w:i w:val="0"/>
                 <w:sz w:val="20"/>
               </w:rPr>
-              <w:t>TIẾT 1 SINH HOẠT DƯỚI CỜ: BIỂU DIỄN VĂN NGHỆ CHỦ ĐỀ “GIA ĐÌNH”</w:t>
+              <w:t>Sinh hoạt dưới cờ: Nghe các thầy cô nhắc nhở về kế hoạch học tập sau Tết; biểu diễn văn nghệ chủ đề "Gia đình"</w:t>
             </w:r>
           </w:p>
         </w:tc>
@@ -7364,7 +7649,7 @@
                 <w:i w:val="0"/>
                 <w:sz w:val="20"/>
               </w:rPr>
-              <w:t>TIẾT 2 HOẠT ĐỘNG GIÁO DỤC THEO CHỦ ĐỀ: NGÀY ĐÁNG NHỚ CỦA GIA ĐÌNH</w:t>
+              <w:t>Hoạt động giáo dục theo chủ đề: Ngày đáng nhớ của gia đình</w:t>
             </w:r>
           </w:p>
         </w:tc>
@@ -7403,7 +7688,7 @@
                 <w:i w:val="0"/>
                 <w:sz w:val="18"/>
               </w:rPr>
-              <w:t>NLS-KT (Cơ bản 1): Ở hoạt động Khám phá chủ đề “Ngày đáng nhớ của gia đình”, GV chiếu tấm lịch năm phóng to lên màn.</w:t>
+              <w:t>Năng lực số 4.2 CB1a: HS xin phép trước khi dùng/chia sẻ ảnh gia đình, không đăng công khai khi chưa được đồng ý; Tích hợp AI; YCCĐ 2.A3.1: HS nhận biết AI có thể ghép ảnh thành video kỉ niệm dựa trên dữ liệu và lựa chọn của con người</w:t>
             </w:r>
           </w:p>
         </w:tc>
@@ -7479,7 +7764,7 @@
                 <w:i w:val="0"/>
                 <w:sz w:val="20"/>
               </w:rPr>
-              <w:t>TIẾT 3 SINH HOẠT LỚP: CHIA SẺ NGÀY ĐÁNG NHỚ CỦA GIA ĐÌNH</w:t>
+              <w:t>Sinh hoạt lớp: Ngày đáng nhớ của gia đình</w:t>
             </w:r>
           </w:p>
         </w:tc>
@@ -7518,7 +7803,20 @@
                 <w:i w:val="0"/>
                 <w:sz w:val="18"/>
               </w:rPr>
-              <w:t>KNS: KN giao tiếp – hợp tác: làm việc nhóm, chia sẻ và giải quyết bất đồng ôn hoà.</w:t>
+              <w:t>Năng lực số 1.1 CB1b: HS xem phim và kể được điểm giống, khác giữa Tết ở nơi khác và Tết ở nhà mình</w:t>
+            </w:r>
+          </w:p>
+          <w:p>
+            <w:pPr>
+              <w:spacing w:after="0"/>
+            </w:pPr>
+            <w:r>
+              <w:rPr>
+                <w:b w:val="0"/>
+                <w:i w:val="0"/>
+                <w:sz w:val="18"/>
+              </w:rPr>
+              <w:t>KNS: KN tự đánh giá và đánh giá bạn một cách khách quan, thiện chí.</w:t>
             </w:r>
           </w:p>
         </w:tc>
@@ -7577,7 +7875,7 @@
                 <w:i w:val="0"/>
                 <w:sz w:val="20"/>
               </w:rPr>
-              <w:t>Chủ đề 6: Tự chăm sóc và bảo vệ bản thân</w:t>
+              <w:t>Chủ đề: Trước Tết</w:t>
             </w:r>
           </w:p>
         </w:tc>
@@ -7596,7 +7894,7 @@
                 <w:i w:val="0"/>
                 <w:sz w:val="20"/>
               </w:rPr>
-              <w:t>TIẾT 1 SINH HOẠT DƯỚI CỜ: PHÁT ĐỘNG PHONG TRÀO “VÌ TẦM VÓC VIỆT”</w:t>
+              <w:t>Sinh hoạt dưới cờ: Tham dự phát động phong trào "Vì tầm vóc Việt"</w:t>
             </w:r>
           </w:p>
         </w:tc>
@@ -7635,7 +7933,6 @@
                 <w:i w:val="0"/>
                 <w:sz w:val="18"/>
               </w:rPr>
-              <w:t>KNS: KN tự nhận thức: nhận ra điểm mạnh, điểm cần cố gắng của bản thân.</w:t>
             </w:r>
           </w:p>
         </w:tc>
@@ -7711,7 +8008,7 @@
                 <w:i w:val="0"/>
                 <w:sz w:val="20"/>
               </w:rPr>
-              <w:t>TIẾT 2 HOẠT ĐỘNG GIÁO DỤC THEO CHỦ ĐỀ: TỰ CHĂM SÓC SỨC KHỎE BẢN THÂN</w:t>
+              <w:t>Hoạt động giáo dục theo chủ đề: Tự chăm sóc sức khoẻ bản thân</w:t>
             </w:r>
           </w:p>
         </w:tc>
@@ -7750,7 +8047,7 @@
                 <w:i w:val="0"/>
                 <w:sz w:val="18"/>
               </w:rPr>
-              <w:t>NLS-GT (Cơ bản 1): Ở hoạt động Khám phá, GV chiếu bảng chung “Việc em làm để giữ sức khoẻ – Thời gian trong ngày”.</w:t>
+              <w:t>Năng lực số 1.1 CB1b: HS xem hình vi khuẩn, vi rút phóng đại và làm đúng các bước rửa tay theo hình động</w:t>
             </w:r>
           </w:p>
           <w:p>
@@ -7839,7 +8136,7 @@
                 <w:i w:val="0"/>
                 <w:sz w:val="20"/>
               </w:rPr>
-              <w:t>TIẾT 3 SINH HOẠT LỚP: TRÒ CHƠI “CHỐNG LẠI ANH EM VI KHUẨN, VI RÚT”</w:t>
+              <w:t>Sinh hoạt lớp: Tự chăm sóc sức khoẻ bản thân</w:t>
             </w:r>
           </w:p>
         </w:tc>
@@ -7878,6 +8175,20 @@
                 <w:i w:val="0"/>
                 <w:sz w:val="18"/>
               </w:rPr>
+              <w:t>Năng lực số 5.2 CB1b: HS trả lời đúng câu hỏi trong trò chơi và nêu được việc giữ vệ sinh có tác dụng gì</w:t>
+            </w:r>
+          </w:p>
+          <w:p>
+            <w:pPr>
+              <w:spacing w:after="0"/>
+            </w:pPr>
+            <w:r>
+              <w:rPr>
+                <w:b w:val="0"/>
+                <w:i w:val="0"/>
+                <w:sz w:val="18"/>
+              </w:rPr>
+              <w:t>KNS: KN tự nhận thức: nhận ra điểm mạnh, điểm cần cố gắng của bản thân.</w:t>
             </w:r>
           </w:p>
         </w:tc>
@@ -7936,7 +8247,7 @@
                 <w:i w:val="0"/>
                 <w:sz w:val="20"/>
               </w:rPr>
-              <w:t>Chủ đề 6: Tự chăm sóc và bảo vệ bản thân</w:t>
+              <w:t>Chủ đề: Trước Tết</w:t>
             </w:r>
           </w:p>
         </w:tc>
@@ -7955,7 +8266,7 @@
                 <w:i w:val="0"/>
                 <w:sz w:val="20"/>
               </w:rPr>
-              <w:t>TIẾT 1 SINH HOẠT DƯỚI CỜ: GIAO LƯU VỚI NHÂN VIÊN Y TẾ - PHÒNG TRÁNH DỊCH BỆNH THÔNG THƯỜNG</w:t>
+              <w:t>Sinh hoạt dưới cờ: Nghe hướng dẫn cách phòng tránh các dịch bệnh thông thường</w:t>
             </w:r>
           </w:p>
         </w:tc>
@@ -7994,6 +8305,7 @@
                 <w:i w:val="0"/>
                 <w:sz w:val="18"/>
               </w:rPr>
+              <w:t>KNS: KN ứng phó với tình huống nguy hiểm và tìm kiếm sự trợ giúp.</w:t>
             </w:r>
           </w:p>
         </w:tc>
@@ -8069,7 +8381,7 @@
                 <w:i w:val="0"/>
                 <w:sz w:val="20"/>
               </w:rPr>
-              <w:t>TIẾT 2 HOẠT ĐỘNG GIÁO DỤC THEO CHỦ ĐỀ: NHỮNG VẬT DỤNG BẢO VỆ EM</w:t>
+              <w:t>Hoạt động giáo dục theo chủ đề: Những vật dụng bảo vệ em</w:t>
             </w:r>
           </w:p>
         </w:tc>
@@ -8108,7 +8420,7 @@
                 <w:i w:val="0"/>
                 <w:sz w:val="18"/>
               </w:rPr>
-              <w:t>NLS-KT (Cơ bản 1): Ở hoạt động Khởi động chủ đề “Những vật dụng bảo vệ em”, GV chiếu ảnh chụp gần mũ bảo hiểm, áo.</w:t>
+              <w:t>Tích hợp AI; YCCĐ 2.A2.1: Nhận biết các ứng dụng AI giúp nâng cao sự an toàn cho gia đình như camera AI và cảm biến báo khói; Năng lực số 1.1 CB1b: HS xem hình vi khuẩn, vi rút phóng đại và làm đúng các bước rửa tay theo hình động</w:t>
             </w:r>
           </w:p>
         </w:tc>
@@ -8184,7 +8496,7 @@
                 <w:i w:val="0"/>
                 <w:sz w:val="20"/>
               </w:rPr>
-              <w:t>TIẾT 3 SINH HOẠT LỚP: LÀM CẨM NANG HƯỚNG DẪN SỬ DỤNG “HIỆP SĨ”</w:t>
+              <w:t>Sinh hoạt lớp: Những vật dụng bảo vệ em</w:t>
             </w:r>
           </w:p>
         </w:tc>
@@ -8223,6 +8535,20 @@
                 <w:i w:val="0"/>
                 <w:sz w:val="18"/>
               </w:rPr>
+              <w:t>Năng lực số 5.2 CB1b: HS trả lời đúng câu hỏi trong trò chơi và nêu được việc giữ vệ sinh có tác dụng gì</w:t>
+            </w:r>
+          </w:p>
+          <w:p>
+            <w:pPr>
+              <w:spacing w:after="0"/>
+            </w:pPr>
+            <w:r>
+              <w:rPr>
+                <w:b w:val="0"/>
+                <w:i w:val="0"/>
+                <w:sz w:val="18"/>
+              </w:rPr>
+              <w:t>KNS: KN tự đánh giá và đánh giá bạn một cách khách quan, thiện chí.</w:t>
             </w:r>
           </w:p>
         </w:tc>
@@ -8281,7 +8607,7 @@
                 <w:i w:val="0"/>
                 <w:sz w:val="20"/>
               </w:rPr>
-              <w:t>Chủ đề 6: Tự chăm sóc và bảo vệ bản thân</w:t>
+              <w:t>Chủ đề: Trước Tết</w:t>
             </w:r>
           </w:p>
         </w:tc>
@@ -8300,7 +8626,7 @@
                 <w:i w:val="0"/>
                 <w:sz w:val="20"/>
               </w:rPr>
-              <w:t>TIẾT 1 SINH HOẠT DƯỚI CỜ: VĂN NGHỆ CHÀO MỪNG NGÀY QUỐC TẾ PHỤ NỮ 8-3</w:t>
+              <w:t>Sinh hoạt dưới cờ: Xem tiểu phẩm "Phòng chống bắt cóc trẻ em"; nghe hướng dẫn cách phòng tránh bị bắt cóc</w:t>
             </w:r>
           </w:p>
         </w:tc>
@@ -8339,6 +8665,33 @@
                 <w:i w:val="0"/>
                 <w:sz w:val="18"/>
               </w:rPr>
+              <w:t>QTE</w:t>
+            </w:r>
+          </w:p>
+          <w:p>
+            <w:pPr>
+              <w:spacing w:after="0"/>
+            </w:pPr>
+            <w:r>
+              <w:rPr>
+                <w:b w:val="0"/>
+                <w:i w:val="0"/>
+                <w:sz w:val="18"/>
+              </w:rPr>
+              <w:t>QTE: trẻ em có quyền được bảo vệ khỏi mọi hình thức xâm hại; nhớ số của người thân và Tổng đài quốc gia bảo vệ trẻ em 111.</w:t>
+            </w:r>
+          </w:p>
+          <w:p>
+            <w:pPr>
+              <w:spacing w:after="0"/>
+            </w:pPr>
+            <w:r>
+              <w:rPr>
+                <w:b w:val="0"/>
+                <w:i w:val="0"/>
+                <w:sz w:val="18"/>
+              </w:rPr>
+              <w:t>KNS: KN ứng phó với tình huống nguy hiểm và tìm kiếm sự trợ giúp.</w:t>
             </w:r>
           </w:p>
         </w:tc>
@@ -8414,7 +8767,7 @@
                 <w:i w:val="0"/>
                 <w:sz w:val="20"/>
               </w:rPr>
-              <w:t>TIẾT 2 HOẠT ĐỘNG GIÁO DỤC THEO CHỦ ĐỀ: CÂU CHUYỆN LẠC ĐƯỜNG</w:t>
+              <w:t>Hoạt động giáo dục theo chủ đề: Phòng tránh bị bắt cóc</w:t>
             </w:r>
           </w:p>
         </w:tc>
@@ -8453,7 +8806,7 @@
                 <w:i w:val="0"/>
                 <w:sz w:val="18"/>
               </w:rPr>
-              <w:t>NLS-GQVĐ (Cơ bản 1): Ở hoạt động Luyện tập, GV chiếu tình huống bị lạc và mẫu lời nói gồm tên mình, tên bố mẹ, số điện thoại người thân.</w:t>
+              <w:t>Năng lực số 5.2 CB1a: Sử dụng công cụ số đơn giản để giải quyết nhu cầu cá nhân dưới sự hướng dẫn; biết điện thoại thông minh, bản đồ hoặc định vị có thể hỗ trợ tìm đường, gửi vị trí cho người thân khi gặp sự cố; biết địa chỉ nhà, số điện thoại của bố mẹ và thông tin liên lạc khẩn cấp chỉ dùng để nhờ người tin cậy hỗ trợ, không đăng công khai lên mạng; Tích hợp AI; YCCĐ 2.A1.1: Biết sử dụng công cụ tìm kiếm hoặc bản đồ AI để tìm trợ giúp khi cần</w:t>
             </w:r>
           </w:p>
           <w:p>
@@ -8466,7 +8819,7 @@
                 <w:i w:val="0"/>
                 <w:sz w:val="18"/>
               </w:rPr>
-              <w:t>ATGT</w:t>
+              <w:t>NLS: Năng lực số 4.2 CB1a: Nhận biết cách bảo vệ thông tin định danh cá nhân</w:t>
             </w:r>
           </w:p>
           <w:p>
@@ -8479,7 +8832,20 @@
                 <w:i w:val="0"/>
                 <w:sz w:val="18"/>
               </w:rPr>
-              <w:t>ATGT: đi thành hàng, bám sát người phụ trách khi ra khỏi trường; đội mũ bảo hiểm cài quai khi ngồi sau xe máy, xe đạp điện.</w:t>
+              <w:t>QTE</w:t>
+            </w:r>
+          </w:p>
+          <w:p>
+            <w:pPr>
+              <w:spacing w:after="0"/>
+            </w:pPr>
+            <w:r>
+              <w:rPr>
+                <w:b w:val="0"/>
+                <w:i w:val="0"/>
+                <w:sz w:val="18"/>
+              </w:rPr>
+              <w:t>QTE: trẻ em có quyền được bảo vệ khỏi mọi hình thức xâm hại; nhớ số của người thân và Tổng đài quốc gia bảo vệ trẻ em 111.</w:t>
             </w:r>
           </w:p>
         </w:tc>
@@ -8555,7 +8921,7 @@
                 <w:i w:val="0"/>
                 <w:sz w:val="20"/>
               </w:rPr>
-              <w:t>TIẾT 3 SINH HOẠT LỚP: XỬ LÍ TÌNH HUỐNG KHI BỊ LẠC</w:t>
+              <w:t>Sinh hoạt lớp: Phòng tránh bị bắt cóc</w:t>
             </w:r>
           </w:p>
         </w:tc>
@@ -8594,6 +8960,33 @@
                 <w:i w:val="0"/>
                 <w:sz w:val="18"/>
               </w:rPr>
+              <w:t>Năng lực số 5.2 CB1b: HS đóng vai và xem lại đoạn phim của nhóm mình, chỉ ra được chỗ mình còn lưỡng lự</w:t>
+            </w:r>
+          </w:p>
+          <w:p>
+            <w:pPr>
+              <w:spacing w:after="0"/>
+            </w:pPr>
+            <w:r>
+              <w:rPr>
+                <w:b w:val="0"/>
+                <w:i w:val="0"/>
+                <w:sz w:val="18"/>
+              </w:rPr>
+              <w:t>QTE</w:t>
+            </w:r>
+          </w:p>
+          <w:p>
+            <w:pPr>
+              <w:spacing w:after="0"/>
+            </w:pPr>
+            <w:r>
+              <w:rPr>
+                <w:b w:val="0"/>
+                <w:i w:val="0"/>
+                <w:sz w:val="18"/>
+              </w:rPr>
+              <w:t>QTE: trẻ em có quyền được bảo vệ khỏi mọi hình thức xâm hại; nhớ số của người thân và Tổng đài quốc gia bảo vệ trẻ em 111.</w:t>
             </w:r>
           </w:p>
         </w:tc>
@@ -8652,7 +9045,7 @@
                 <w:i w:val="0"/>
                 <w:sz w:val="20"/>
               </w:rPr>
-              <w:t>Chủ đề 6: Tự chăm sóc và bảo vệ bản thân</w:t>
+              <w:t>Chủ đề: 8/3</w:t>
             </w:r>
           </w:p>
         </w:tc>
@@ -8671,7 +9064,7 @@
                 <w:i w:val="0"/>
                 <w:sz w:val="20"/>
               </w:rPr>
-              <w:t>TIẾT 1 SINH HOẠT DƯỚI CỜ: TRÌNH DIỄN TIỂU PHẨM “PHÒNG CHỐNG BẮT CÓC TRẺ EM”</w:t>
+              <w:t>Sinh hoạt dưới cờ: Văn nghệ chào mừng ngày Quốc tế Phụ nữ 8-3; xem tiểu phẩm "Chú vịt xám lạc mẹ"</w:t>
             </w:r>
           </w:p>
         </w:tc>
@@ -8710,20 +9103,7 @@
                 <w:i w:val="0"/>
                 <w:sz w:val="18"/>
               </w:rPr>
-              <w:t>QTE</w:t>
-            </w:r>
-          </w:p>
-          <w:p>
-            <w:pPr>
-              <w:spacing w:after="0"/>
-            </w:pPr>
-            <w:r>
-              <w:rPr>
-                <w:b w:val="0"/>
-                <w:i w:val="0"/>
-                <w:sz w:val="18"/>
-              </w:rPr>
-              <w:t>QTE: trẻ em có quyền được bảo vệ khỏi mọi hình thức xâm hại; nhớ số của người thân và Tổng đài quốc gia bảo vệ trẻ em 111.</w:t>
+              <w:t>KNS: KN lao động tự phục vụ và bước đầu tìm hiểu nghề nghiệp.</w:t>
             </w:r>
           </w:p>
         </w:tc>
@@ -8799,7 +9179,7 @@
                 <w:i w:val="0"/>
                 <w:sz w:val="20"/>
               </w:rPr>
-              <w:t>TIẾT 2 HOẠT ĐỘNG GIÁO DỤC THEO CHỦ ĐỀ: PHÒNG TRÁNH BỊ BẮT CÓC</w:t>
+              <w:t>Hoạt động giáo dục theo chủ đề: Câu chuyện lạc đường</w:t>
             </w:r>
           </w:p>
         </w:tc>
@@ -8838,7 +9218,7 @@
                 <w:i w:val="0"/>
                 <w:sz w:val="18"/>
               </w:rPr>
-              <w:t>NLS-KT (Cơ bản 1): Ở hoạt động Khám phá chủ đề “Phòng tránh bị bắt cóc”, GV chiếu các tình huống bằng tranh.</w:t>
+              <w:t>Năng lực số 4.2 CB1a: Nhận biết cách sử dụng và chia sẻ thông tin định danh cá nhân an toàn; không chia sẻ địa chỉ nhà, số điện thoại hoặc thông tin cá nhân cho người lạ trên môi trường số</w:t>
             </w:r>
           </w:p>
           <w:p>
@@ -8851,7 +9231,7 @@
                 <w:i w:val="0"/>
                 <w:sz w:val="18"/>
               </w:rPr>
-              <w:t>QTE</w:t>
+              <w:t>ATGT</w:t>
             </w:r>
           </w:p>
           <w:p>
@@ -8864,7 +9244,7 @@
                 <w:i w:val="0"/>
                 <w:sz w:val="18"/>
               </w:rPr>
-              <w:t>QTE: trẻ em có quyền được bảo vệ khỏi mọi hình thức xâm hại; nhớ số của người thân và Tổng đài quốc gia bảo vệ trẻ em 111.</w:t>
+              <w:t>ATGT: đi thành hàng, bám sát người phụ trách khi ra khỏi trường; đội mũ bảo hiểm cài quai khi ngồi sau xe máy, xe đạp điện.</w:t>
             </w:r>
           </w:p>
         </w:tc>
@@ -8940,7 +9320,7 @@
                 <w:i w:val="0"/>
                 <w:sz w:val="20"/>
               </w:rPr>
-              <w:t>TIẾT 3 SINH HOẠT LỚP: THỰC HÀNH “NÓI KHÔNG - RỜI ĐI - KÊU TO - KỂ NGAY”</w:t>
+              <w:t>Sinh hoạt lớp: Câu chuyện lạc đường</w:t>
             </w:r>
           </w:p>
         </w:tc>
@@ -8979,6 +9359,33 @@
                 <w:i w:val="0"/>
                 <w:sz w:val="18"/>
               </w:rPr>
+              <w:t>Năng lực số 5.2 CB1b: HS đóng vai và xem lại đoạn phim của nhóm mình, chỉ ra được chỗ mình còn lưỡng lự</w:t>
+            </w:r>
+          </w:p>
+          <w:p>
+            <w:pPr>
+              <w:spacing w:after="0"/>
+            </w:pPr>
+            <w:r>
+              <w:rPr>
+                <w:b w:val="0"/>
+                <w:i w:val="0"/>
+                <w:sz w:val="18"/>
+              </w:rPr>
+              <w:t>ATGT</w:t>
+            </w:r>
+          </w:p>
+          <w:p>
+            <w:pPr>
+              <w:spacing w:after="0"/>
+            </w:pPr>
+            <w:r>
+              <w:rPr>
+                <w:b w:val="0"/>
+                <w:i w:val="0"/>
+                <w:sz w:val="18"/>
+              </w:rPr>
+              <w:t>ATGT: đi thành hàng, bám sát người phụ trách khi ra khỏi trường; đội mũ bảo hiểm cài quai khi ngồi sau xe máy, xe đạp điện.</w:t>
             </w:r>
           </w:p>
         </w:tc>
@@ -9037,7 +9444,7 @@
                 <w:i w:val="0"/>
                 <w:sz w:val="20"/>
               </w:rPr>
-              <w:t>Chủ đề 7: Chia sẻ cộng đồng</w:t>
+              <w:t>Chủ đề: 8/3</w:t>
             </w:r>
           </w:p>
         </w:tc>
@@ -9056,7 +9463,7 @@
                 <w:i w:val="0"/>
                 <w:sz w:val="20"/>
               </w:rPr>
-              <w:t>TIẾT 1 SINH HOẠT DƯỚI CỜ: NGÀY HỘI HỌC SINH TIỂU HỌC - GIỜ TRÁI ĐẤT</w:t>
+              <w:t>Sinh hoạt dưới cờ: Hưởng ứng phong trào "Giờ Trái Đất"</w:t>
             </w:r>
           </w:p>
         </w:tc>
@@ -9095,20 +9502,7 @@
                 <w:i w:val="0"/>
                 <w:sz w:val="18"/>
               </w:rPr>
-              <w:t>QPAN: Tổ chức tham quan di tích lịch sử, nhà truyền thống ở địa phương hoặc xem tư liệu thay thế; giáo dục biết ơn người có công với cách mạng; kính trọng cán bộ, chiến sĩ đang làm nhiệm vụ bảo vệ Tổ quốc.</w:t>
-            </w:r>
-          </w:p>
-          <w:p>
-            <w:pPr>
-              <w:spacing w:after="0"/>
-            </w:pPr>
-            <w:r>
-              <w:rPr>
-                <w:b w:val="0"/>
-                <w:i w:val="0"/>
-                <w:sz w:val="18"/>
-              </w:rPr>
-              <w:t>KNS: KN giao tiếp – hợp tác: làm việc nhóm, chia sẻ và giải quyết bất đồng ôn hoà.</w:t>
+              <w:t>KNS: KN ứng phó với tình huống nguy hiểm và tìm kiếm sự trợ giúp.</w:t>
             </w:r>
           </w:p>
         </w:tc>
@@ -9184,7 +9578,7 @@
                 <w:i w:val="0"/>
                 <w:sz w:val="20"/>
               </w:rPr>
-              <w:t>TIẾT 2 HOẠT ĐỘNG GIÁO DỤC THEO CHỦ ĐỀ: NHỮNG NGƯỜI BẠN HÀNG XÓM</w:t>
+              <w:t>Hoạt động giáo dục theo chủ đề: Những người bạn hàng xóm</w:t>
             </w:r>
           </w:p>
         </w:tc>
@@ -9223,7 +9617,7 @@
                 <w:i w:val="0"/>
                 <w:sz w:val="18"/>
               </w:rPr>
-              <w:t>NLS-GT (Cơ bản 1): Ở hoạt động Chia sẻ, GV mở bảng chung “Việc em có thể làm giúp hàng xóm”.</w:t>
+              <w:t>Năng lực số 1.1 CB1b: HS xem phim và nói được một công cụ số giúp bạn khuyết tật làm được việc mà trước đây rất khó</w:t>
             </w:r>
           </w:p>
         </w:tc>
@@ -9299,7 +9693,7 @@
                 <w:i w:val="0"/>
                 <w:sz w:val="20"/>
               </w:rPr>
-              <w:t>TIẾT 3 SINH HOẠT LỚP: NGHE KỂ CHUYỆN “TI-MUA VÀ ĐỒNG ĐỘI”</w:t>
+              <w:t>Sinh hoạt lớp: Những người bạn hàng xóm</w:t>
             </w:r>
           </w:p>
         </w:tc>
@@ -9338,6 +9732,20 @@
                 <w:i w:val="0"/>
                 <w:sz w:val="18"/>
               </w:rPr>
+              <w:t>Năng lực số 1.1 CB1b: HS nghe sách nói và nói được cảm nhận của mình khi chỉ nghe mà không nhìn chữ</w:t>
+            </w:r>
+          </w:p>
+          <w:p>
+            <w:pPr>
+              <w:spacing w:after="0"/>
+            </w:pPr>
+            <w:r>
+              <w:rPr>
+                <w:b w:val="0"/>
+                <w:i w:val="0"/>
+                <w:sz w:val="18"/>
+              </w:rPr>
+              <w:t>KNS: KN tự đánh giá và đánh giá bạn một cách khách quan, thiện chí.</w:t>
             </w:r>
           </w:p>
         </w:tc>
@@ -9396,7 +9804,7 @@
                 <w:i w:val="0"/>
                 <w:sz w:val="20"/>
               </w:rPr>
-              <w:t>Chủ đề 7: Chia sẻ cộng đồng</w:t>
+              <w:t>Chủ đề: 8/3</w:t>
             </w:r>
           </w:p>
         </w:tc>
@@ -9415,7 +9823,7 @@
                 <w:i w:val="0"/>
                 <w:sz w:val="20"/>
               </w:rPr>
-              <w:t>TIẾT 1 SINH HOẠT DƯỚI CỜ: PHÁT ĐỘNG PHONG TRÀO “HỌC NHÂN ÁI, BIẾT SẺ CHIA”</w:t>
+              <w:t>Sinh hoạt dưới cờ: Phát động phong trào "Học nhân ái, biết sẻ chia"</w:t>
             </w:r>
           </w:p>
         </w:tc>
@@ -9530,7 +9938,7 @@
                 <w:i w:val="0"/>
                 <w:sz w:val="20"/>
               </w:rPr>
-              <w:t>TIẾT 2 HOẠT ĐỘNG GIÁO DỤC THEO CHỦ ĐỀ: TÔI LUÔN BÊN BẠN</w:t>
+              <w:t>Hoạt động giáo dục theo chủ đề: Tôi luôn bên bạn</w:t>
             </w:r>
           </w:p>
         </w:tc>
@@ -9569,7 +9977,7 @@
                 <w:i w:val="0"/>
                 <w:sz w:val="18"/>
               </w:rPr>
-              <w:t>NLS-KT (Cơ bản 1): Ở hoạt động Khám phá chủ đề “Tôi luôn bên bạn”, GV chiếu các tình huống bằng tranh.</w:t>
+              <w:t>Năng lực số 1.1 CB1b: HS xem phim và nói được một công cụ số giúp bạn khuyết tật làm được việc mà trước đây rất khó</w:t>
             </w:r>
           </w:p>
         </w:tc>
@@ -9645,7 +10053,7 @@
                 <w:i w:val="0"/>
                 <w:sz w:val="20"/>
               </w:rPr>
-              <w:t>TIẾT 3 SINH HOẠT LỚP: TRAO YÊU VÀ CÙNG LAN TỎA</w:t>
+              <w:t>Sinh hoạt lớp: Tôi luôn bên bạn</w:t>
             </w:r>
           </w:p>
         </w:tc>
@@ -9684,6 +10092,20 @@
                 <w:i w:val="0"/>
                 <w:sz w:val="18"/>
               </w:rPr>
+              <w:t>Năng lực số 1.1 CB1b: HS nghe sách nói và nói được cảm nhận của mình khi chỉ nghe mà không nhìn chữ</w:t>
+            </w:r>
+          </w:p>
+          <w:p>
+            <w:pPr>
+              <w:spacing w:after="0"/>
+            </w:pPr>
+            <w:r>
+              <w:rPr>
+                <w:b w:val="0"/>
+                <w:i w:val="0"/>
+                <w:sz w:val="18"/>
+              </w:rPr>
+              <w:t>KNS: KN tự đánh giá và đánh giá bạn một cách khách quan, thiện chí.</w:t>
             </w:r>
           </w:p>
         </w:tc>
@@ -9742,7 +10164,7 @@
                 <w:i w:val="0"/>
                 <w:sz w:val="20"/>
               </w:rPr>
-              <w:t>Chủ đề 7: Chia sẻ cộng đồng</w:t>
+              <w:t>Chủ đề: 8/3</w:t>
             </w:r>
           </w:p>
         </w:tc>
@@ -9761,7 +10183,7 @@
                 <w:i w:val="0"/>
                 <w:sz w:val="20"/>
               </w:rPr>
-              <w:t>TIẾT 1 SINH HOẠT DƯỚI CỜ: GIAO LƯU “CHỮ THẬP ĐỎ – KẾT NỐI YÊU THƯƠNG”</w:t>
+              <w:t>Sinh hoạt dưới cờ: Phát động phong trào "Chữ thập đỏ"</w:t>
             </w:r>
           </w:p>
         </w:tc>
@@ -9800,7 +10222,6 @@
                 <w:i w:val="0"/>
                 <w:sz w:val="18"/>
               </w:rPr>
-              <w:t>KNS: KN giao tiếp – hợp tác: làm việc nhóm, chia sẻ và giải quyết bất đồng ôn hoà.</w:t>
             </w:r>
           </w:p>
         </w:tc>
@@ -9876,7 +10297,7 @@
                 <w:i w:val="0"/>
                 <w:sz w:val="20"/>
               </w:rPr>
-              <w:t>TIẾT 2 HOẠT ĐỘNG GIÁO DỤC THEO CHỦ ĐỀ: CHIA SẺ KHÓ KHĂN VỚI NGƯỜI KHUYẾT TẬT</w:t>
+              <w:t>Hoạt động giáo dục theo chủ đề: Chia sẻ khó khăn với người khuyết tật</w:t>
             </w:r>
           </w:p>
         </w:tc>
@@ -9915,7 +10336,7 @@
                 <w:i w:val="0"/>
                 <w:sz w:val="18"/>
               </w:rPr>
-              <w:t>NLS-GT (Cơ bản 1): Chiếu ảnh và tin về những việc tử tế trong xóm, trong phường.</w:t>
+              <w:t>Năng lực số 4.3 CB1a: Nhận biết những công nghệ số góp phần tăng cường thịnh vượng xã hội và sự hòa hợp; biết AI đọc văn bản, kính thông minh, chân tay giả cảm biến có thể hỗ trợ người yếu thế hòa nhập cuộc sống; Tích hợp AI; YCCĐ 2.A2.2: Nhận biết các ứng dụng AI hỗ trợ xóa bỏ rào cản cho người yếu thế</w:t>
             </w:r>
           </w:p>
           <w:p>
@@ -10004,7 +10425,7 @@
                 <w:i w:val="0"/>
                 <w:sz w:val="20"/>
               </w:rPr>
-              <w:t>TIẾT 3 SINH HOẠT LỚP: TÔI ĐỌC BẠN NGHE</w:t>
+              <w:t>Sinh hoạt lớp: Chia sẻ khó khăn với người khuyết tật</w:t>
             </w:r>
           </w:p>
         </w:tc>
@@ -10043,6 +10464,20 @@
                 <w:i w:val="0"/>
                 <w:sz w:val="18"/>
               </w:rPr>
+              <w:t>Năng lực số 1.1 CB1b: HS nghe sách nói và nói được cảm nhận của mình khi chỉ nghe mà không nhìn chữ</w:t>
+            </w:r>
+          </w:p>
+          <w:p>
+            <w:pPr>
+              <w:spacing w:after="0"/>
+            </w:pPr>
+            <w:r>
+              <w:rPr>
+                <w:b w:val="0"/>
+                <w:i w:val="0"/>
+                <w:sz w:val="18"/>
+              </w:rPr>
+              <w:t>KNS: KN giao tiếp – hợp tác: làm việc nhóm, chia sẻ và giải quyết bất đồng ôn hoà.</w:t>
             </w:r>
           </w:p>
         </w:tc>
@@ -10101,7 +10536,7 @@
                 <w:i w:val="0"/>
                 <w:sz w:val="20"/>
               </w:rPr>
-              <w:t>Chủ đề 8: Môi trường quanh em</w:t>
+              <w:t>Chủ đề: MÔI TRƯỜNG QUANH EM</w:t>
             </w:r>
           </w:p>
         </w:tc>
@@ -10120,7 +10555,7 @@
                 <w:i w:val="0"/>
                 <w:sz w:val="20"/>
               </w:rPr>
-              <w:t>TIẾT 1 SINH HOẠT DƯỚI CỜ: TRÌNH DIỄN HÁT, ĐỌC THƠ VỀ QUÊ HƯƠNG ĐẤT NƯỚC</w:t>
+              <w:t>Sinh hoạt dưới cờ: Hát, đọc thơ về quê hương, đất nước</w:t>
             </w:r>
           </w:p>
         </w:tc>
@@ -10153,6 +10588,19 @@
               <w:spacing w:after="0"/>
             </w:pPr>
             <w:r/>
+            <w:r>
+              <w:rPr>
+                <w:b w:val="0"/>
+                <w:i w:val="0"/>
+                <w:sz w:val="18"/>
+              </w:rPr>
+              <w:t>Năng lực số 3.1 CB1b: HS chọn cách giới thiệu sản phẩm/hình ảnh theo chủ điểm bằng phương tiện số đơn giản</w:t>
+            </w:r>
+          </w:p>
+          <w:p>
+            <w:pPr>
+              <w:spacing w:after="0"/>
+            </w:pPr>
             <w:r>
               <w:rPr>
                 <w:b w:val="0"/>
@@ -10235,7 +10683,7 @@
                 <w:i w:val="0"/>
                 <w:sz w:val="20"/>
               </w:rPr>
-              <w:t>TIẾT 2 HOẠT ĐỘNG GIÁO DỤC THEO CHỦ ĐỀ: CẢNH ĐẸP QUÊ EM</w:t>
+              <w:t>Hoạt động giáo dục theo chủ đề: Cảnh đẹp quê em</w:t>
             </w:r>
           </w:p>
         </w:tc>
@@ -10274,7 +10722,7 @@
                 <w:i w:val="0"/>
                 <w:sz w:val="18"/>
               </w:rPr>
-              <w:t>NLS-KT (Cơ bản 1): Ở hoạt động Khám phá chủ đề “Cảnh đẹp quê em”, GV chiếu ảnh những cảnh đẹp của địa phương.</w:t>
+              <w:t>Năng lực số 1.2 CB1a: Phát hiện độ tin cậy và độ chính xác của nguồn dữ liệu, thông tin và nội dung số; biết chọn hình ảnh, video cảnh đẹp quê hương từ nguồn do giáo viên hoặc người thân cung cấp, có tên địa điểm rõ ràng trước khi giới thiệu</w:t>
             </w:r>
           </w:p>
           <w:p>
@@ -10363,7 +10811,7 @@
                 <w:i w:val="0"/>
                 <w:sz w:val="20"/>
               </w:rPr>
-              <w:t>TIẾT 3 SINH HOẠT LỚP: THAM QUAN CẢNH ĐẸP QUÊ EM</w:t>
+              <w:t>Sinh hoạt lớp: Cảnh đẹp quê em</w:t>
             </w:r>
           </w:p>
         </w:tc>
@@ -10402,20 +10850,7 @@
                 <w:i w:val="0"/>
                 <w:sz w:val="18"/>
               </w:rPr>
-              <w:t>ATGT</w:t>
-            </w:r>
-          </w:p>
-          <w:p>
-            <w:pPr>
-              <w:spacing w:after="0"/>
-            </w:pPr>
-            <w:r>
-              <w:rPr>
-                <w:b w:val="0"/>
-                <w:i w:val="0"/>
-                <w:sz w:val="18"/>
-              </w:rPr>
-              <w:t>ATGT: đi thành hàng, bám sát người phụ trách khi ra khỏi trường; đội mũ bảo hiểm cài quai khi ngồi sau xe máy, xe đạp điện.</w:t>
+              <w:t>Năng lực số 3.1 CB1a: HS chụp ảnh và báo số liệu cho GV ghi vào sổ chăm sóc cây của tổ mình</w:t>
             </w:r>
           </w:p>
           <w:p>
@@ -10487,7 +10922,7 @@
                 <w:i w:val="0"/>
                 <w:sz w:val="20"/>
               </w:rPr>
-              <w:t>Chủ đề 8: Môi trường quanh em</w:t>
+              <w:t>Chủ đề: MÔI TRƯỜNG QUANH EM</w:t>
             </w:r>
           </w:p>
         </w:tc>
@@ -10506,7 +10941,7 @@
                 <w:i w:val="0"/>
                 <w:sz w:val="20"/>
               </w:rPr>
-              <w:t>TIẾT 1 SINH HOẠT DƯỚI CỜ: NGÀY HỘI “CHUNG TAY BẢO VỆ CẢNH QUAN QUÊ HƯƠNG”</w:t>
+              <w:t>Sinh hoạt dưới cờ: Phát động phong trào "Chung tay bảo vệ cảnh quan quê em"</w:t>
             </w:r>
           </w:p>
         </w:tc>
@@ -10539,6 +10974,19 @@
               <w:spacing w:after="0"/>
             </w:pPr>
             <w:r/>
+            <w:r>
+              <w:rPr>
+                <w:b w:val="0"/>
+                <w:i w:val="0"/>
+                <w:sz w:val="18"/>
+              </w:rPr>
+              <w:t>Năng lực số 3.1 CB1b: HS chọn cách giới thiệu sản phẩm/hình ảnh theo chủ điểm bằng phương tiện số đơn giản</w:t>
+            </w:r>
+          </w:p>
+          <w:p>
+            <w:pPr>
+              <w:spacing w:after="0"/>
+            </w:pPr>
             <w:r>
               <w:rPr>
                 <w:b w:val="0"/>
@@ -10621,7 +11069,7 @@
                 <w:i w:val="0"/>
                 <w:sz w:val="20"/>
               </w:rPr>
-              <w:t>TIẾT 2 HOẠT ĐỘNG GIÁO DỤC THEO CHỦ ĐỀ: BẢO VỆ CẢNH QUAN QUÊ EM</w:t>
+              <w:t>Hoạt động giáo dục theo chủ đề: Bảo vệ cảnh quan quê em</w:t>
             </w:r>
           </w:p>
         </w:tc>
@@ -10660,7 +11108,7 @@
                 <w:i w:val="0"/>
                 <w:sz w:val="18"/>
               </w:rPr>
-              <w:t>NLS-GT (Cơ bản 1): Ở hoạt động Chia sẻ, GV mở bảng chung “Nơi cần giữ gìn – Việc em làm được”.</w:t>
+              <w:t>Năng lực số 1.1 CB1b: HS đi thăm cảnh đẹp quê mình trên bản đồ số và chỉ ra được nơi cần giữ gìn, nơi cần dọn dẹp</w:t>
             </w:r>
           </w:p>
           <w:p>
@@ -10749,7 +11197,7 @@
                 <w:i w:val="0"/>
                 <w:sz w:val="20"/>
               </w:rPr>
-              <w:t>TIẾT 3 SINH HOẠT LỚP: CHĂM SÓC CẢNH QUAN TRƯỜNG EM</w:t>
+              <w:t>Sinh hoạt lớp: Bảo vệ cảnh quan quê em</w:t>
             </w:r>
           </w:p>
         </w:tc>
@@ -10788,20 +11236,20 @@
                 <w:i w:val="0"/>
                 <w:sz w:val="18"/>
               </w:rPr>
+              <w:t>Năng lực số 3.1 CB1a: HS chụp ảnh và báo số liệu cho GV ghi vào sổ chăm sóc cây của tổ mình</w:t>
+            </w:r>
+          </w:p>
+          <w:p>
+            <w:pPr>
+              <w:spacing w:after="0"/>
+            </w:pPr>
+            <w:r>
+              <w:rPr>
+                <w:b w:val="0"/>
+                <w:i w:val="0"/>
+                <w:sz w:val="18"/>
+              </w:rPr>
               <w:t>QPAN: Tổ chức tham quan di tích lịch sử, nhà truyền thống ở địa phương hoặc xem tư liệu thay thế; giáo dục biết ơn người có công với cách mạng; kính trọng cán bộ, chiến sĩ đang làm nhiệm vụ bảo vệ Tổ quốc.</w:t>
-            </w:r>
-          </w:p>
-          <w:p>
-            <w:pPr>
-              <w:spacing w:after="0"/>
-            </w:pPr>
-            <w:r>
-              <w:rPr>
-                <w:b w:val="0"/>
-                <w:i w:val="0"/>
-                <w:sz w:val="18"/>
-              </w:rPr>
-              <w:t>KNS: KN tự đánh giá và đánh giá bạn một cách khách quan, thiện chí.</w:t>
             </w:r>
           </w:p>
         </w:tc>
@@ -10860,7 +11308,7 @@
                 <w:i w:val="0"/>
                 <w:sz w:val="20"/>
               </w:rPr>
-              <w:t>Chủ đề 8: Môi trường quanh em</w:t>
+              <w:t>Chủ đề: MÔI TRƯỜNG QUANH EM</w:t>
             </w:r>
           </w:p>
         </w:tc>
@@ -10879,7 +11327,7 @@
                 <w:i w:val="0"/>
                 <w:sz w:val="20"/>
               </w:rPr>
-              <w:t>TIẾT 1 SINH HOẠT DƯỚI CỜ: CÁC SAO NHI ĐỒNG CAM KẾT GIỮ GÌN VỆ SINH MÔI TRƯỜNG</w:t>
+              <w:t>Sinh hoạt dưới cờ: Hưởng ứng phong trào "Vì một hành tinh xanh"</w:t>
             </w:r>
           </w:p>
         </w:tc>
@@ -10918,7 +11366,7 @@
                 <w:i w:val="0"/>
                 <w:sz w:val="18"/>
               </w:rPr>
-              <w:t>QPAN: Tổ chức tham quan di tích lịch sử, nhà truyền thống ở địa phương hoặc xem tư liệu thay thế; giáo dục biết ơn người có công với cách mạng; kính trọng cán bộ, chiến sĩ đang làm nhiệm vụ bảo vệ Tổ quốc.</w:t>
+              <w:t>KNS: KN ứng phó với tình huống nguy hiểm và tìm kiếm sự trợ giúp.</w:t>
             </w:r>
           </w:p>
         </w:tc>
@@ -10994,7 +11442,7 @@
                 <w:i w:val="0"/>
                 <w:sz w:val="20"/>
               </w:rPr>
-              <w:t>TIẾT 2 HOẠT ĐỘNG GIÁO DỤC THEO CHỦ ĐỀ: GIỮ GÌN VỆ SINH MÔI TRƯỜNG</w:t>
+              <w:t>Hoạt động giáo dục theo chủ đề: Lớp học xanh</w:t>
             </w:r>
           </w:p>
         </w:tc>
@@ -11033,20 +11481,7 @@
                 <w:i w:val="0"/>
                 <w:sz w:val="18"/>
               </w:rPr>
-              <w:t>NLS-KT (Cơ bản 1): Ở hoạt động Khảo sát của chủ đề “Giữ gìn vệ sinh môi trường”, GV chiếu sơ đồ lớp.</w:t>
-            </w:r>
-          </w:p>
-          <w:p>
-            <w:pPr>
-              <w:spacing w:after="0"/>
-            </w:pPr>
-            <w:r>
-              <w:rPr>
-                <w:b w:val="0"/>
-                <w:i w:val="0"/>
-                <w:sz w:val="18"/>
-              </w:rPr>
-              <w:t>QPAN: Tổ chức tham quan di tích lịch sử, nhà truyền thống ở địa phương hoặc xem tư liệu thay thế; giáo dục biết ơn người có công với cách mạng; kính trọng cán bộ, chiến sĩ đang làm nhiệm vụ bảo vệ Tổ quốc.</w:t>
+              <w:t>Năng lực số 5.2 CB1a: Xác định nhu cầu cá nhân và sử dụng công cụ số đơn giản để trình bày kết quả; dưới sự hướng dẫn của GV, HS biết dùng bảng hoặc biểu tượng số đơn giản để trình bày kết quả khảo sát khu vực sạch; chưa sạch</w:t>
             </w:r>
           </w:p>
         </w:tc>
@@ -11122,7 +11557,7 @@
                 <w:i w:val="0"/>
                 <w:sz w:val="20"/>
               </w:rPr>
-              <w:t>TIẾT 3 SINH HOẠT LỚP: THỰC HÀNH VỆ SINH TRƯỜNG, LỚP</w:t>
+              <w:t>Sinh hoạt lớp: Lớp học xanh</w:t>
             </w:r>
           </w:p>
         </w:tc>
@@ -11155,6 +11590,32 @@
               <w:spacing w:after="0"/>
             </w:pPr>
             <w:r/>
+            <w:r>
+              <w:rPr>
+                <w:b w:val="0"/>
+                <w:i w:val="0"/>
+                <w:sz w:val="18"/>
+              </w:rPr>
+              <w:t>Tích hợp AI; Năng lực số 3.1 CB1a: HS chụp ảnh và báo số liệu cho GV ghi vào sổ chăm sóc cây của tổ mình</w:t>
+            </w:r>
+          </w:p>
+          <w:p>
+            <w:pPr>
+              <w:spacing w:after="0"/>
+            </w:pPr>
+            <w:r>
+              <w:rPr>
+                <w:b w:val="0"/>
+                <w:i w:val="0"/>
+                <w:sz w:val="18"/>
+              </w:rPr>
+              <w:t>GDMT: YCCĐ 2.C3.1: HS biết AI có thể hỗ trợ phân loại rác thải tự động để bảo vệ môi trường</w:t>
+            </w:r>
+          </w:p>
+          <w:p>
+            <w:pPr>
+              <w:spacing w:after="0"/>
+            </w:pPr>
             <w:r>
               <w:rPr>
                 <w:b w:val="0"/>
@@ -11220,7 +11681,7 @@
                 <w:i w:val="0"/>
                 <w:sz w:val="20"/>
               </w:rPr>
-              <w:t>Chủ đề 8: Môi trường quanh em</w:t>
+              <w:t>Chủ đề: MÔI TRƯỜNG QUANH EM</w:t>
             </w:r>
           </w:p>
         </w:tc>
@@ -11239,7 +11700,7 @@
                 <w:i w:val="0"/>
                 <w:sz w:val="20"/>
               </w:rPr>
-              <w:t>TIẾT 1 SINH HOẠT DƯỚI CỜ: TỔNG KẾT PHONG TRÀO “CHUNG TAY BẢO VỆ CẢNH QUAN QUÊ EM” – HƯỞNG ỨNG “VÌ MỘT HÀNH TINH XANH”</w:t>
+              <w:t>Sinh hoạt dưới cờ: Giao lưu với các cô bác phụ huynh về nghề nghiệp của họ</w:t>
             </w:r>
           </w:p>
         </w:tc>
@@ -11278,7 +11739,7 @@
                 <w:i w:val="0"/>
                 <w:sz w:val="18"/>
               </w:rPr>
-              <w:t>QPAN: Tổ chức tham quan di tích lịch sử, nhà truyền thống ở địa phương hoặc xem tư liệu thay thế; giáo dục biết ơn người có công với cách mạng; kính trọng cán bộ, chiến sĩ đang làm nhiệm vụ bảo vệ Tổ quốc.</w:t>
+              <w:t>Năng lực số 3.1 CB1b: HS chọn cách giới thiệu sản phẩm/hình ảnh theo chủ điểm bằng phương tiện số đơn giản</w:t>
             </w:r>
           </w:p>
           <w:p>
@@ -11291,7 +11752,7 @@
                 <w:i w:val="0"/>
                 <w:sz w:val="18"/>
               </w:rPr>
-              <w:t>KNS: KN tự đánh giá và đánh giá bạn một cách khách quan, thiện chí.</w:t>
+              <w:t>KNS: KN giao tiếp – hợp tác: làm việc nhóm, chia sẻ và giải quyết bất đồng ôn hoà.</w:t>
             </w:r>
           </w:p>
         </w:tc>
@@ -11367,7 +11828,7 @@
                 <w:i w:val="0"/>
                 <w:sz w:val="20"/>
               </w:rPr>
-              <w:t>TIẾT 2 HOẠT ĐỘNG GIÁO DỤC THEO CHỦ ĐỀ: LỚP HỌC XANH</w:t>
+              <w:t>Hoạt động giáo dục theo chủ đề: Nghề của mẹ, nghề của cha</w:t>
             </w:r>
           </w:p>
         </w:tc>
@@ -11406,7 +11867,46 @@
                 <w:i w:val="0"/>
                 <w:sz w:val="18"/>
               </w:rPr>
-              <w:t>NLS-ST (Cơ bản 1): Cùng HS chụp ảnh góc lớp, sân trường trước và sau khi dọn dẹp, trồng cây.</w:t>
+              <w:t>biết thu gom pin cũ, thiết bị điện tử hỏng đúng nơi quy định</w:t>
+            </w:r>
+          </w:p>
+          <w:p>
+            <w:pPr>
+              <w:spacing w:after="0"/>
+            </w:pPr>
+            <w:r>
+              <w:rPr>
+                <w:b w:val="0"/>
+                <w:i w:val="0"/>
+                <w:sz w:val="18"/>
+              </w:rPr>
+              <w:t>GDMT: Năng lực số 4.4 CB1a: Nhận biết tác động của công nghệ số đối với môi trường</w:t>
+            </w:r>
+          </w:p>
+          <w:p>
+            <w:pPr>
+              <w:spacing w:after="0"/>
+            </w:pPr>
+            <w:r>
+              <w:rPr>
+                <w:b w:val="0"/>
+                <w:i w:val="0"/>
+                <w:sz w:val="18"/>
+              </w:rPr>
+              <w:t>NLS: Năng lực số 4.4 CB1a: Nhận biết tác động của công nghệ số đối với môi trường</w:t>
+            </w:r>
+          </w:p>
+          <w:p>
+            <w:pPr>
+              <w:spacing w:after="0"/>
+            </w:pPr>
+            <w:r>
+              <w:rPr>
+                <w:b w:val="0"/>
+                <w:i w:val="0"/>
+                <w:sz w:val="18"/>
+              </w:rPr>
+              <w:t>KNS: KN lao động tự phục vụ và bước đầu tìm hiểu nghề nghiệp.</w:t>
             </w:r>
           </w:p>
         </w:tc>
@@ -11482,7 +11982,7 @@
                 <w:i w:val="0"/>
                 <w:sz w:val="20"/>
               </w:rPr>
-              <w:t>TIẾT 3 SINH HOẠT LỚP: SINH HOẠT THEO CHỦ ĐỀ: LỚP HỌC XANH – TỰ ĐÁNH GIÁ SAU CHỦ ĐỀ</w:t>
+              <w:t>Sinh hoạt lớp: Nghề của mẹ, nghề của cha</w:t>
             </w:r>
           </w:p>
         </w:tc>
@@ -11521,7 +12021,20 @@
                 <w:i w:val="0"/>
                 <w:sz w:val="18"/>
               </w:rPr>
-              <w:t>KNS: KN tự đánh giá và đánh giá bạn một cách khách quan, thiện chí.</w:t>
+              <w:t>Năng lực số 3.1 CB1a: HS chụp ảnh và báo số liệu cho GV ghi vào sổ chăm sóc cây của tổ mình</w:t>
+            </w:r>
+          </w:p>
+          <w:p>
+            <w:pPr>
+              <w:spacing w:after="0"/>
+            </w:pPr>
+            <w:r>
+              <w:rPr>
+                <w:b w:val="0"/>
+                <w:i w:val="0"/>
+                <w:sz w:val="18"/>
+              </w:rPr>
+              <w:t>KNS: KN lao động tự phục vụ và bước đầu tìm hiểu nghề nghiệp.</w:t>
             </w:r>
           </w:p>
         </w:tc>
@@ -11580,7 +12093,7 @@
                 <w:i w:val="0"/>
                 <w:sz w:val="20"/>
               </w:rPr>
-              <w:t>Chủ đề 9: Em tìm hiểu nghề nghiệp – Đón mùa hè trải nghiệm</w:t>
+              <w:t>Chủ đề: MÔI TRƯỜNG QUANH EM</w:t>
             </w:r>
           </w:p>
         </w:tc>
@@ -11599,7 +12112,7 @@
                 <w:i w:val="0"/>
                 <w:sz w:val="20"/>
               </w:rPr>
-              <w:t>TIẾT 1 SINH HOẠT DƯỚI CỜ: GIAO LƯU VỚI CHA MẸ VÀ NGƯỜI LAO ĐỘNG</w:t>
+              <w:t>Sinh hoạt dưới cờ: Hát, đọc thơ về nghề nghiệp</w:t>
             </w:r>
           </w:p>
         </w:tc>
@@ -11638,7 +12151,20 @@
                 <w:i w:val="0"/>
                 <w:sz w:val="18"/>
               </w:rPr>
-              <w:t>KNS: KN giao tiếp – hợp tác: làm việc nhóm, chia sẻ và giải quyết bất đồng ôn hoà.</w:t>
+              <w:t>NLS: Năng lực số 1.1 CB1b: HS tìm thông tin đơn giản về nghề nghiệp từ nguồn số phù hợp</w:t>
+            </w:r>
+          </w:p>
+          <w:p>
+            <w:pPr>
+              <w:spacing w:after="0"/>
+            </w:pPr>
+            <w:r>
+              <w:rPr>
+                <w:b w:val="0"/>
+                <w:i w:val="0"/>
+                <w:sz w:val="18"/>
+              </w:rPr>
+              <w:t>KNS: KN lao động tự phục vụ và bước đầu tìm hiểu nghề nghiệp.</w:t>
             </w:r>
           </w:p>
         </w:tc>
@@ -11714,7 +12240,7 @@
                 <w:i w:val="0"/>
                 <w:sz w:val="20"/>
               </w:rPr>
-              <w:t>TIẾT 2 HOẠT ĐỘNG GIÁO DỤC THEO CHỦ ĐỀ: NGHỀ CỦA MẸ, NGHỀ CỦA CHA</w:t>
+              <w:t>Hoạt động giáo dục theo chủ đề: Nghề nào tính nấy</w:t>
             </w:r>
           </w:p>
         </w:tc>
@@ -11753,7 +12279,7 @@
                 <w:i w:val="0"/>
                 <w:sz w:val="18"/>
               </w:rPr>
-              <w:t>NLS-KT (Cơ bản 1): Ở hoạt động Khám phá chủ đề “Nghề của mẹ, nghề của cha”, GV chiếu bộ ảnh các nghề quen thuộc kèm.</w:t>
+              <w:t>Tích hợp AI; YCCĐ 2.A1.2: Nhận biết trong nghề nghiệp thực tế, AI có thể hỗ trợ nhưng con người phải giám sát và chịu trách nhiệm; Năng lực số 1.1 CB1b: HS xem phim, gọi tên được một số nghề và nêu đức tính cần có của người làm nghề đó</w:t>
             </w:r>
           </w:p>
           <w:p>
@@ -11842,7 +12368,7 @@
                 <w:i w:val="0"/>
                 <w:sz w:val="20"/>
               </w:rPr>
-              <w:t>TIẾT 3 SINH HOẠT LỚP: ĐỌC THƠ VÀ ĐOÁN NGHỀ</w:t>
+              <w:t>Sinh hoạt lớp: Nghề nào tính nấy</w:t>
             </w:r>
           </w:p>
         </w:tc>
@@ -11875,6 +12401,19 @@
               <w:spacing w:after="0"/>
             </w:pPr>
             <w:r/>
+            <w:r>
+              <w:rPr>
+                <w:b w:val="0"/>
+                <w:i w:val="0"/>
+                <w:sz w:val="18"/>
+              </w:rPr>
+              <w:t>NLS: Năng lực số 5.2 CB1b: HS đoán đúng tên nghề qua câu đố và tiếng động trong trò chơi</w:t>
+            </w:r>
+          </w:p>
+          <w:p>
+            <w:pPr>
+              <w:spacing w:after="0"/>
+            </w:pPr>
             <w:r>
               <w:rPr>
                 <w:b w:val="0"/>
@@ -11940,7 +12479,7 @@
                 <w:i w:val="0"/>
                 <w:sz w:val="20"/>
               </w:rPr>
-              <w:t>Chủ đề 9: Em tìm hiểu nghề nghiệp – Đón mùa hè trải nghiệm</w:t>
+              <w:t>Chủ đề: MÔI TRƯỜNG QUANH EM</w:t>
             </w:r>
           </w:p>
         </w:tc>
@@ -11959,7 +12498,7 @@
                 <w:i w:val="0"/>
                 <w:sz w:val="20"/>
               </w:rPr>
-              <w:t>TIẾT 1 SINH HOẠT DƯỚI CỜ: TRÌNH DIỄN HÁT, ĐỌC THƠ VỀ NGHỀ NGHIỆP</w:t>
+              <w:t>Sinh hoạt dưới cờ: Chào mừng ngày thành lập Đội TNTP Hồ Chí Minh 15-5; các Sao Nhi đồng cam kết giữ gìn vệ sinh môi trường</w:t>
             </w:r>
           </w:p>
         </w:tc>
@@ -11998,7 +12537,20 @@
                 <w:i w:val="0"/>
                 <w:sz w:val="18"/>
               </w:rPr>
-              <w:t>KNS: KN lao động tự phục vụ và bước đầu tìm hiểu nghề nghiệp.</w:t>
+              <w:t>NLS: Năng lực số 1.1 CB1b: HS tìm thông tin đơn giản về nghề nghiệp từ nguồn số phù hợp</w:t>
+            </w:r>
+          </w:p>
+          <w:p>
+            <w:pPr>
+              <w:spacing w:after="0"/>
+            </w:pPr>
+            <w:r>
+              <w:rPr>
+                <w:b w:val="0"/>
+                <w:i w:val="0"/>
+                <w:sz w:val="18"/>
+              </w:rPr>
+              <w:t>QPAN: Tổ chức tham quan di tích lịch sử, nhà truyền thống ở địa phương hoặc xem tư liệu thay thế; giáo dục biết ơn người có công với cách mạng; kính trọng cán bộ, chiến sĩ đang làm nhiệm vụ bảo vệ Tổ quốc.</w:t>
             </w:r>
           </w:p>
         </w:tc>
@@ -12074,7 +12626,7 @@
                 <w:i w:val="0"/>
                 <w:sz w:val="20"/>
               </w:rPr>
-              <w:t>TIẾT 2 HOẠT ĐỘNG GIÁO DỤC THEO CHỦ ĐỀ: NGHỀ NÀO TÍNH NẤY</w:t>
+              <w:t>Hoạt động giáo dục theo chủ đề: Giữ gìn vệ sinh môi trường</w:t>
             </w:r>
           </w:p>
         </w:tc>
@@ -12113,7 +12665,7 @@
                 <w:i w:val="0"/>
                 <w:sz w:val="18"/>
               </w:rPr>
-              <w:t>NLS-GT (Cơ bản 1): Ở hoạt động Luyện tập, GV mở bảng chung “Nghề – Đức tính cần có”.</w:t>
+              <w:t>Năng lực số 1.1 CB1b: HS xem phim, gọi tên được một số nghề và nêu đức tính cần có của người làm nghề đó</w:t>
             </w:r>
           </w:p>
           <w:p>
@@ -12126,7 +12678,7 @@
                 <w:i w:val="0"/>
                 <w:sz w:val="18"/>
               </w:rPr>
-              <w:t>KNS: KN lao động tự phục vụ và bước đầu tìm hiểu nghề nghiệp.</w:t>
+              <w:t>QPAN: Tổ chức tham quan di tích lịch sử, nhà truyền thống ở địa phương hoặc xem tư liệu thay thế; giáo dục biết ơn người có công với cách mạng; kính trọng cán bộ, chiến sĩ đang làm nhiệm vụ bảo vệ Tổ quốc.</w:t>
             </w:r>
           </w:p>
         </w:tc>
@@ -12202,7 +12754,7 @@
                 <w:i w:val="0"/>
                 <w:sz w:val="20"/>
               </w:rPr>
-              <w:t>TIẾT 3 SINH HOẠT LỚP: CHIA SẺ VỀ ĐỨC TÍNH NGHỀ NGHIỆP CỦA BỐ MẸ EM</w:t>
+              <w:t>Sinh hoạt lớp: Giữ gìn vệ sinh môi trường</w:t>
             </w:r>
           </w:p>
         </w:tc>
@@ -12241,7 +12793,20 @@
                 <w:i w:val="0"/>
                 <w:sz w:val="18"/>
               </w:rPr>
-              <w:t>KNS: KN giao tiếp – hợp tác: làm việc nhóm, chia sẻ và giải quyết bất đồng ôn hoà.</w:t>
+              <w:t>NLS: Năng lực số 5.2 CB1b: HS đoán đúng tên nghề qua câu đố và tiếng động trong trò chơi</w:t>
+            </w:r>
+          </w:p>
+          <w:p>
+            <w:pPr>
+              <w:spacing w:after="0"/>
+            </w:pPr>
+            <w:r>
+              <w:rPr>
+                <w:b w:val="0"/>
+                <w:i w:val="0"/>
+                <w:sz w:val="18"/>
+              </w:rPr>
+              <w:t>QPAN: Tổ chức tham quan di tích lịch sử, nhà truyền thống ở địa phương hoặc xem tư liệu thay thế; giáo dục biết ơn người có công với cách mạng; kính trọng cán bộ, chiến sĩ đang làm nhiệm vụ bảo vệ Tổ quốc.</w:t>
             </w:r>
           </w:p>
         </w:tc>
@@ -12300,7 +12865,7 @@
                 <w:i w:val="0"/>
                 <w:sz w:val="20"/>
               </w:rPr>
-              <w:t>Chủ đề 9: Em tìm hiểu nghề nghiệp – Đón mùa hè trải nghiệm</w:t>
+              <w:t>Chủ đề: 19/5</w:t>
             </w:r>
           </w:p>
         </w:tc>
@@ -12319,7 +12884,7 @@
                 <w:i w:val="0"/>
                 <w:sz w:val="20"/>
               </w:rPr>
-              <w:t>TIẾT 1 SINH HOẠT DƯỚI CỜ: KỈ NIỆM NGÀY SINH BÁC HỒ 19–5 – KỂ CHUYỆN VỀ NHỮNG CÔNG VIỆC BÁC HỒ ĐÃ TRẢI QUA</w:t>
+              <w:t>Sinh hoạt dưới cờ: Kỉ niệm ngày sinh Bác Hồ 19-5; nghe kể chuyện về Bác Hồ đi tìm đường cứu nước</w:t>
             </w:r>
           </w:p>
         </w:tc>
@@ -12352,6 +12917,19 @@
               <w:spacing w:after="0"/>
             </w:pPr>
             <w:r/>
+            <w:r>
+              <w:rPr>
+                <w:b w:val="0"/>
+                <w:i w:val="0"/>
+                <w:sz w:val="18"/>
+              </w:rPr>
+              <w:t>NLS: Năng lực số 1.1 CB1b: HS tìm thông tin đơn giản về nghề nghiệp từ nguồn số phù hợp</w:t>
+            </w:r>
+          </w:p>
+          <w:p>
+            <w:pPr>
+              <w:spacing w:after="0"/>
+            </w:pPr>
             <w:r>
               <w:rPr>
                 <w:b w:val="0"/>
@@ -12434,7 +13012,7 @@
                 <w:i w:val="0"/>
                 <w:sz w:val="20"/>
               </w:rPr>
-              <w:t>TIẾT 2 HOẠT ĐỘNG GIÁO DỤC THEO CHỦ ĐỀ: LAO ĐỘNG AN TOÀN</w:t>
+              <w:t>Hoạt động giáo dục theo chủ đề: Lao động an toàn</w:t>
             </w:r>
           </w:p>
         </w:tc>
@@ -12473,7 +13051,7 @@
                 <w:i w:val="0"/>
                 <w:sz w:val="18"/>
               </w:rPr>
-              <w:t>NLS-KT (Cơ bản 1): Ở hoạt động Khởi động chủ đề “Lao động an toàn”, GV chiếu các hình đúng sai về cách dùng dụng cụ.</w:t>
+              <w:t>Năng lực số 1.1 CB1b: HS xem phim, gọi tên được một số nghề và nêu đức tính cần có của người làm nghề đó</w:t>
             </w:r>
           </w:p>
           <w:p>
@@ -12562,7 +13140,7 @@
                 <w:i w:val="0"/>
                 <w:sz w:val="20"/>
               </w:rPr>
-              <w:t>TIẾT 3 SINH HOẠT LỚP: THỰC HÀNH LAO ĐỘNG AN TOÀN – TỰ ĐÁNH GIÁ SAU CHỦ ĐỀ</w:t>
+              <w:t>Sinh hoạt lớp: Lao động an toàn</w:t>
             </w:r>
           </w:p>
         </w:tc>
@@ -12595,6 +13173,32 @@
               <w:spacing w:after="0"/>
             </w:pPr>
             <w:r/>
+            <w:r>
+              <w:rPr>
+                <w:b w:val="0"/>
+                <w:i w:val="0"/>
+                <w:sz w:val="18"/>
+              </w:rPr>
+              <w:t>Tích hợp AI; YCCĐ 2.A1.2: HS biết AI/máy tự động có thể hỗ trợ lao động nhưng có thể sai; con người phải quan sát, kiểm tra và chịu trách nhiệm dừng khi có nguy cơ</w:t>
+            </w:r>
+          </w:p>
+          <w:p>
+            <w:pPr>
+              <w:spacing w:after="0"/>
+            </w:pPr>
+            <w:r>
+              <w:rPr>
+                <w:b w:val="0"/>
+                <w:i w:val="0"/>
+                <w:sz w:val="18"/>
+              </w:rPr>
+              <w:t>NLS: Năng lực số 5.2 CB1b: HS đoán đúng tên nghề qua câu đố và tiếng động trong trò chơi</w:t>
+            </w:r>
+          </w:p>
+          <w:p>
+            <w:pPr>
+              <w:spacing w:after="0"/>
+            </w:pPr>
             <w:r>
               <w:rPr>
                 <w:b w:val="0"/>
@@ -12660,7 +13264,7 @@
                 <w:i w:val="0"/>
                 <w:sz w:val="20"/>
               </w:rPr>
-              <w:t>Chủ đề 9: Em tìm hiểu nghề nghiệp – Đón mùa hè trải nghiệm</w:t>
+              <w:t>Chủ đề: 19/5</w:t>
             </w:r>
           </w:p>
         </w:tc>
@@ -12679,7 +13283,7 @@
                 <w:i w:val="0"/>
                 <w:sz w:val="20"/>
               </w:rPr>
-              <w:t>TIẾT 1 SINH HOẠT DƯỚI CỜ: NGÀY HỘI TỔNG KẾT NĂM HỌC – PHỔ BIẾN HOẠT ĐỘNG MÙA HÈ</w:t>
+              <w:t>Sinh hoạt dưới cờ: xem dòng bổ sung bên dưới (tr. 28).</w:t>
             </w:r>
           </w:p>
         </w:tc>
@@ -12793,7 +13397,7 @@
                 <w:i w:val="0"/>
                 <w:sz w:val="20"/>
               </w:rPr>
-              <w:t>TIẾT 2 HOẠT ĐỘNG GIÁO DỤC THEO CHỦ ĐỀ: ĐÓN MÙA HÈ TRẢI NGHIỆM</w:t>
+              <w:t xml:space="preserve">Hoạt động giáo dục theo chủ đề: </w:t>
             </w:r>
           </w:p>
         </w:tc>
@@ -12832,7 +13436,7 @@
                 <w:i w:val="0"/>
                 <w:sz w:val="18"/>
               </w:rPr>
-              <w:t>NLS-ST (Cơ bản 1): Cùng HS lập bảng kế hoạch mùa hè ngay trên máy (việc muốn làm, nơi muốn đến, sách muốn đọc), chiếu lên màn hình.</w:t>
+              <w:t>Năng lực số 3.2 CB1a: HS nêu việc mình muốn làm trong hè cho GV ghi vào bảng kế hoạch và mang bản in về hoàn thiện cùng bố mẹ</w:t>
             </w:r>
           </w:p>
         </w:tc>
@@ -12908,7 +13512,7 @@
                 <w:i w:val="0"/>
                 <w:sz w:val="20"/>
               </w:rPr>
-              <w:t>TIẾT 3 SINH HOẠT LỚP: LẬP KẾ HOẠCH TRẢI NGHIỆM MÙA HÈ CỦA EM</w:t>
+              <w:t xml:space="preserve">Sinh hoạt lớp: </w:t>
             </w:r>
           </w:p>
         </w:tc>
@@ -12947,6 +13551,20 @@
                 <w:i w:val="0"/>
                 <w:sz w:val="18"/>
               </w:rPr>
+              <w:t>Năng lực số 1.3 CB1a: HS nhìn lịch hè trên màn hình và nói được mình còn bao nhiêu ngày cho việc mình định làm</w:t>
+            </w:r>
+          </w:p>
+          <w:p>
+            <w:pPr>
+              <w:spacing w:after="0"/>
+            </w:pPr>
+            <w:r>
+              <w:rPr>
+                <w:b w:val="0"/>
+                <w:i w:val="0"/>
+                <w:sz w:val="18"/>
+              </w:rPr>
+              <w:t>KNS: KN tự đánh giá và đánh giá bạn một cách khách quan, thiện chí.</w:t>
             </w:r>
           </w:p>
         </w:tc>

--- a/assets/docs/lop2/Hoat dong trai nghiem - Lop 2.docx
+++ b/assets/docs/lop2/Hoat dong trai nghiem - Lop 2.docx
@@ -1958,7 +1958,7 @@
                 <w:i w:val="0"/>
                 <w:sz w:val="18"/>
               </w:rPr>
-              <w:t>Tích hợp AI; YCCĐ 2.A2.1: Nhận biết các thiết bị AI hỗ trợ giải phóng sức lao động trong gia đình; Năng lực số 3.1 CB1a: HS xem triển lãm ảnh sản phẩm của lớp, bình chọn và nói được vì sao mình chọn sản phẩm đó</w:t>
+              <w:t>Tích hợp AI; YCCĐ 2.C1.2: Hiểu AI cần “học” từ các ví dụ (dữ liệu) để thực hiện nhiệm vụ; Năng lực số 3.1 CB1a: HS xem triển lãm ảnh sản phẩm của lớp, bình chọn và nói được vì sao mình chọn sản phẩm đó</w:t>
             </w:r>
           </w:p>
         </w:tc>
@@ -5737,6 +5737,7 @@
                 <w:i w:val="0"/>
                 <w:sz w:val="18"/>
               </w:rPr>
+              <w:t>Năng lực số 3.1 CB1b: HS chọn cách giới thiệu sản phẩm/hình ảnh theo chủ điểm bằng phương tiện số đơn giản</w:t>
             </w:r>
           </w:p>
         </w:tc>
@@ -5851,7 +5852,7 @@
                 <w:i w:val="0"/>
                 <w:sz w:val="18"/>
               </w:rPr>
-              <w:t>Năng lực số 5.2 CB1a: Nhận biết công cụ số đơn giản như đồng hồ báo thức, lịch hoặc ứng dụng nhắc việc có thể hỗ trợ tự giác học tập, sinh hoạt dưới sự hướng dẫn của người lớn</w:t>
+              <w:t>Tích hợp AI; YCCĐ 2.C3.1: HS biết AI hỗ trợ phân loại, gợi ý trang phục dựa trên dữ liệu; con người phải kiểm tra và quyết định; Năng lực số 1.1 CB1b: HS đọc bản tin thời tiết chiếu trên màn hình và chọn được trang phục, đồ dùng hợp với thời tiết những ngày tới</w:t>
             </w:r>
           </w:p>
         </w:tc>
@@ -6224,7 +6225,7 @@
                 <w:i w:val="0"/>
                 <w:sz w:val="18"/>
               </w:rPr>
-              <w:t>Tích hợp AI; YCCĐ 2.C3.1: HS biết AI hỗ trợ phân loại, gợi ý trang phục dựa trên dữ liệu; con người phải kiểm tra và quyết định; Năng lực số 1.1 CB1b: HS đọc bản tin thời tiết chiếu trên màn hình và chọn được trang phục, đồ dùng hợp với thời tiết những ngày tới</w:t>
+              <w:t>Năng lực số 5.2 CB1a: Nhận biết công cụ số đơn giản như đồng hồ báo thức, lịch hoặc ứng dụng nhắc việc có thể hỗ trợ tự giác học tập, sinh hoạt dưới sự hướng dẫn của người lớn</w:t>
             </w:r>
           </w:p>
         </w:tc>
@@ -6339,7 +6340,7 @@
                 <w:i w:val="0"/>
                 <w:sz w:val="18"/>
               </w:rPr>
-              <w:t>Năng lực số 3.1 CB1a: HS xem bộ ảnh trình diễn và nói được trang phục nào hợp với hoàn cảnh nào</w:t>
+              <w:t>Năng lực số 3.1 CB1b: HS chọn cách giới thiệu sản phẩm/hình ảnh theo chủ điểm bằng phương tiện số đơn giản</w:t>
             </w:r>
           </w:p>
           <w:p>
@@ -8806,20 +8807,7 @@
                 <w:i w:val="0"/>
                 <w:sz w:val="18"/>
               </w:rPr>
-              <w:t>Năng lực số 5.2 CB1a: Sử dụng công cụ số đơn giản để giải quyết nhu cầu cá nhân dưới sự hướng dẫn; biết điện thoại thông minh, bản đồ hoặc định vị có thể hỗ trợ tìm đường, gửi vị trí cho người thân khi gặp sự cố; biết địa chỉ nhà, số điện thoại của bố mẹ và thông tin liên lạc khẩn cấp chỉ dùng để nhờ người tin cậy hỗ trợ, không đăng công khai lên mạng; Tích hợp AI; YCCĐ 2.A1.1: Biết sử dụng công cụ tìm kiếm hoặc bản đồ AI để tìm trợ giúp khi cần</w:t>
-            </w:r>
-          </w:p>
-          <w:p>
-            <w:pPr>
-              <w:spacing w:after="0"/>
-            </w:pPr>
-            <w:r>
-              <w:rPr>
-                <w:b w:val="0"/>
-                <w:i w:val="0"/>
-                <w:sz w:val="18"/>
-              </w:rPr>
-              <w:t>NLS: Năng lực số 4.2 CB1a: Nhận biết cách bảo vệ thông tin định danh cá nhân</w:t>
+              <w:t>Năng lực số 4.2 CB1a: Nhận biết cách sử dụng và chia sẻ thông tin định danh cá nhân an toàn; không chia sẻ địa chỉ nhà, số điện thoại hoặc thông tin cá nhân cho người lạ trên môi trường số</w:t>
             </w:r>
           </w:p>
           <w:p>
@@ -9218,7 +9206,20 @@
                 <w:i w:val="0"/>
                 <w:sz w:val="18"/>
               </w:rPr>
-              <w:t>Năng lực số 4.2 CB1a: Nhận biết cách sử dụng và chia sẻ thông tin định danh cá nhân an toàn; không chia sẻ địa chỉ nhà, số điện thoại hoặc thông tin cá nhân cho người lạ trên môi trường số</w:t>
+              <w:t>Năng lực số 5.2 CB1a: Sử dụng công cụ số đơn giản để giải quyết nhu cầu cá nhân dưới sự hướng dẫn; biết điện thoại thông minh, bản đồ hoặc định vị có thể hỗ trợ tìm đường, gửi vị trí cho người thân khi gặp sự cố; biết địa chỉ nhà, số điện thoại của bố mẹ và thông tin liên lạc khẩn cấp chỉ dùng để nhờ người tin cậy hỗ trợ, không đăng công khai lên mạng; Tích hợp AI; YCCĐ 2.A1.1: Biết sử dụng công cụ tìm kiếm hoặc bản đồ AI để tìm trợ giúp khi cần</w:t>
+            </w:r>
+          </w:p>
+          <w:p>
+            <w:pPr>
+              <w:spacing w:after="0"/>
+            </w:pPr>
+            <w:r>
+              <w:rPr>
+                <w:b w:val="0"/>
+                <w:i w:val="0"/>
+                <w:sz w:val="18"/>
+              </w:rPr>
+              <w:t>NLS: Năng lực số 4.2 CB1a: Nhận biết cách bảo vệ thông tin định danh cá nhân</w:t>
             </w:r>
           </w:p>
           <w:p>
@@ -11236,7 +11237,7 @@
                 <w:i w:val="0"/>
                 <w:sz w:val="18"/>
               </w:rPr>
-              <w:t>Năng lực số 3.1 CB1a: HS chụp ảnh và báo số liệu cho GV ghi vào sổ chăm sóc cây của tổ mình</w:t>
+              <w:t>Năng lực số 3.1 CB1b: HS chọn cách giới thiệu sản phẩm/hình ảnh theo chủ điểm bằng phương tiện số đơn giản</w:t>
             </w:r>
           </w:p>
           <w:p>
@@ -11366,6 +11367,19 @@
                 <w:i w:val="0"/>
                 <w:sz w:val="18"/>
               </w:rPr>
+              <w:t>Năng lực số 3.1 CB1b: HS chọn cách giới thiệu sản phẩm/hình ảnh theo chủ điểm bằng phương tiện số đơn giản</w:t>
+            </w:r>
+          </w:p>
+          <w:p>
+            <w:pPr>
+              <w:spacing w:after="0"/>
+            </w:pPr>
+            <w:r>
+              <w:rPr>
+                <w:b w:val="0"/>
+                <w:i w:val="0"/>
+                <w:sz w:val="18"/>
+              </w:rPr>
               <w:t>KNS: KN ứng phó với tình huống nguy hiểm và tìm kiếm sự trợ giúp.</w:t>
             </w:r>
           </w:p>
@@ -11481,7 +11495,33 @@
                 <w:i w:val="0"/>
                 <w:sz w:val="18"/>
               </w:rPr>
-              <w:t>Năng lực số 5.2 CB1a: Xác định nhu cầu cá nhân và sử dụng công cụ số đơn giản để trình bày kết quả; dưới sự hướng dẫn của GV, HS biết dùng bảng hoặc biểu tượng số đơn giản để trình bày kết quả khảo sát khu vực sạch; chưa sạch</w:t>
+              <w:t>biết thu gom pin cũ, thiết bị điện tử hỏng đúng nơi quy định</w:t>
+            </w:r>
+          </w:p>
+          <w:p>
+            <w:pPr>
+              <w:spacing w:after="0"/>
+            </w:pPr>
+            <w:r>
+              <w:rPr>
+                <w:b w:val="0"/>
+                <w:i w:val="0"/>
+                <w:sz w:val="18"/>
+              </w:rPr>
+              <w:t>GDMT: Năng lực số 4.4 CB1a: Nhận biết tác động của công nghệ số đối với môi trường</w:t>
+            </w:r>
+          </w:p>
+          <w:p>
+            <w:pPr>
+              <w:spacing w:after="0"/>
+            </w:pPr>
+            <w:r>
+              <w:rPr>
+                <w:b w:val="0"/>
+                <w:i w:val="0"/>
+                <w:sz w:val="18"/>
+              </w:rPr>
+              <w:t>NLS: Năng lực số 4.4 CB1a: Nhận biết tác động của công nghệ số đối với môi trường</w:t>
             </w:r>
           </w:p>
         </w:tc>
@@ -11596,20 +11636,7 @@
                 <w:i w:val="0"/>
                 <w:sz w:val="18"/>
               </w:rPr>
-              <w:t>Tích hợp AI; Năng lực số 3.1 CB1a: HS chụp ảnh và báo số liệu cho GV ghi vào sổ chăm sóc cây của tổ mình</w:t>
-            </w:r>
-          </w:p>
-          <w:p>
-            <w:pPr>
-              <w:spacing w:after="0"/>
-            </w:pPr>
-            <w:r>
-              <w:rPr>
-                <w:b w:val="0"/>
-                <w:i w:val="0"/>
-                <w:sz w:val="18"/>
-              </w:rPr>
-              <w:t>GDMT: YCCĐ 2.C3.1: HS biết AI có thể hỗ trợ phân loại rác thải tự động để bảo vệ môi trường</w:t>
+              <w:t>Năng lực số 3.1 CB1a: HS chụp ảnh và báo số liệu cho GV ghi vào sổ chăm sóc cây của tổ mình</w:t>
             </w:r>
           </w:p>
           <w:p>
@@ -11867,33 +11894,7 @@
                 <w:i w:val="0"/>
                 <w:sz w:val="18"/>
               </w:rPr>
-              <w:t>biết thu gom pin cũ, thiết bị điện tử hỏng đúng nơi quy định</w:t>
-            </w:r>
-          </w:p>
-          <w:p>
-            <w:pPr>
-              <w:spacing w:after="0"/>
-            </w:pPr>
-            <w:r>
-              <w:rPr>
-                <w:b w:val="0"/>
-                <w:i w:val="0"/>
-                <w:sz w:val="18"/>
-              </w:rPr>
-              <w:t>GDMT: Năng lực số 4.4 CB1a: Nhận biết tác động của công nghệ số đối với môi trường</w:t>
-            </w:r>
-          </w:p>
-          <w:p>
-            <w:pPr>
-              <w:spacing w:after="0"/>
-            </w:pPr>
-            <w:r>
-              <w:rPr>
-                <w:b w:val="0"/>
-                <w:i w:val="0"/>
-                <w:sz w:val="18"/>
-              </w:rPr>
-              <w:t>NLS: Năng lực số 4.4 CB1a: Nhận biết tác động của công nghệ số đối với môi trường</w:t>
+              <w:t>Tích hợp AI; YCCĐ 2.A1.2: Nhận biết trong nghề nghiệp thực tế, AI có thể hỗ trợ nhưng con người phải giám sát và chịu trách nhiệm; Năng lực số 1.1 CB1b: HS xem phim, gọi tên được một số nghề và nêu đức tính cần có của người làm nghề đó</w:t>
             </w:r>
           </w:p>
           <w:p>
@@ -12021,7 +12022,7 @@
                 <w:i w:val="0"/>
                 <w:sz w:val="18"/>
               </w:rPr>
-              <w:t>Năng lực số 3.1 CB1a: HS chụp ảnh và báo số liệu cho GV ghi vào sổ chăm sóc cây của tổ mình</w:t>
+              <w:t>NLS: Năng lực số 5.2 CB1b: HS đoán đúng tên nghề qua câu đố và tiếng động trong trò chơi</w:t>
             </w:r>
           </w:p>
           <w:p>
@@ -12279,7 +12280,7 @@
                 <w:i w:val="0"/>
                 <w:sz w:val="18"/>
               </w:rPr>
-              <w:t>Tích hợp AI; YCCĐ 2.A1.2: Nhận biết trong nghề nghiệp thực tế, AI có thể hỗ trợ nhưng con người phải giám sát và chịu trách nhiệm; Năng lực số 1.1 CB1b: HS xem phim, gọi tên được một số nghề và nêu đức tính cần có của người làm nghề đó</w:t>
+              <w:t>Năng lực số 1.1 CB1b: HS xem phim, gọi tên được một số nghề và nêu đức tính cần có của người làm nghề đó</w:t>
             </w:r>
           </w:p>
           <w:p>
@@ -12407,7 +12408,7 @@
                 <w:i w:val="0"/>
                 <w:sz w:val="18"/>
               </w:rPr>
-              <w:t>NLS: Năng lực số 5.2 CB1b: HS đoán đúng tên nghề qua câu đố và tiếng động trong trò chơi</w:t>
+              <w:t>NLS: Năng lực số 1.1 CB1b: HS tìm thông tin đơn giản về nghề nghiệp từ nguồn số phù hợp</w:t>
             </w:r>
           </w:p>
           <w:p>
@@ -12665,7 +12666,7 @@
                 <w:i w:val="0"/>
                 <w:sz w:val="18"/>
               </w:rPr>
-              <w:t>Năng lực số 1.1 CB1b: HS xem phim, gọi tên được một số nghề và nêu đức tính cần có của người làm nghề đó</w:t>
+              <w:t>Năng lực số 5.2 CB1a: Xác định nhu cầu cá nhân và sử dụng công cụ số đơn giản để trình bày kết quả; dưới sự hướng dẫn của GV, HS biết dùng bảng hoặc biểu tượng số đơn giản để trình bày kết quả khảo sát khu vực sạch; chưa sạch</w:t>
             </w:r>
           </w:p>
           <w:p>
@@ -12793,7 +12794,7 @@
                 <w:i w:val="0"/>
                 <w:sz w:val="18"/>
               </w:rPr>
-              <w:t>NLS: Năng lực số 5.2 CB1b: HS đoán đúng tên nghề qua câu đố và tiếng động trong trò chơi</w:t>
+              <w:t>NLS: Năng lực số 1.1 CB1b: HS tìm thông tin đơn giản về nghề nghiệp từ nguồn số phù hợp</w:t>
             </w:r>
           </w:p>
           <w:p>

--- a/assets/docs/lop2/Hoat dong trai nghiem - Lop 2.docx
+++ b/assets/docs/lop2/Hoat dong trai nghiem - Lop 2.docx
@@ -752,7 +752,7 @@
                 <w:i w:val="0"/>
                 <w:sz w:val="18"/>
               </w:rPr>
-              <w:t>Năng lực số 2.6 CB1a: HS chọn được ảnh phù hợp để giới thiệu về mình và nói vì sao không đăng ảnh riêng tư; Tích hợp AI; YCCĐ 2.A1.2: HS hiểu AI chỉ mô phỏng, không có cảm xúc thật như con người</w:t>
+              <w:t>Năng lực số 2.6 CB1a: HS chọn được ảnh phù hợp để giới thiệu về mình và nói vì sao không đăng ảnh riêng tư; Tích hợp AI - YCCĐ 2.A1.2: HS hiểu AI chỉ mô phỏng, không có cảm xúc thật như con người</w:t>
             </w:r>
           </w:p>
           <w:p>
@@ -1252,7 +1252,7 @@
                 <w:i w:val="0"/>
                 <w:sz w:val="18"/>
               </w:rPr>
-              <w:t>Tích hợp AI; YCCĐ 2.C3.1: So sánh được cách AI phân loại cảm xúc với cách con người cảm nhận; Năng lực số 1.1 CB1b: HS đọc được biểu đồ sơ kết tuần và nói được tổ mình cần cố gắng điều gì</w:t>
+              <w:t>Tích hợp AI - YCCĐ 2.C3.1: So sánh được cách AI phân loại cảm xúc với cách con người cảm nhận; Năng lực số 1.1 CB1b: HS đọc được biểu đồ sơ kết tuần và nói được tổ mình cần cố gắng điều gì</w:t>
             </w:r>
           </w:p>
         </w:tc>
@@ -1598,7 +1598,7 @@
                 <w:i w:val="0"/>
                 <w:sz w:val="18"/>
               </w:rPr>
-              <w:t>Tích hợp AI; YCCĐ 2.C1.2: Hiểu AI cần “học” từ các ví dụ (dữ liệu) để thực hiện nhiệm vụ; Năng lực số 3.1 CB1a: HS xem triển lãm ảnh sản phẩm của lớp, bình chọn và nói được vì sao mình chọn sản phẩm đó</w:t>
+              <w:t>Tích hợp AI - YCCĐ 2.C1.2: Hiểu AI cần “học” từ các ví dụ (dữ liệu) để thực hiện nhiệm vụ; Năng lực số 3.1 CB1a: HS xem triển lãm ảnh sản phẩm của lớp, bình chọn và nói được vì sao mình chọn sản phẩm đó</w:t>
             </w:r>
           </w:p>
         </w:tc>
@@ -1958,7 +1958,7 @@
                 <w:i w:val="0"/>
                 <w:sz w:val="18"/>
               </w:rPr>
-              <w:t>Tích hợp AI; YCCĐ 2.C1.2: Hiểu AI cần “học” từ các ví dụ (dữ liệu) để thực hiện nhiệm vụ; Năng lực số 3.1 CB1a: HS xem triển lãm ảnh sản phẩm của lớp, bình chọn và nói được vì sao mình chọn sản phẩm đó</w:t>
+              <w:t>Tích hợp AI - YCCĐ 2.C1.2: Hiểu AI cần “học” từ các ví dụ (dữ liệu) để thực hiện nhiệm vụ; Năng lực số 3.1 CB1a: HS xem triển lãm ảnh sản phẩm của lớp, bình chọn và nói được vì sao mình chọn sản phẩm đó</w:t>
             </w:r>
           </w:p>
         </w:tc>
@@ -2304,7 +2304,7 @@
                 <w:i w:val="0"/>
                 <w:sz w:val="18"/>
               </w:rPr>
-              <w:t>Tích hợp AI; YCCĐ 2.D1.1: Hình thành ý tưởng về máy thông minh hỗ trợ các hoạt động lễ hội; Năng lực số 3.1 CB1a: HS xem triển lãm ảnh sản phẩm của lớp, bình chọn và nói được vì sao mình chọn sản phẩm đó</w:t>
+              <w:t>Tích hợp AI - YCCĐ 2.D1.1: Hình thành ý tưởng về máy thông minh hỗ trợ các hoạt động lễ hội; Năng lực số 3.1 CB1a: HS xem triển lãm ảnh sản phẩm của lớp, bình chọn và nói được vì sao mình chọn sản phẩm đó</w:t>
             </w:r>
           </w:p>
         </w:tc>
@@ -2536,20 +2536,7 @@
                 <w:i w:val="0"/>
                 <w:sz w:val="18"/>
               </w:rPr>
-              <w:t>sau, nói được mình đã sắp xếp lại những gì và sẽ giữ gìn thế nào</w:t>
-            </w:r>
-          </w:p>
-          <w:p>
-            <w:pPr>
-              <w:spacing w:after="0"/>
-            </w:pPr>
-            <w:r>
-              <w:rPr>
-                <w:b w:val="0"/>
-                <w:i w:val="0"/>
-                <w:sz w:val="18"/>
-              </w:rPr>
-              <w:t>NLS: Năng lực số 3.1 CB1a: HS xem cặp ảnh trước</w:t>
+              <w:t>Năng lực số 3.1 CB1a: HS xem cặp ảnh trước - sau, nói được mình đã sắp xếp lại những gì và sẽ giữ gìn thế nào</w:t>
             </w:r>
           </w:p>
         </w:tc>
@@ -2664,7 +2651,7 @@
                 <w:i w:val="0"/>
                 <w:sz w:val="18"/>
               </w:rPr>
-              <w:t>Năng lực số 1.3 CB1a: Nhận biết được nơi để sắp xếp dữ liệu, thông tin một cách đơn giản trong môi trường có cấu trúc; Tích hợp AI; YCCĐ 2.A2.1: Nhận biết các thiết bị thông minh (AI) hỗ trợ việc học tập tiện nghi hơn</w:t>
+              <w:t>Năng lực số 1.3 CB1a: Nhận biết được nơi để sắp xếp dữ liệu, thông tin một cách đơn giản trong môi trường có cấu trúc; Tích hợp AI - YCCĐ 2.A2.1: Nhận biết các thiết bị thông minh (AI) hỗ trợ việc học tập tiện nghi hơn</w:t>
             </w:r>
           </w:p>
         </w:tc>
@@ -2896,20 +2883,7 @@
                 <w:i w:val="0"/>
                 <w:sz w:val="18"/>
               </w:rPr>
-              <w:t>sau, nói được mình đã sắp xếp lại những gì và sẽ giữ gìn thế nào</w:t>
-            </w:r>
-          </w:p>
-          <w:p>
-            <w:pPr>
-              <w:spacing w:after="0"/>
-            </w:pPr>
-            <w:r>
-              <w:rPr>
-                <w:b w:val="0"/>
-                <w:i w:val="0"/>
-                <w:sz w:val="18"/>
-              </w:rPr>
-              <w:t>NLS: Năng lực số 3.1 CB1a: HS xem cặp ảnh trước</w:t>
+              <w:t>Năng lực số 3.1 CB1a: HS xem cặp ảnh trước - sau, nói được mình đã sắp xếp lại những gì và sẽ giữ gìn thế nào</w:t>
             </w:r>
           </w:p>
         </w:tc>
@@ -3024,7 +2998,7 @@
                 <w:i w:val="0"/>
                 <w:sz w:val="18"/>
               </w:rPr>
-              <w:t>Tích hợp AI; YCCĐ 2.C3.1: So sánh khả năng phân loại, sắp xếp đồ vật nhanh của AI với vai trò chủ động, trách nhiệm của con người; Năng lực số 5.2 CB1b: HS sắp xếp được sách vở, đồ dùng gọn gàng trong thời gian đồng hồ đếm ngược trên màn hình</w:t>
+              <w:t>Tích hợp AI - YCCĐ 2.C3.1: So sánh khả năng phân loại, sắp xếp đồ vật nhanh của AI với vai trò chủ động, trách nhiệm của con người; Năng lực số 5.2 CB1b: HS sắp xếp được sách vở, đồ dùng gọn gàng trong thời gian đồng hồ đếm ngược trên màn hình</w:t>
             </w:r>
           </w:p>
           <w:p>
@@ -3282,20 +3256,7 @@
                 <w:i w:val="0"/>
                 <w:sz w:val="18"/>
               </w:rPr>
-              <w:t>sau, nói được mình đã sắp xếp lại những gì và sẽ giữ gìn thế nào</w:t>
-            </w:r>
-          </w:p>
-          <w:p>
-            <w:pPr>
-              <w:spacing w:after="0"/>
-            </w:pPr>
-            <w:r>
-              <w:rPr>
-                <w:b w:val="0"/>
-                <w:i w:val="0"/>
-                <w:sz w:val="18"/>
-              </w:rPr>
-              <w:t>NLS: Năng lực số 3.1 CB1a: HS xem cặp ảnh trước</w:t>
+              <w:t>Năng lực số 3.1 CB1a: HS xem cặp ảnh trước - sau, nói được mình đã sắp xếp lại những gì và sẽ giữ gìn thế nào</w:t>
             </w:r>
           </w:p>
           <w:p>
@@ -3423,7 +3384,7 @@
                 <w:i w:val="0"/>
                 <w:sz w:val="18"/>
               </w:rPr>
-              <w:t>Năng lực số 2.3 CB1a: Nhận biết một số dịch vụ số đơn giản như thanh toán bằng mã QR hoặc ví điện tử và biết chỉ sử dụng dưới sự hướng dẫn của người lớn; Tích hợp AI; YCCĐ 2.A2.2: Nhận biết ứng dụng AI hỗ trợ người khiếm thị nhận diện mệnh giá tiền, nhưng con người vẫn phải kiểm tra và bảo đảm an toàn</w:t>
+              <w:t>Năng lực số 2.3 CB1a: Nhận biết một số dịch vụ số đơn giản như thanh toán bằng mã QR hoặc ví điện tử và biết chỉ sử dụng dưới sự hướng dẫn của người lớn; Tích hợp AI - YCCĐ 2.A2.2: Nhận biết ứng dụng AI hỗ trợ người khiếm thị nhận diện mệnh giá tiền, nhưng con người vẫn phải kiểm tra và bảo đảm an toàn</w:t>
             </w:r>
           </w:p>
           <w:p>
@@ -3782,7 +3743,7 @@
                 <w:i w:val="0"/>
                 <w:sz w:val="18"/>
               </w:rPr>
-              <w:t>Tích hợp AI; YCCĐ 2.A1.2: Phân biệt tương tác máy móc và tình bạn chân thành giữa người với người; Năng lực số 3.1 CB1a: HS kể được một việc bạn đã giúp mình để GV ghi vào nhật kí tình bạn của lớp</w:t>
+              <w:t>Tích hợp AI - YCCĐ 2.A1.2: Phân biệt tương tác máy móc và tình bạn chân thành giữa người với người; Năng lực số 3.1 CB1a: HS kể được một việc bạn đã giúp mình để GV ghi vào nhật kí tình bạn của lớp</w:t>
             </w:r>
           </w:p>
           <w:p>
@@ -4142,7 +4103,7 @@
                 <w:i w:val="0"/>
                 <w:sz w:val="18"/>
               </w:rPr>
-              <w:t>Năng lực số 2.3 CB1a: Giao tiếp, hợp tác trong môi trường số bằng hình thức đơn giản, phù hợp; biết lưu lại và báo người lớn khi nhận tin nhắn làm mình buồn; Tích hợp AI; YCCĐ 2.A1.1: Nhận biết AI không thể thay thế con người trong sự thấu cảm và hòa giải</w:t>
+              <w:t>Năng lực số 2.3 CB1a: Giao tiếp, hợp tác trong môi trường số bằng hình thức đơn giản, phù hợp; biết lưu lại và báo người lớn khi nhận tin nhắn làm mình buồn; Tích hợp AI - YCCĐ 2.A1.1: Nhận biết AI không thể thay thế con người trong sự thấu cảm và hòa giải</w:t>
             </w:r>
           </w:p>
           <w:p>
@@ -5119,7 +5080,7 @@
                 <w:i w:val="0"/>
                 <w:sz w:val="18"/>
               </w:rPr>
-              <w:t>Tích hợp AI; YCCĐ 2.A2.1: Biết mục đích của AI là hỗ trợ tiết kiệm thời gian; con người vẫn cần tự lập trong các việc cá nhân để trưởng thành; Năng lực số 5.2 CB1b: HS chọn được cách ứng phó đúng trong từng tình huống và đọc thuộc các số gọi khẩn cấp</w:t>
+              <w:t>Tích hợp AI - YCCĐ 2.A2.1: Biết mục đích của AI là hỗ trợ tiết kiệm thời gian; con người vẫn cần tự lập trong các việc cá nhân để trưởng thành; Năng lực số 5.2 CB1b: HS chọn được cách ứng phó đúng trong từng tình huống và đọc thuộc các số gọi khẩn cấp</w:t>
             </w:r>
           </w:p>
         </w:tc>
@@ -5607,7 +5568,7 @@
                 <w:i w:val="0"/>
                 <w:sz w:val="18"/>
               </w:rPr>
-              <w:t>Tích hợp AI; YCCĐ 2.D1.1: HS nêu được một số vấn đề gần gũi có thể áp dụng AI để hỗ trợ giải quyết; hiểu AI chỉ nhắc nhở, con người vẫn quyết định và chịu trách nhiệm; Năng lực số 5.2 CB1b: HS chọn được cách ứng phó an toàn trong trò đố vui và giải thích được vì sao</w:t>
+              <w:t>Tích hợp AI - YCCĐ 2.D1.1: HS nêu được một số vấn đề gần gũi có thể áp dụng AI để hỗ trợ giải quyết; hiểu AI chỉ nhắc nhở, con người vẫn quyết định và chịu trách nhiệm; Năng lực số 5.2 CB1b: HS chọn được cách ứng phó an toàn trong trò đố vui và giải thích được vì sao</w:t>
             </w:r>
           </w:p>
           <w:p>
@@ -5852,7 +5813,7 @@
                 <w:i w:val="0"/>
                 <w:sz w:val="18"/>
               </w:rPr>
-              <w:t>Tích hợp AI; YCCĐ 2.C3.1: HS biết AI hỗ trợ phân loại, gợi ý trang phục dựa trên dữ liệu; con người phải kiểm tra và quyết định; Năng lực số 1.1 CB1b: HS đọc bản tin thời tiết chiếu trên màn hình và chọn được trang phục, đồ dùng hợp với thời tiết những ngày tới</w:t>
+              <w:t>Tích hợp AI - YCCĐ 2.C3.1: HS biết AI hỗ trợ phân loại, gợi ý trang phục dựa trên dữ liệu; con người phải kiểm tra và quyết định; Năng lực số 1.1 CB1b: HS đọc bản tin thời tiết chiếu trên màn hình và chọn được trang phục, đồ dùng hợp với thời tiết những ngày tới</w:t>
             </w:r>
           </w:p>
         </w:tc>
@@ -6945,7 +6906,7 @@
                 <w:i w:val="0"/>
                 <w:sz w:val="18"/>
               </w:rPr>
-              <w:t>Tích hợp AI; YCCĐ 2.A2.2: HS nhận biết một số thiết bị AI có thể hỗ trợ người thân, đặc biệt người cao tuổi, nhưng không thay thế sự quan tâm của con người; Năng lực số 3.1 CB1a: HS kể được một câu về ngày đáng nhớ của gia đình khi ảnh của mình được chiếu lên</w:t>
+              <w:t>Tích hợp AI - YCCĐ 2.A2.2: HS nhận biết một số thiết bị AI có thể hỗ trợ người thân, đặc biệt người cao tuổi, nhưng không thay thế sự quan tâm của con người; Năng lực số 3.1 CB1a: HS kể được một câu về ngày đáng nhớ của gia đình khi ảnh của mình được chiếu lên</w:t>
             </w:r>
           </w:p>
         </w:tc>
@@ -7689,7 +7650,7 @@
                 <w:i w:val="0"/>
                 <w:sz w:val="18"/>
               </w:rPr>
-              <w:t>Năng lực số 4.2 CB1a: HS xin phép trước khi dùng/chia sẻ ảnh gia đình, không đăng công khai khi chưa được đồng ý; Tích hợp AI; YCCĐ 2.A3.1: HS nhận biết AI có thể ghép ảnh thành video kỉ niệm dựa trên dữ liệu và lựa chọn của con người</w:t>
+              <w:t>Năng lực số 4.2 CB1a: HS xin phép trước khi dùng/chia sẻ ảnh gia đình, không đăng công khai khi chưa được đồng ý; Tích hợp AI - YCCĐ 2.A3.1: HS nhận biết AI có thể ghép ảnh thành video kỉ niệm dựa trên dữ liệu và lựa chọn của con người</w:t>
             </w:r>
           </w:p>
         </w:tc>
@@ -8421,7 +8382,7 @@
                 <w:i w:val="0"/>
                 <w:sz w:val="18"/>
               </w:rPr>
-              <w:t>Tích hợp AI; YCCĐ 2.A2.1: Nhận biết các ứng dụng AI giúp nâng cao sự an toàn cho gia đình như camera AI và cảm biến báo khói; Năng lực số 1.1 CB1b: HS xem hình vi khuẩn, vi rút phóng đại và làm đúng các bước rửa tay theo hình động</w:t>
+              <w:t>Tích hợp AI - YCCĐ 2.A2.1: Nhận biết các ứng dụng AI giúp nâng cao sự an toàn cho gia đình như camera AI và cảm biến báo khói; Năng lực số 1.1 CB1b: HS xem hình vi khuẩn, vi rút phóng đại và làm đúng các bước rửa tay theo hình động</w:t>
             </w:r>
           </w:p>
         </w:tc>
@@ -9206,7 +9167,7 @@
                 <w:i w:val="0"/>
                 <w:sz w:val="18"/>
               </w:rPr>
-              <w:t>Năng lực số 5.2 CB1a: Sử dụng công cụ số đơn giản để giải quyết nhu cầu cá nhân dưới sự hướng dẫn; biết điện thoại thông minh, bản đồ hoặc định vị có thể hỗ trợ tìm đường, gửi vị trí cho người thân khi gặp sự cố; biết địa chỉ nhà, số điện thoại của bố mẹ và thông tin liên lạc khẩn cấp chỉ dùng để nhờ người tin cậy hỗ trợ, không đăng công khai lên mạng; Tích hợp AI; YCCĐ 2.A1.1: Biết sử dụng công cụ tìm kiếm hoặc bản đồ AI để tìm trợ giúp khi cần</w:t>
+              <w:t>Năng lực số 5.2 CB1a: Sử dụng công cụ số đơn giản để giải quyết nhu cầu cá nhân dưới sự hướng dẫn; biết điện thoại thông minh, bản đồ hoặc định vị có thể hỗ trợ tìm đường, gửi vị trí cho người thân khi gặp sự cố; biết địa chỉ nhà, số điện thoại của bố mẹ và thông tin liên lạc khẩn cấp chỉ dùng để nhờ người tin cậy hỗ trợ, không đăng công khai lên mạng; Tích hợp AI - YCCĐ 2.A1.1: Biết sử dụng công cụ tìm kiếm hoặc bản đồ AI để tìm trợ giúp khi cần</w:t>
             </w:r>
           </w:p>
           <w:p>
@@ -10337,7 +10298,7 @@
                 <w:i w:val="0"/>
                 <w:sz w:val="18"/>
               </w:rPr>
-              <w:t>Năng lực số 4.3 CB1a: Nhận biết những công nghệ số góp phần tăng cường thịnh vượng xã hội và sự hòa hợp; biết AI đọc văn bản, kính thông minh, chân tay giả cảm biến có thể hỗ trợ người yếu thế hòa nhập cuộc sống; Tích hợp AI; YCCĐ 2.A2.2: Nhận biết các ứng dụng AI hỗ trợ xóa bỏ rào cản cho người yếu thế</w:t>
+              <w:t>Năng lực số 4.3 CB1a: Nhận biết những công nghệ số góp phần tăng cường thịnh vượng xã hội và sự hòa hợp; biết AI đọc văn bản, kính thông minh, chân tay giả cảm biến có thể hỗ trợ người yếu thế hòa nhập cuộc sống; Tích hợp AI - YCCĐ 2.A2.2: Nhận biết các ứng dụng AI hỗ trợ xóa bỏ rào cản cho người yếu thế</w:t>
             </w:r>
           </w:p>
           <w:p>
@@ -11894,7 +11855,7 @@
                 <w:i w:val="0"/>
                 <w:sz w:val="18"/>
               </w:rPr>
-              <w:t>Tích hợp AI; YCCĐ 2.A1.2: Nhận biết trong nghề nghiệp thực tế, AI có thể hỗ trợ nhưng con người phải giám sát và chịu trách nhiệm; Năng lực số 1.1 CB1b: HS xem phim, gọi tên được một số nghề và nêu đức tính cần có của người làm nghề đó</w:t>
+              <w:t>Tích hợp AI – YCCĐ 2.A1.2: Nhận biết trong nghề nghiệp thực tế, AI có thể hỗ trợ nhưng con người phải giám sát và chịu trách nhiệm; Năng lực số 1.1 CB1b: HS xem phim, gọi tên được một số nghề và nêu đức tính cần có của người làm nghề đó</w:t>
             </w:r>
           </w:p>
           <w:p>
@@ -12666,7 +12627,7 @@
                 <w:i w:val="0"/>
                 <w:sz w:val="18"/>
               </w:rPr>
-              <w:t>Năng lực số 5.2 CB1a: Xác định nhu cầu cá nhân và sử dụng công cụ số đơn giản để trình bày kết quả; dưới sự hướng dẫn của GV, HS biết dùng bảng hoặc biểu tượng số đơn giản để trình bày kết quả khảo sát khu vực sạch; chưa sạch</w:t>
+              <w:t>Năng lực số 5.2 CB1a: Xác định nhu cầu cá nhân và sử dụng công cụ số đơn giản để trình bày kết quả; dưới sự hướng dẫn của GV, HS biết dùng bảng hoặc biểu tượng số đơn giản để trình bày kết quả khảo sát khu vực sạch - chưa sạch</w:t>
             </w:r>
           </w:p>
           <w:p>
@@ -13180,7 +13141,7 @@
                 <w:i w:val="0"/>
                 <w:sz w:val="18"/>
               </w:rPr>
-              <w:t>Tích hợp AI; YCCĐ 2.A1.2: HS biết AI/máy tự động có thể hỗ trợ lao động nhưng có thể sai; con người phải quan sát, kiểm tra và chịu trách nhiệm dừng khi có nguy cơ</w:t>
+              <w:t>Tích hợp AI – YCCĐ 2.A1.2: HS biết AI/máy tự động có thể hỗ trợ lao động nhưng có thể sai; con người phải quan sát, kiểm tra và chịu trách nhiệm dừng khi có nguy cơ</w:t>
             </w:r>
           </w:p>
           <w:p>

--- a/assets/docs/lop2/Hoat dong trai nghiem - Lop 2.docx
+++ b/assets/docs/lop2/Hoat dong trai nghiem - Lop 2.docx
@@ -1958,7 +1958,7 @@
                 <w:i w:val="0"/>
                 <w:sz w:val="18"/>
               </w:rPr>
-              <w:t>Tích hợp AI - YCCĐ 2.C1.2: Hiểu AI cần “học” từ các ví dụ (dữ liệu) để thực hiện nhiệm vụ; Năng lực số 3.1 CB1a: HS xem triển lãm ảnh sản phẩm của lớp, bình chọn và nói được vì sao mình chọn sản phẩm đó</w:t>
+              <w:t>Tích hợp AI - YCCĐ 2.A2.1: Nhận biết các thiết bị AI hỗ trợ giải phóng sức lao động trong gia đình; Năng lực số 3.1 CB1a: HS xem triển lãm ảnh sản phẩm của lớp, bình chọn và nói được vì sao mình chọn sản phẩm đó</w:t>
             </w:r>
           </w:p>
         </w:tc>
@@ -5698,7 +5698,6 @@
                 <w:i w:val="0"/>
                 <w:sz w:val="18"/>
               </w:rPr>
-              <w:t>Năng lực số 3.1 CB1b: HS chọn cách giới thiệu sản phẩm/hình ảnh theo chủ điểm bằng phương tiện số đơn giản</w:t>
             </w:r>
           </w:p>
         </w:tc>
@@ -5813,7 +5812,7 @@
                 <w:i w:val="0"/>
                 <w:sz w:val="18"/>
               </w:rPr>
-              <w:t>Tích hợp AI - YCCĐ 2.C3.1: HS biết AI hỗ trợ phân loại, gợi ý trang phục dựa trên dữ liệu; con người phải kiểm tra và quyết định; Năng lực số 1.1 CB1b: HS đọc bản tin thời tiết chiếu trên màn hình và chọn được trang phục, đồ dùng hợp với thời tiết những ngày tới</w:t>
+              <w:t>Năng lực số 5.2 CB1a: Nhận biết công cụ số đơn giản như đồng hồ báo thức, lịch hoặc ứng dụng nhắc việc có thể hỗ trợ tự giác học tập, sinh hoạt dưới sự hướng dẫn của người lớn</w:t>
             </w:r>
           </w:p>
         </w:tc>
@@ -6186,7 +6185,7 @@
                 <w:i w:val="0"/>
                 <w:sz w:val="18"/>
               </w:rPr>
-              <w:t>Năng lực số 5.2 CB1a: Nhận biết công cụ số đơn giản như đồng hồ báo thức, lịch hoặc ứng dụng nhắc việc có thể hỗ trợ tự giác học tập, sinh hoạt dưới sự hướng dẫn của người lớn</w:t>
+              <w:t>Tích hợp AI - YCCĐ 2.C3.1: HS biết AI hỗ trợ phân loại, gợi ý trang phục dựa trên dữ liệu; con người phải kiểm tra và quyết định; Năng lực số 1.1 CB1b: HS đọc bản tin thời tiết chiếu trên màn hình và chọn được trang phục, đồ dùng hợp với thời tiết những ngày tới</w:t>
             </w:r>
           </w:p>
         </w:tc>
@@ -6301,7 +6300,7 @@
                 <w:i w:val="0"/>
                 <w:sz w:val="18"/>
               </w:rPr>
-              <w:t>Năng lực số 3.1 CB1b: HS chọn cách giới thiệu sản phẩm/hình ảnh theo chủ điểm bằng phương tiện số đơn giản</w:t>
+              <w:t>Năng lực số 3.1 CB1a: HS xem bộ ảnh trình diễn và nói được trang phục nào hợp với hoàn cảnh nào</w:t>
             </w:r>
           </w:p>
           <w:p>
@@ -8768,7 +8767,20 @@
                 <w:i w:val="0"/>
                 <w:sz w:val="18"/>
               </w:rPr>
-              <w:t>Năng lực số 4.2 CB1a: Nhận biết cách sử dụng và chia sẻ thông tin định danh cá nhân an toàn; không chia sẻ địa chỉ nhà, số điện thoại hoặc thông tin cá nhân cho người lạ trên môi trường số</w:t>
+              <w:t>Năng lực số 5.2 CB1a: Sử dụng công cụ số đơn giản để giải quyết nhu cầu cá nhân dưới sự hướng dẫn; biết điện thoại thông minh, bản đồ hoặc định vị có thể hỗ trợ tìm đường, gửi vị trí cho người thân khi gặp sự cố; biết địa chỉ nhà, số điện thoại của bố mẹ và thông tin liên lạc khẩn cấp chỉ dùng để nhờ người tin cậy hỗ trợ, không đăng công khai lên mạng; Tích hợp AI - YCCĐ 2.A1.1: Biết sử dụng công cụ tìm kiếm hoặc bản đồ AI để tìm trợ giúp khi cần</w:t>
+            </w:r>
+          </w:p>
+          <w:p>
+            <w:pPr>
+              <w:spacing w:after="0"/>
+            </w:pPr>
+            <w:r>
+              <w:rPr>
+                <w:b w:val="0"/>
+                <w:i w:val="0"/>
+                <w:sz w:val="18"/>
+              </w:rPr>
+              <w:t>NLS: Năng lực số 4.2 CB1a: Nhận biết cách bảo vệ thông tin định danh cá nhân</w:t>
             </w:r>
           </w:p>
           <w:p>
@@ -9167,20 +9179,7 @@
                 <w:i w:val="0"/>
                 <w:sz w:val="18"/>
               </w:rPr>
-              <w:t>Năng lực số 5.2 CB1a: Sử dụng công cụ số đơn giản để giải quyết nhu cầu cá nhân dưới sự hướng dẫn; biết điện thoại thông minh, bản đồ hoặc định vị có thể hỗ trợ tìm đường, gửi vị trí cho người thân khi gặp sự cố; biết địa chỉ nhà, số điện thoại của bố mẹ và thông tin liên lạc khẩn cấp chỉ dùng để nhờ người tin cậy hỗ trợ, không đăng công khai lên mạng; Tích hợp AI - YCCĐ 2.A1.1: Biết sử dụng công cụ tìm kiếm hoặc bản đồ AI để tìm trợ giúp khi cần</w:t>
-            </w:r>
-          </w:p>
-          <w:p>
-            <w:pPr>
-              <w:spacing w:after="0"/>
-            </w:pPr>
-            <w:r>
-              <w:rPr>
-                <w:b w:val="0"/>
-                <w:i w:val="0"/>
-                <w:sz w:val="18"/>
-              </w:rPr>
-              <w:t>NLS: Năng lực số 4.2 CB1a: Nhận biết cách bảo vệ thông tin định danh cá nhân</w:t>
+              <w:t>Năng lực số 4.2 CB1a: Nhận biết cách sử dụng và chia sẻ thông tin định danh cá nhân an toàn; không chia sẻ địa chỉ nhà, số điện thoại hoặc thông tin cá nhân cho người lạ trên môi trường số</w:t>
             </w:r>
           </w:p>
           <w:p>
@@ -11198,7 +11197,7 @@
                 <w:i w:val="0"/>
                 <w:sz w:val="18"/>
               </w:rPr>
-              <w:t>Năng lực số 3.1 CB1b: HS chọn cách giới thiệu sản phẩm/hình ảnh theo chủ điểm bằng phương tiện số đơn giản</w:t>
+              <w:t>Năng lực số 3.1 CB1a: HS chụp ảnh và báo số liệu cho GV ghi vào sổ chăm sóc cây của tổ mình</w:t>
             </w:r>
           </w:p>
           <w:p>
@@ -11328,19 +11327,6 @@
                 <w:i w:val="0"/>
                 <w:sz w:val="18"/>
               </w:rPr>
-              <w:t>Năng lực số 3.1 CB1b: HS chọn cách giới thiệu sản phẩm/hình ảnh theo chủ điểm bằng phương tiện số đơn giản</w:t>
-            </w:r>
-          </w:p>
-          <w:p>
-            <w:pPr>
-              <w:spacing w:after="0"/>
-            </w:pPr>
-            <w:r>
-              <w:rPr>
-                <w:b w:val="0"/>
-                <w:i w:val="0"/>
-                <w:sz w:val="18"/>
-              </w:rPr>
               <w:t>KNS: KN ứng phó với tình huống nguy hiểm và tìm kiếm sự trợ giúp.</w:t>
             </w:r>
           </w:p>
@@ -11456,33 +11442,7 @@
                 <w:i w:val="0"/>
                 <w:sz w:val="18"/>
               </w:rPr>
-              <w:t>biết thu gom pin cũ, thiết bị điện tử hỏng đúng nơi quy định</w:t>
-            </w:r>
-          </w:p>
-          <w:p>
-            <w:pPr>
-              <w:spacing w:after="0"/>
-            </w:pPr>
-            <w:r>
-              <w:rPr>
-                <w:b w:val="0"/>
-                <w:i w:val="0"/>
-                <w:sz w:val="18"/>
-              </w:rPr>
-              <w:t>GDMT: Năng lực số 4.4 CB1a: Nhận biết tác động của công nghệ số đối với môi trường</w:t>
-            </w:r>
-          </w:p>
-          <w:p>
-            <w:pPr>
-              <w:spacing w:after="0"/>
-            </w:pPr>
-            <w:r>
-              <w:rPr>
-                <w:b w:val="0"/>
-                <w:i w:val="0"/>
-                <w:sz w:val="18"/>
-              </w:rPr>
-              <w:t>NLS: Năng lực số 4.4 CB1a: Nhận biết tác động của công nghệ số đối với môi trường</w:t>
+              <w:t>Năng lực số 5.2 CB1a: Xác định nhu cầu cá nhân và sử dụng công cụ số đơn giản để trình bày kết quả; dưới sự hướng dẫn của GV, HS biết dùng bảng hoặc biểu tượng số đơn giản để trình bày kết quả khảo sát khu vực sạch - chưa sạch</w:t>
             </w:r>
           </w:p>
         </w:tc>
@@ -11597,7 +11557,7 @@
                 <w:i w:val="0"/>
                 <w:sz w:val="18"/>
               </w:rPr>
-              <w:t>Năng lực số 3.1 CB1a: HS chụp ảnh và báo số liệu cho GV ghi vào sổ chăm sóc cây của tổ mình</w:t>
+              <w:t>Tích hợp AI - YCCĐ 2.C3.1: HS biết AI có thể hỗ trợ phân loại rác thải tự động để bảo vệ môi trường; Năng lực số 3.1 CB1a: HS chụp ảnh và báo số liệu cho GV ghi vào sổ chăm sóc cây của tổ mình</w:t>
             </w:r>
           </w:p>
           <w:p>
@@ -11855,7 +11815,33 @@
                 <w:i w:val="0"/>
                 <w:sz w:val="18"/>
               </w:rPr>
-              <w:t>Tích hợp AI – YCCĐ 2.A1.2: Nhận biết trong nghề nghiệp thực tế, AI có thể hỗ trợ nhưng con người phải giám sát và chịu trách nhiệm; Năng lực số 1.1 CB1b: HS xem phim, gọi tên được một số nghề và nêu đức tính cần có của người làm nghề đó</w:t>
+              <w:t>biết thu gom pin cũ, thiết bị điện tử hỏng đúng nơi quy định</w:t>
+            </w:r>
+          </w:p>
+          <w:p>
+            <w:pPr>
+              <w:spacing w:after="0"/>
+            </w:pPr>
+            <w:r>
+              <w:rPr>
+                <w:b w:val="0"/>
+                <w:i w:val="0"/>
+                <w:sz w:val="18"/>
+              </w:rPr>
+              <w:t>GDMT: Năng lực số 4.4 CB1a: Nhận biết tác động của công nghệ số đối với môi trường</w:t>
+            </w:r>
+          </w:p>
+          <w:p>
+            <w:pPr>
+              <w:spacing w:after="0"/>
+            </w:pPr>
+            <w:r>
+              <w:rPr>
+                <w:b w:val="0"/>
+                <w:i w:val="0"/>
+                <w:sz w:val="18"/>
+              </w:rPr>
+              <w:t>NLS: Năng lực số 4.4 CB1a: Nhận biết tác động của công nghệ số đối với môi trường</w:t>
             </w:r>
           </w:p>
           <w:p>
@@ -11983,7 +11969,7 @@
                 <w:i w:val="0"/>
                 <w:sz w:val="18"/>
               </w:rPr>
-              <w:t>NLS: Năng lực số 5.2 CB1b: HS đoán đúng tên nghề qua câu đố và tiếng động trong trò chơi</w:t>
+              <w:t>Năng lực số 3.1 CB1a: HS chụp ảnh và báo số liệu cho GV ghi vào sổ chăm sóc cây của tổ mình</w:t>
             </w:r>
           </w:p>
           <w:p>
@@ -12241,7 +12227,7 @@
                 <w:i w:val="0"/>
                 <w:sz w:val="18"/>
               </w:rPr>
-              <w:t>Năng lực số 1.1 CB1b: HS xem phim, gọi tên được một số nghề và nêu đức tính cần có của người làm nghề đó</w:t>
+              <w:t>Tích hợp AI – YCCĐ 2.A1.2: Nhận biết trong nghề nghiệp thực tế, AI có thể hỗ trợ nhưng con người phải giám sát và chịu trách nhiệm; Năng lực số 1.1 CB1b: HS xem phim, gọi tên được một số nghề và nêu đức tính cần có của người làm nghề đó</w:t>
             </w:r>
           </w:p>
           <w:p>
@@ -12369,7 +12355,7 @@
                 <w:i w:val="0"/>
                 <w:sz w:val="18"/>
               </w:rPr>
-              <w:t>NLS: Năng lực số 1.1 CB1b: HS tìm thông tin đơn giản về nghề nghiệp từ nguồn số phù hợp</w:t>
+              <w:t>NLS: Năng lực số 5.2 CB1b: HS đoán đúng tên nghề qua câu đố và tiếng động trong trò chơi</w:t>
             </w:r>
           </w:p>
           <w:p>
@@ -12627,7 +12613,7 @@
                 <w:i w:val="0"/>
                 <w:sz w:val="18"/>
               </w:rPr>
-              <w:t>Năng lực số 5.2 CB1a: Xác định nhu cầu cá nhân và sử dụng công cụ số đơn giản để trình bày kết quả; dưới sự hướng dẫn của GV, HS biết dùng bảng hoặc biểu tượng số đơn giản để trình bày kết quả khảo sát khu vực sạch - chưa sạch</w:t>
+              <w:t>Năng lực số 1.1 CB1b: HS xem phim, gọi tên được một số nghề và nêu đức tính cần có của người làm nghề đó</w:t>
             </w:r>
           </w:p>
           <w:p>
@@ -12755,7 +12741,7 @@
                 <w:i w:val="0"/>
                 <w:sz w:val="18"/>
               </w:rPr>
-              <w:t>NLS: Năng lực số 1.1 CB1b: HS tìm thông tin đơn giản về nghề nghiệp từ nguồn số phù hợp</w:t>
+              <w:t>NLS: Năng lực số 5.2 CB1b: HS đoán đúng tên nghề qua câu đố và tiếng động trong trò chơi</w:t>
             </w:r>
           </w:p>
           <w:p>

--- a/assets/docs/lop2/Hoat dong trai nghiem - Lop 2.docx
+++ b/assets/docs/lop2/Hoat dong trai nghiem - Lop 2.docx
@@ -566,7 +566,7 @@
                 <w:i w:val="0"/>
                 <w:sz w:val="20"/>
               </w:rPr>
-              <w:t>Chủ đề: KHÁM PHÁ BẢN THÂN</w:t>
+              <w:t>Chủ đề: Khám phá bản thân</w:t>
             </w:r>
           </w:p>
         </w:tc>
@@ -965,7 +965,7 @@
                 <w:i w:val="0"/>
                 <w:sz w:val="20"/>
               </w:rPr>
-              <w:t>Chủ đề: KHÁM PHÁ BẢN THÂN</w:t>
+              <w:t>Chủ đề: Khám phá bản thân</w:t>
             </w:r>
           </w:p>
         </w:tc>
@@ -1311,7 +1311,7 @@
                 <w:i w:val="0"/>
                 <w:sz w:val="20"/>
               </w:rPr>
-              <w:t>Chủ đề: KHÁM PHÁ BẢN THÂN</w:t>
+              <w:t>Chủ đề: Khám phá bản thân</w:t>
             </w:r>
           </w:p>
         </w:tc>
@@ -1657,7 +1657,7 @@
                 <w:i w:val="0"/>
                 <w:sz w:val="20"/>
               </w:rPr>
-              <w:t>Chủ đề: KHÁM PHÁ BẢN THÂN</w:t>
+              <w:t>Chủ đề: Khám phá bản thân</w:t>
             </w:r>
           </w:p>
         </w:tc>
@@ -2017,7 +2017,7 @@
                 <w:i w:val="0"/>
                 <w:sz w:val="20"/>
               </w:rPr>
-              <w:t>Chủ đề: KHÁM PHÁ BẢN THÂN</w:t>
+              <w:t>Chủ đề: Khám phá bản thân</w:t>
             </w:r>
           </w:p>
         </w:tc>
@@ -2363,7 +2363,7 @@
                 <w:i w:val="0"/>
                 <w:sz w:val="20"/>
               </w:rPr>
-              <w:t>Chủ đề: KHÁM PHÁ BẢN THÂN</w:t>
+              <w:t>Chủ đề: Khám phá bản thân</w:t>
             </w:r>
           </w:p>
         </w:tc>
@@ -6732,7 +6732,7 @@
                 <w:i w:val="0"/>
                 <w:sz w:val="20"/>
               </w:rPr>
-              <w:t>Chủ đề: GIA ĐÌNH THÂN THƯƠNG</w:t>
+              <w:t>Chủ đề: Gia đình thân thương</w:t>
             </w:r>
           </w:p>
         </w:tc>
@@ -10497,7 +10497,7 @@
                 <w:i w:val="0"/>
                 <w:sz w:val="20"/>
               </w:rPr>
-              <w:t>Chủ đề: MÔI TRƯỜNG QUANH EM</w:t>
+              <w:t>Chủ đề: Môi trường quanh em</w:t>
             </w:r>
           </w:p>
         </w:tc>
@@ -10883,7 +10883,7 @@
                 <w:i w:val="0"/>
                 <w:sz w:val="20"/>
               </w:rPr>
-              <w:t>Chủ đề: MÔI TRƯỜNG QUANH EM</w:t>
+              <w:t>Chủ đề: Môi trường quanh em</w:t>
             </w:r>
           </w:p>
         </w:tc>
@@ -11269,7 +11269,7 @@
                 <w:i w:val="0"/>
                 <w:sz w:val="20"/>
               </w:rPr>
-              <w:t>Chủ đề: MÔI TRƯỜNG QUANH EM</w:t>
+              <w:t>Chủ đề: Môi trường quanh em</w:t>
             </w:r>
           </w:p>
         </w:tc>
@@ -11629,7 +11629,7 @@
                 <w:i w:val="0"/>
                 <w:sz w:val="20"/>
               </w:rPr>
-              <w:t>Chủ đề: MÔI TRƯỜNG QUANH EM</w:t>
+              <w:t>Chủ đề: Môi trường quanh em</w:t>
             </w:r>
           </w:p>
         </w:tc>
@@ -12041,7 +12041,7 @@
                 <w:i w:val="0"/>
                 <w:sz w:val="20"/>
               </w:rPr>
-              <w:t>Chủ đề: MÔI TRƯỜNG QUANH EM</w:t>
+              <w:t>Chủ đề: Môi trường quanh em</w:t>
             </w:r>
           </w:p>
         </w:tc>
@@ -12427,7 +12427,7 @@
                 <w:i w:val="0"/>
                 <w:sz w:val="20"/>
               </w:rPr>
-              <w:t>Chủ đề: MÔI TRƯỜNG QUANH EM</w:t>
+              <w:t>Chủ đề: Môi trường quanh em</w:t>
             </w:r>
           </w:p>
         </w:tc>
